--- a/Knowledge/3-Work knowledge/1-Software Engineering/2-Testing/5-My Source/1-ISTQB Foundation Level/1-Testing terms/15-User Story, Collaborative User Story Writing and Backlog Refinement Sessions.docx
+++ b/Knowledge/3-Work knowledge/1-Software Engineering/2-Testing/5-My Source/1-ISTQB Foundation Level/1-Testing terms/15-User Story, Collaborative User Story Writing and Backlog Refinement Sessions.docx
@@ -44,51 +44,77 @@
       </w:pPr>
       <w:r>
         <w:rPr>
-          <w:b/>
-          <w:shd w:val="clear" w:color="auto" w:fill="B7B7B7"/>
-        </w:rPr>
-        <w:t># Source</w:t>
-      </w:r>
-      <w:r>
-        <w:rPr>
-          <w:shd w:val="clear" w:color="auto" w:fill="B7B7B7"/>
-        </w:rPr>
-        <w:t xml:space="preserve">: </w:t>
-      </w:r>
-      <w:r>
-        <w:rPr>
-          <w:b/>
-          <w:shd w:val="clear" w:color="auto" w:fill="B7B7B7"/>
-        </w:rPr>
-        <w:t xml:space="preserve">Chatgpt </w:t>
-      </w:r>
-      <w:r>
-        <w:rPr>
-          <w:b/>
-          <w:sz w:val="14"/>
-          <w:szCs w:val="14"/>
-          <w:shd w:val="clear" w:color="auto" w:fill="B7B7B7"/>
-        </w:rPr>
-        <w:t>(GPT</w:t>
-      </w:r>
-      <w:r>
-        <w:rPr>
-          <w:rFonts w:ascii="Cambria Math" w:hAnsi="Cambria Math" w:cs="Cambria Math"/>
-          <w:b/>
-          <w:sz w:val="14"/>
-          <w:szCs w:val="14"/>
-          <w:shd w:val="clear" w:color="auto" w:fill="B7B7B7"/>
+          <w:rFonts w:ascii="Arial" w:eastAsia="Arial" w:hAnsi="Arial" w:cs="Arial"/>
+          <w:b/>
+          <w:color w:val="000000"/>
+          <w:sz w:val="18"/>
+          <w:highlight w:val="lightGray"/>
+        </w:rPr>
+        <w:t># Source: AI Source: Provided by: [Data Path</w:t>
+      </w:r>
+      <w:r>
+        <w:rPr>
+          <w:rFonts w:ascii="Arial" w:eastAsia="Arial" w:hAnsi="Arial" w:cs="Arial"/>
+          <w:color w:val="000000"/>
+          <w:sz w:val="18"/>
+          <w:highlight w:val="lightGray"/>
+        </w:rPr>
+        <w:t xml:space="preserve">: Persons Table -&gt; ID Column: 1, Name_En Column: Motasem Essam] -&gt; </w:t>
+      </w:r>
+      <w:r>
+        <w:rPr>
+          <w:rFonts w:ascii="Arial" w:eastAsia="Arial" w:hAnsi="Arial" w:cs="Arial"/>
+          <w:b/>
+          <w:color w:val="000000"/>
+          <w:sz w:val="18"/>
+          <w:highlight w:val="lightGray"/>
+        </w:rPr>
+        <w:t>From:</w:t>
+      </w:r>
+      <w:r>
+        <w:rPr>
+          <w:rFonts w:ascii="Arial" w:eastAsia="Arial" w:hAnsi="Arial" w:cs="Arial"/>
+          <w:color w:val="000000"/>
+          <w:sz w:val="18"/>
+          <w:highlight w:val="lightGray"/>
+        </w:rPr>
+        <w:t xml:space="preserve"> [Chatgpt (GPT</w:t>
+      </w:r>
+      <w:r>
+        <w:rPr>
+          <w:rFonts w:ascii="Arial" w:eastAsia="Arial" w:hAnsi="Arial" w:cs="Cambria Math"/>
+          <w:color w:val="000000"/>
+          <w:sz w:val="18"/>
+          <w:highlight w:val="lightGray"/>
         </w:rPr>
         <w:t>‑</w:t>
       </w:r>
       <w:r>
         <w:rPr>
-          <w:b/>
-          <w:sz w:val="14"/>
-          <w:szCs w:val="14"/>
-          <w:shd w:val="clear" w:color="auto" w:fill="B7B7B7"/>
-        </w:rPr>
-        <w:t>5 Mini) at [8/17/2025]</w:t>
+          <w:rFonts w:ascii="Arial" w:eastAsia="Arial" w:hAnsi="Arial" w:cs="Arial"/>
+          <w:color w:val="000000"/>
+          <w:sz w:val="18"/>
+          <w:highlight w:val="lightGray"/>
+        </w:rPr>
+        <w:t xml:space="preserve">5 Mini)] </w:t>
+      </w:r>
+      <w:r>
+        <w:rPr>
+          <w:rFonts w:ascii="Arial" w:eastAsia="Arial" w:hAnsi="Arial" w:cs="Arial"/>
+          <w:b/>
+          <w:color w:val="000000"/>
+          <w:sz w:val="18"/>
+          <w:highlight w:val="lightGray"/>
+        </w:rPr>
+        <w:t>on</w:t>
+      </w:r>
+      <w:r>
+        <w:rPr>
+          <w:rFonts w:ascii="Arial" w:eastAsia="Arial" w:hAnsi="Arial"/>
+          <w:sz w:val="18"/>
+          <w:highlight w:val="lightGray"/>
+        </w:rPr>
+        <w:t xml:space="preserve"> [8/17/2025]</w:t>
       </w:r>
     </w:p>
     <w:p>
@@ -164,7 +190,7 @@
           <w:ilvl w:val="0"/>
           <w:numId w:val="11"/>
         </w:numPr>
-        <w:spacing w:before="240"/>
+        <w:spacing w:before="240" w:after="0" w:line="276" w:lineRule="auto"/>
       </w:pPr>
       <w:r>
         <w:rPr>
@@ -192,6 +218,7 @@
           <w:ilvl w:val="0"/>
           <w:numId w:val="11"/>
         </w:numPr>
+        <w:spacing w:after="0" w:line="276" w:lineRule="auto"/>
       </w:pPr>
       <w:r>
         <w:rPr>
@@ -219,7 +246,7 @@
           <w:ilvl w:val="0"/>
           <w:numId w:val="11"/>
         </w:numPr>
-        <w:spacing w:after="240"/>
+        <w:spacing w:after="240" w:line="276" w:lineRule="auto"/>
       </w:pPr>
       <w:r>
         <w:rPr>
@@ -243,7 +270,7 @@
     </w:p>
     <w:p>
       <w:r>
-        <w:pict w14:anchorId="12662EF5">
+        <w:pict w14:anchorId="47C247D9">
           <v:rect id="_x0000_i1025" style="width:0;height:1.5pt" o:hralign="center" o:hrstd="t" o:hr="t" fillcolor="#a0a0a0" stroked="f"/>
         </w:pict>
       </w:r>
@@ -266,51 +293,77 @@
       </w:pPr>
       <w:r>
         <w:rPr>
-          <w:b/>
-          <w:shd w:val="clear" w:color="auto" w:fill="B7B7B7"/>
-        </w:rPr>
-        <w:t># Source</w:t>
-      </w:r>
-      <w:r>
-        <w:rPr>
-          <w:shd w:val="clear" w:color="auto" w:fill="B7B7B7"/>
-        </w:rPr>
-        <w:t xml:space="preserve">: </w:t>
-      </w:r>
-      <w:r>
-        <w:rPr>
-          <w:b/>
-          <w:shd w:val="clear" w:color="auto" w:fill="B7B7B7"/>
-        </w:rPr>
-        <w:t xml:space="preserve">Chatgpt </w:t>
-      </w:r>
-      <w:r>
-        <w:rPr>
-          <w:b/>
-          <w:sz w:val="14"/>
-          <w:szCs w:val="14"/>
-          <w:shd w:val="clear" w:color="auto" w:fill="B7B7B7"/>
-        </w:rPr>
-        <w:t>(GPT</w:t>
-      </w:r>
-      <w:r>
-        <w:rPr>
-          <w:rFonts w:ascii="Cambria Math" w:hAnsi="Cambria Math" w:cs="Cambria Math"/>
-          <w:b/>
-          <w:sz w:val="14"/>
-          <w:szCs w:val="14"/>
-          <w:shd w:val="clear" w:color="auto" w:fill="B7B7B7"/>
+          <w:rFonts w:ascii="Arial" w:eastAsia="Arial" w:hAnsi="Arial" w:cs="Arial"/>
+          <w:b/>
+          <w:color w:val="000000"/>
+          <w:sz w:val="18"/>
+          <w:highlight w:val="lightGray"/>
+        </w:rPr>
+        <w:t># Source: AI Source: Provided by: [Data Path</w:t>
+      </w:r>
+      <w:r>
+        <w:rPr>
+          <w:rFonts w:ascii="Arial" w:eastAsia="Arial" w:hAnsi="Arial" w:cs="Arial"/>
+          <w:color w:val="000000"/>
+          <w:sz w:val="18"/>
+          <w:highlight w:val="lightGray"/>
+        </w:rPr>
+        <w:t xml:space="preserve">: Persons Table -&gt; ID Column: 1, Name_En Column: Motasem Essam] -&gt; </w:t>
+      </w:r>
+      <w:r>
+        <w:rPr>
+          <w:rFonts w:ascii="Arial" w:eastAsia="Arial" w:hAnsi="Arial" w:cs="Arial"/>
+          <w:b/>
+          <w:color w:val="000000"/>
+          <w:sz w:val="18"/>
+          <w:highlight w:val="lightGray"/>
+        </w:rPr>
+        <w:t>From:</w:t>
+      </w:r>
+      <w:r>
+        <w:rPr>
+          <w:rFonts w:ascii="Arial" w:eastAsia="Arial" w:hAnsi="Arial" w:cs="Arial"/>
+          <w:color w:val="000000"/>
+          <w:sz w:val="18"/>
+          <w:highlight w:val="lightGray"/>
+        </w:rPr>
+        <w:t xml:space="preserve"> [Chatgpt (GPT</w:t>
+      </w:r>
+      <w:r>
+        <w:rPr>
+          <w:rFonts w:ascii="Arial" w:eastAsia="Arial" w:hAnsi="Arial" w:cs="Cambria Math"/>
+          <w:color w:val="000000"/>
+          <w:sz w:val="18"/>
+          <w:highlight w:val="lightGray"/>
         </w:rPr>
         <w:t>‑</w:t>
       </w:r>
       <w:r>
         <w:rPr>
-          <w:b/>
-          <w:sz w:val="14"/>
-          <w:szCs w:val="14"/>
-          <w:shd w:val="clear" w:color="auto" w:fill="B7B7B7"/>
-        </w:rPr>
-        <w:t>5 Mini) at [8/17/2025]</w:t>
+          <w:rFonts w:ascii="Arial" w:eastAsia="Arial" w:hAnsi="Arial" w:cs="Arial"/>
+          <w:color w:val="000000"/>
+          <w:sz w:val="18"/>
+          <w:highlight w:val="lightGray"/>
+        </w:rPr>
+        <w:t xml:space="preserve">5 Mini)] </w:t>
+      </w:r>
+      <w:r>
+        <w:rPr>
+          <w:rFonts w:ascii="Arial" w:eastAsia="Arial" w:hAnsi="Arial" w:cs="Arial"/>
+          <w:b/>
+          <w:color w:val="000000"/>
+          <w:sz w:val="18"/>
+          <w:highlight w:val="lightGray"/>
+        </w:rPr>
+        <w:t>on</w:t>
+      </w:r>
+      <w:r>
+        <w:rPr>
+          <w:rFonts w:ascii="Arial" w:eastAsia="Arial" w:hAnsi="Arial"/>
+          <w:sz w:val="18"/>
+          <w:highlight w:val="lightGray"/>
+        </w:rPr>
+        <w:t xml:space="preserve"> [8/17/2025]</w:t>
       </w:r>
     </w:p>
     <w:p>
@@ -319,7 +372,7 @@
           <w:noProof/>
         </w:rPr>
         <w:drawing>
-          <wp:inline distT="114300" distB="114300" distL="114300" distR="114300" wp14:anchorId="49DA4988" wp14:editId="5643D3E0">
+          <wp:inline distT="114300" distB="114300" distL="114300" distR="114300" wp14:anchorId="32F86052" wp14:editId="7D93ED72">
             <wp:extent cx="5943600" cy="1079500"/>
             <wp:effectExtent l="0" t="0" r="0" b="0"/>
             <wp:docPr id="2" name="image1.png"/>
@@ -421,7 +474,7 @@
           <w:ilvl w:val="0"/>
           <w:numId w:val="8"/>
         </w:numPr>
-        <w:spacing w:before="240"/>
+        <w:spacing w:before="240" w:after="0" w:line="276" w:lineRule="auto"/>
       </w:pPr>
       <w:r>
         <w:rPr>
@@ -449,13 +502,13 @@
           <w:ilvl w:val="0"/>
           <w:numId w:val="8"/>
         </w:numPr>
-      </w:pPr>
-      <w:r>
-        <w:rPr>
-          <w:rFonts w:ascii="Roboto Mono" w:eastAsia="Roboto Mono" w:hAnsi="Roboto Mono" w:cs="Roboto Mono"/>
-          <w:b/>
-        </w:rPr>
-        <w:lastRenderedPageBreak/>
+        <w:spacing w:after="0" w:line="276" w:lineRule="auto"/>
+      </w:pPr>
+      <w:r>
+        <w:rPr>
+          <w:rFonts w:ascii="Roboto Mono" w:eastAsia="Roboto Mono" w:hAnsi="Roboto Mono" w:cs="Roboto Mono"/>
+          <w:b/>
+        </w:rPr>
         <w:t>I want</w:t>
       </w:r>
       <w:r>
@@ -477,7 +530,7 @@
           <w:ilvl w:val="0"/>
           <w:numId w:val="8"/>
         </w:numPr>
-        <w:spacing w:after="240"/>
+        <w:spacing w:after="240" w:line="276" w:lineRule="auto"/>
       </w:pPr>
       <w:r>
         <w:rPr>
@@ -498,7 +551,7 @@
     </w:p>
     <w:p>
       <w:r>
-        <w:pict w14:anchorId="75242EF0">
+        <w:pict w14:anchorId="034B2781">
           <v:rect id="_x0000_i1026" style="width:0;height:1.5pt" o:hralign="center" o:hrstd="t" o:hr="t" fillcolor="#a0a0a0" stroked="f"/>
         </w:pict>
       </w:r>
@@ -521,51 +574,77 @@
       </w:pPr>
       <w:r>
         <w:rPr>
-          <w:b/>
-          <w:shd w:val="clear" w:color="auto" w:fill="B7B7B7"/>
-        </w:rPr>
-        <w:t># Source</w:t>
-      </w:r>
-      <w:r>
-        <w:rPr>
-          <w:shd w:val="clear" w:color="auto" w:fill="B7B7B7"/>
-        </w:rPr>
-        <w:t xml:space="preserve">: </w:t>
-      </w:r>
-      <w:r>
-        <w:rPr>
-          <w:b/>
-          <w:shd w:val="clear" w:color="auto" w:fill="B7B7B7"/>
-        </w:rPr>
-        <w:t xml:space="preserve">Chatgpt </w:t>
-      </w:r>
-      <w:r>
-        <w:rPr>
-          <w:b/>
-          <w:sz w:val="14"/>
-          <w:szCs w:val="14"/>
-          <w:shd w:val="clear" w:color="auto" w:fill="B7B7B7"/>
-        </w:rPr>
-        <w:t>(GPT</w:t>
-      </w:r>
-      <w:r>
-        <w:rPr>
-          <w:rFonts w:ascii="Cambria Math" w:hAnsi="Cambria Math" w:cs="Cambria Math"/>
-          <w:b/>
-          <w:sz w:val="14"/>
-          <w:szCs w:val="14"/>
-          <w:shd w:val="clear" w:color="auto" w:fill="B7B7B7"/>
+          <w:rFonts w:ascii="Arial" w:eastAsia="Arial" w:hAnsi="Arial" w:cs="Arial"/>
+          <w:b/>
+          <w:color w:val="000000"/>
+          <w:sz w:val="18"/>
+          <w:highlight w:val="lightGray"/>
+        </w:rPr>
+        <w:t># Source: AI Source: Provided by: [Data Path</w:t>
+      </w:r>
+      <w:r>
+        <w:rPr>
+          <w:rFonts w:ascii="Arial" w:eastAsia="Arial" w:hAnsi="Arial" w:cs="Arial"/>
+          <w:color w:val="000000"/>
+          <w:sz w:val="18"/>
+          <w:highlight w:val="lightGray"/>
+        </w:rPr>
+        <w:t xml:space="preserve">: Persons Table -&gt; ID Column: 1, Name_En Column: Motasem Essam] -&gt; </w:t>
+      </w:r>
+      <w:r>
+        <w:rPr>
+          <w:rFonts w:ascii="Arial" w:eastAsia="Arial" w:hAnsi="Arial" w:cs="Arial"/>
+          <w:b/>
+          <w:color w:val="000000"/>
+          <w:sz w:val="18"/>
+          <w:highlight w:val="lightGray"/>
+        </w:rPr>
+        <w:t>From:</w:t>
+      </w:r>
+      <w:r>
+        <w:rPr>
+          <w:rFonts w:ascii="Arial" w:eastAsia="Arial" w:hAnsi="Arial" w:cs="Arial"/>
+          <w:color w:val="000000"/>
+          <w:sz w:val="18"/>
+          <w:highlight w:val="lightGray"/>
+        </w:rPr>
+        <w:t xml:space="preserve"> [Chatgpt (GPT</w:t>
+      </w:r>
+      <w:r>
+        <w:rPr>
+          <w:rFonts w:ascii="Arial" w:eastAsia="Arial" w:hAnsi="Arial" w:cs="Cambria Math"/>
+          <w:color w:val="000000"/>
+          <w:sz w:val="18"/>
+          <w:highlight w:val="lightGray"/>
         </w:rPr>
         <w:t>‑</w:t>
       </w:r>
       <w:r>
         <w:rPr>
-          <w:b/>
-          <w:sz w:val="14"/>
-          <w:szCs w:val="14"/>
-          <w:shd w:val="clear" w:color="auto" w:fill="B7B7B7"/>
-        </w:rPr>
-        <w:t>5 Mini) at [8/17/2025]</w:t>
+          <w:rFonts w:ascii="Arial" w:eastAsia="Arial" w:hAnsi="Arial" w:cs="Arial"/>
+          <w:color w:val="000000"/>
+          <w:sz w:val="18"/>
+          <w:highlight w:val="lightGray"/>
+        </w:rPr>
+        <w:t xml:space="preserve">5 Mini)] </w:t>
+      </w:r>
+      <w:r>
+        <w:rPr>
+          <w:rFonts w:ascii="Arial" w:eastAsia="Arial" w:hAnsi="Arial" w:cs="Arial"/>
+          <w:b/>
+          <w:color w:val="000000"/>
+          <w:sz w:val="18"/>
+          <w:highlight w:val="lightGray"/>
+        </w:rPr>
+        <w:t>on</w:t>
+      </w:r>
+      <w:r>
+        <w:rPr>
+          <w:rFonts w:ascii="Arial" w:eastAsia="Arial" w:hAnsi="Arial"/>
+          <w:sz w:val="18"/>
+          <w:highlight w:val="lightGray"/>
+        </w:rPr>
+        <w:t xml:space="preserve"> [8/17/2025]</w:t>
       </w:r>
     </w:p>
     <w:p>
@@ -574,7 +653,7 @@
           <w:ilvl w:val="0"/>
           <w:numId w:val="10"/>
         </w:numPr>
-        <w:spacing w:before="240"/>
+        <w:spacing w:before="240" w:after="0" w:line="276" w:lineRule="auto"/>
       </w:pPr>
       <w:r>
         <w:rPr>
@@ -602,6 +681,7 @@
           <w:ilvl w:val="0"/>
           <w:numId w:val="10"/>
         </w:numPr>
+        <w:spacing w:after="0" w:line="276" w:lineRule="auto"/>
       </w:pPr>
       <w:r>
         <w:rPr>
@@ -629,6 +709,7 @@
           <w:ilvl w:val="0"/>
           <w:numId w:val="10"/>
         </w:numPr>
+        <w:spacing w:after="0" w:line="276" w:lineRule="auto"/>
       </w:pPr>
       <w:r>
         <w:rPr>
@@ -656,6 +737,7 @@
           <w:ilvl w:val="0"/>
           <w:numId w:val="10"/>
         </w:numPr>
+        <w:spacing w:after="0" w:line="276" w:lineRule="auto"/>
       </w:pPr>
       <w:r>
         <w:rPr>
@@ -683,6 +765,7 @@
           <w:ilvl w:val="0"/>
           <w:numId w:val="10"/>
         </w:numPr>
+        <w:spacing w:after="0" w:line="276" w:lineRule="auto"/>
       </w:pPr>
       <w:r>
         <w:rPr>
@@ -710,7 +793,7 @@
           <w:ilvl w:val="0"/>
           <w:numId w:val="10"/>
         </w:numPr>
-        <w:spacing w:after="240"/>
+        <w:spacing w:after="240" w:line="276" w:lineRule="auto"/>
       </w:pPr>
       <w:r>
         <w:rPr>
@@ -731,7 +814,7 @@
     </w:p>
     <w:p>
       <w:r>
-        <w:pict w14:anchorId="0829A766">
+        <w:pict w14:anchorId="753720E7">
           <v:rect id="_x0000_i1027" style="width:0;height:1.5pt" o:hralign="center" o:hrstd="t" o:hr="t" fillcolor="#a0a0a0" stroked="f"/>
         </w:pict>
       </w:r>
@@ -754,51 +837,77 @@
       </w:pPr>
       <w:r>
         <w:rPr>
-          <w:b/>
-          <w:shd w:val="clear" w:color="auto" w:fill="B7B7B7"/>
-        </w:rPr>
-        <w:t># Source</w:t>
-      </w:r>
-      <w:r>
-        <w:rPr>
-          <w:shd w:val="clear" w:color="auto" w:fill="B7B7B7"/>
-        </w:rPr>
-        <w:t xml:space="preserve">: </w:t>
-      </w:r>
-      <w:r>
-        <w:rPr>
-          <w:b/>
-          <w:shd w:val="clear" w:color="auto" w:fill="B7B7B7"/>
-        </w:rPr>
-        <w:t xml:space="preserve">Chatgpt </w:t>
-      </w:r>
-      <w:r>
-        <w:rPr>
-          <w:b/>
-          <w:sz w:val="14"/>
-          <w:szCs w:val="14"/>
-          <w:shd w:val="clear" w:color="auto" w:fill="B7B7B7"/>
-        </w:rPr>
-        <w:t>(GPT</w:t>
-      </w:r>
-      <w:r>
-        <w:rPr>
-          <w:rFonts w:ascii="Cambria Math" w:hAnsi="Cambria Math" w:cs="Cambria Math"/>
-          <w:b/>
-          <w:sz w:val="14"/>
-          <w:szCs w:val="14"/>
-          <w:shd w:val="clear" w:color="auto" w:fill="B7B7B7"/>
+          <w:rFonts w:ascii="Arial" w:eastAsia="Arial" w:hAnsi="Arial" w:cs="Arial"/>
+          <w:b/>
+          <w:color w:val="000000"/>
+          <w:sz w:val="18"/>
+          <w:highlight w:val="lightGray"/>
+        </w:rPr>
+        <w:t># Source: AI Source: Provided by: [Data Path</w:t>
+      </w:r>
+      <w:r>
+        <w:rPr>
+          <w:rFonts w:ascii="Arial" w:eastAsia="Arial" w:hAnsi="Arial" w:cs="Arial"/>
+          <w:color w:val="000000"/>
+          <w:sz w:val="18"/>
+          <w:highlight w:val="lightGray"/>
+        </w:rPr>
+        <w:t xml:space="preserve">: Persons Table -&gt; ID Column: 1, Name_En Column: Motasem Essam] -&gt; </w:t>
+      </w:r>
+      <w:r>
+        <w:rPr>
+          <w:rFonts w:ascii="Arial" w:eastAsia="Arial" w:hAnsi="Arial" w:cs="Arial"/>
+          <w:b/>
+          <w:color w:val="000000"/>
+          <w:sz w:val="18"/>
+          <w:highlight w:val="lightGray"/>
+        </w:rPr>
+        <w:t>From:</w:t>
+      </w:r>
+      <w:r>
+        <w:rPr>
+          <w:rFonts w:ascii="Arial" w:eastAsia="Arial" w:hAnsi="Arial" w:cs="Arial"/>
+          <w:color w:val="000000"/>
+          <w:sz w:val="18"/>
+          <w:highlight w:val="lightGray"/>
+        </w:rPr>
+        <w:t xml:space="preserve"> [Chatgpt (GPT</w:t>
+      </w:r>
+      <w:r>
+        <w:rPr>
+          <w:rFonts w:ascii="Arial" w:eastAsia="Arial" w:hAnsi="Arial" w:cs="Cambria Math"/>
+          <w:color w:val="000000"/>
+          <w:sz w:val="18"/>
+          <w:highlight w:val="lightGray"/>
         </w:rPr>
         <w:t>‑</w:t>
       </w:r>
       <w:r>
         <w:rPr>
-          <w:b/>
-          <w:sz w:val="14"/>
-          <w:szCs w:val="14"/>
-          <w:shd w:val="clear" w:color="auto" w:fill="B7B7B7"/>
-        </w:rPr>
-        <w:t>5 Mini) at [8/17/2025]</w:t>
+          <w:rFonts w:ascii="Arial" w:eastAsia="Arial" w:hAnsi="Arial" w:cs="Arial"/>
+          <w:color w:val="000000"/>
+          <w:sz w:val="18"/>
+          <w:highlight w:val="lightGray"/>
+        </w:rPr>
+        <w:t xml:space="preserve">5 Mini)] </w:t>
+      </w:r>
+      <w:r>
+        <w:rPr>
+          <w:rFonts w:ascii="Arial" w:eastAsia="Arial" w:hAnsi="Arial" w:cs="Arial"/>
+          <w:b/>
+          <w:color w:val="000000"/>
+          <w:sz w:val="18"/>
+          <w:highlight w:val="lightGray"/>
+        </w:rPr>
+        <w:t>on</w:t>
+      </w:r>
+      <w:r>
+        <w:rPr>
+          <w:rFonts w:ascii="Arial" w:eastAsia="Arial" w:hAnsi="Arial"/>
+          <w:sz w:val="18"/>
+          <w:highlight w:val="lightGray"/>
+        </w:rPr>
+        <w:t xml:space="preserve"> [8/17/2025]</w:t>
       </w:r>
     </w:p>
     <w:p>
@@ -807,7 +916,7 @@
           <w:ilvl w:val="0"/>
           <w:numId w:val="12"/>
         </w:numPr>
-        <w:spacing w:before="240"/>
+        <w:spacing w:before="240" w:after="0" w:line="276" w:lineRule="auto"/>
       </w:pPr>
       <w:r>
         <w:rPr>
@@ -841,6 +950,7 @@
           <w:ilvl w:val="0"/>
           <w:numId w:val="12"/>
         </w:numPr>
+        <w:spacing w:after="0" w:line="276" w:lineRule="auto"/>
       </w:pPr>
       <w:r>
         <w:rPr>
@@ -874,7 +984,7 @@
           <w:ilvl w:val="0"/>
           <w:numId w:val="12"/>
         </w:numPr>
-        <w:spacing w:after="240"/>
+        <w:spacing w:after="240" w:line="276" w:lineRule="auto"/>
       </w:pPr>
       <w:r>
         <w:rPr>
@@ -917,7 +1027,7 @@
     </w:p>
     <w:p>
       <w:r>
-        <w:pict w14:anchorId="4107B16C">
+        <w:pict w14:anchorId="5EF64218">
           <v:rect id="_x0000_i1028" style="width:0;height:1.5pt" o:hralign="center" o:hrstd="t" o:hr="t" fillcolor="#a0a0a0" stroked="f"/>
         </w:pict>
       </w:r>
@@ -940,51 +1050,77 @@
       </w:pPr>
       <w:r>
         <w:rPr>
-          <w:b/>
-          <w:shd w:val="clear" w:color="auto" w:fill="B7B7B7"/>
-        </w:rPr>
-        <w:t># Source</w:t>
-      </w:r>
-      <w:r>
-        <w:rPr>
-          <w:shd w:val="clear" w:color="auto" w:fill="B7B7B7"/>
-        </w:rPr>
-        <w:t xml:space="preserve">: </w:t>
-      </w:r>
-      <w:r>
-        <w:rPr>
-          <w:b/>
-          <w:shd w:val="clear" w:color="auto" w:fill="B7B7B7"/>
-        </w:rPr>
-        <w:t xml:space="preserve">Chatgpt </w:t>
-      </w:r>
-      <w:r>
-        <w:rPr>
-          <w:b/>
-          <w:sz w:val="14"/>
-          <w:szCs w:val="14"/>
-          <w:shd w:val="clear" w:color="auto" w:fill="B7B7B7"/>
-        </w:rPr>
-        <w:t>(GPT</w:t>
-      </w:r>
-      <w:r>
-        <w:rPr>
-          <w:rFonts w:ascii="Cambria Math" w:hAnsi="Cambria Math" w:cs="Cambria Math"/>
-          <w:b/>
-          <w:sz w:val="14"/>
-          <w:szCs w:val="14"/>
-          <w:shd w:val="clear" w:color="auto" w:fill="B7B7B7"/>
+          <w:rFonts w:ascii="Arial" w:eastAsia="Arial" w:hAnsi="Arial" w:cs="Arial"/>
+          <w:b/>
+          <w:color w:val="000000"/>
+          <w:sz w:val="18"/>
+          <w:highlight w:val="lightGray"/>
+        </w:rPr>
+        <w:t># Source: AI Source: Provided by: [Data Path</w:t>
+      </w:r>
+      <w:r>
+        <w:rPr>
+          <w:rFonts w:ascii="Arial" w:eastAsia="Arial" w:hAnsi="Arial" w:cs="Arial"/>
+          <w:color w:val="000000"/>
+          <w:sz w:val="18"/>
+          <w:highlight w:val="lightGray"/>
+        </w:rPr>
+        <w:t xml:space="preserve">: Persons Table -&gt; ID Column: 1, Name_En Column: Motasem Essam] -&gt; </w:t>
+      </w:r>
+      <w:r>
+        <w:rPr>
+          <w:rFonts w:ascii="Arial" w:eastAsia="Arial" w:hAnsi="Arial" w:cs="Arial"/>
+          <w:b/>
+          <w:color w:val="000000"/>
+          <w:sz w:val="18"/>
+          <w:highlight w:val="lightGray"/>
+        </w:rPr>
+        <w:t>From:</w:t>
+      </w:r>
+      <w:r>
+        <w:rPr>
+          <w:rFonts w:ascii="Arial" w:eastAsia="Arial" w:hAnsi="Arial" w:cs="Arial"/>
+          <w:color w:val="000000"/>
+          <w:sz w:val="18"/>
+          <w:highlight w:val="lightGray"/>
+        </w:rPr>
+        <w:t xml:space="preserve"> [Chatgpt (GPT</w:t>
+      </w:r>
+      <w:r>
+        <w:rPr>
+          <w:rFonts w:ascii="Arial" w:eastAsia="Arial" w:hAnsi="Arial" w:cs="Cambria Math"/>
+          <w:color w:val="000000"/>
+          <w:sz w:val="18"/>
+          <w:highlight w:val="lightGray"/>
         </w:rPr>
         <w:t>‑</w:t>
       </w:r>
       <w:r>
         <w:rPr>
-          <w:b/>
-          <w:sz w:val="14"/>
-          <w:szCs w:val="14"/>
-          <w:shd w:val="clear" w:color="auto" w:fill="B7B7B7"/>
-        </w:rPr>
-        <w:t>5 Mini) at [8/17/2025]</w:t>
+          <w:rFonts w:ascii="Arial" w:eastAsia="Arial" w:hAnsi="Arial" w:cs="Arial"/>
+          <w:color w:val="000000"/>
+          <w:sz w:val="18"/>
+          <w:highlight w:val="lightGray"/>
+        </w:rPr>
+        <w:t xml:space="preserve">5 Mini)] </w:t>
+      </w:r>
+      <w:r>
+        <w:rPr>
+          <w:rFonts w:ascii="Arial" w:eastAsia="Arial" w:hAnsi="Arial" w:cs="Arial"/>
+          <w:b/>
+          <w:color w:val="000000"/>
+          <w:sz w:val="18"/>
+          <w:highlight w:val="lightGray"/>
+        </w:rPr>
+        <w:t>on</w:t>
+      </w:r>
+      <w:r>
+        <w:rPr>
+          <w:rFonts w:ascii="Arial" w:eastAsia="Arial" w:hAnsi="Arial"/>
+          <w:sz w:val="18"/>
+          <w:highlight w:val="lightGray"/>
+        </w:rPr>
+        <w:t xml:space="preserve"> [8/17/2025]</w:t>
       </w:r>
     </w:p>
     <w:p>
@@ -1000,7 +1136,6 @@
           <w:rFonts w:ascii="Roboto Mono" w:eastAsia="Roboto Mono" w:hAnsi="Roboto Mono" w:cs="Roboto Mono"/>
           <w:b/>
         </w:rPr>
-        <w:lastRenderedPageBreak/>
         <w:t>User Story:</w:t>
       </w:r>
     </w:p>
@@ -1041,7 +1176,7 @@
           <w:ilvl w:val="0"/>
           <w:numId w:val="2"/>
         </w:numPr>
-        <w:spacing w:before="240"/>
+        <w:spacing w:before="240" w:after="0" w:line="276" w:lineRule="auto"/>
         <w:rPr>
           <w:rFonts w:ascii="Roboto Mono" w:eastAsia="Roboto Mono" w:hAnsi="Roboto Mono" w:cs="Roboto Mono"/>
         </w:rPr>
@@ -1065,6 +1200,7 @@
           <w:ilvl w:val="0"/>
           <w:numId w:val="2"/>
         </w:numPr>
+        <w:spacing w:after="0" w:line="276" w:lineRule="auto"/>
         <w:rPr>
           <w:rFonts w:ascii="Roboto Mono" w:eastAsia="Roboto Mono" w:hAnsi="Roboto Mono" w:cs="Roboto Mono"/>
         </w:rPr>
@@ -1088,7 +1224,7 @@
           <w:ilvl w:val="0"/>
           <w:numId w:val="2"/>
         </w:numPr>
-        <w:spacing w:after="240"/>
+        <w:spacing w:after="240" w:line="276" w:lineRule="auto"/>
         <w:rPr>
           <w:rFonts w:ascii="Roboto Mono" w:eastAsia="Roboto Mono" w:hAnsi="Roboto Mono" w:cs="Roboto Mono"/>
         </w:rPr>
@@ -1108,7 +1244,7 @@
     </w:p>
     <w:p>
       <w:r>
-        <w:pict w14:anchorId="5F2E4D01">
+        <w:pict w14:anchorId="28526D29">
           <v:rect id="_x0000_i1029" style="width:0;height:1.5pt" o:hralign="center" o:bullet="t" o:hrstd="t" o:hr="t" fillcolor="#a0a0a0" stroked="f"/>
         </w:pict>
       </w:r>
@@ -1116,21 +1252,14 @@
     <w:p>
       <w:pPr>
         <w:pStyle w:val="Heading3"/>
-        <w:rPr>
-          <w:lang w:val="en-US"/>
-        </w:rPr>
       </w:pPr>
       <w:r>
         <w:rPr>
           <w:rFonts w:ascii="Segoe UI Emoji" w:hAnsi="Segoe UI Emoji" w:cs="Segoe UI Emoji"/>
-          <w:lang w:val="en-US"/>
         </w:rPr>
         <w:t>🔹</w:t>
       </w:r>
       <w:r>
-        <w:rPr>
-          <w:lang w:val="en-US"/>
-        </w:rPr>
         <w:t xml:space="preserve"> INVEST Acronym</w:t>
       </w:r>
     </w:p>
@@ -1140,58 +1269,83 @@
       </w:pPr>
       <w:r>
         <w:rPr>
-          <w:b/>
-          <w:shd w:val="clear" w:color="auto" w:fill="B7B7B7"/>
-        </w:rPr>
-        <w:t># Source</w:t>
-      </w:r>
-      <w:r>
-        <w:rPr>
-          <w:shd w:val="clear" w:color="auto" w:fill="B7B7B7"/>
-        </w:rPr>
-        <w:t xml:space="preserve">: </w:t>
-      </w:r>
-      <w:r>
-        <w:rPr>
-          <w:b/>
-          <w:shd w:val="clear" w:color="auto" w:fill="B7B7B7"/>
-        </w:rPr>
-        <w:t xml:space="preserve">Chatgpt </w:t>
-      </w:r>
-      <w:r>
-        <w:rPr>
-          <w:b/>
-          <w:sz w:val="14"/>
-          <w:szCs w:val="14"/>
-          <w:shd w:val="clear" w:color="auto" w:fill="B7B7B7"/>
-        </w:rPr>
-        <w:t>(GPT</w:t>
-      </w:r>
-      <w:r>
-        <w:rPr>
-          <w:rFonts w:ascii="Cambria Math" w:hAnsi="Cambria Math" w:cs="Cambria Math"/>
-          <w:b/>
-          <w:sz w:val="14"/>
-          <w:szCs w:val="14"/>
-          <w:shd w:val="clear" w:color="auto" w:fill="B7B7B7"/>
+          <w:rFonts w:ascii="Arial" w:eastAsia="Arial" w:hAnsi="Arial" w:cs="Arial"/>
+          <w:b/>
+          <w:color w:val="000000"/>
+          <w:sz w:val="18"/>
+          <w:highlight w:val="lightGray"/>
+        </w:rPr>
+        <w:t># Source: AI Source: Provided by: [Data Path</w:t>
+      </w:r>
+      <w:r>
+        <w:rPr>
+          <w:rFonts w:ascii="Arial" w:eastAsia="Arial" w:hAnsi="Arial" w:cs="Arial"/>
+          <w:color w:val="000000"/>
+          <w:sz w:val="18"/>
+          <w:highlight w:val="lightGray"/>
+        </w:rPr>
+        <w:t xml:space="preserve">: Persons Table -&gt; ID Column: 1, Name_En Column: Motasem Essam] -&gt; </w:t>
+      </w:r>
+      <w:r>
+        <w:rPr>
+          <w:rFonts w:ascii="Arial" w:eastAsia="Arial" w:hAnsi="Arial" w:cs="Arial"/>
+          <w:b/>
+          <w:color w:val="000000"/>
+          <w:sz w:val="18"/>
+          <w:highlight w:val="lightGray"/>
+        </w:rPr>
+        <w:t>From:</w:t>
+      </w:r>
+      <w:r>
+        <w:rPr>
+          <w:rFonts w:ascii="Arial" w:eastAsia="Arial" w:hAnsi="Arial" w:cs="Arial"/>
+          <w:color w:val="000000"/>
+          <w:sz w:val="18"/>
+          <w:highlight w:val="lightGray"/>
+        </w:rPr>
+        <w:t xml:space="preserve"> [Chatgpt (GPT</w:t>
+      </w:r>
+      <w:r>
+        <w:rPr>
+          <w:rFonts w:ascii="Arial" w:eastAsia="Arial" w:hAnsi="Arial" w:cs="Cambria Math"/>
+          <w:color w:val="000000"/>
+          <w:sz w:val="18"/>
+          <w:highlight w:val="lightGray"/>
         </w:rPr>
         <w:t>‑</w:t>
       </w:r>
       <w:r>
         <w:rPr>
-          <w:b/>
-          <w:sz w:val="14"/>
-          <w:szCs w:val="14"/>
-          <w:shd w:val="clear" w:color="auto" w:fill="B7B7B7"/>
-        </w:rPr>
-        <w:t>5 Mini) at [9/13/2025]</w:t>
-      </w:r>
-    </w:p>
-    <w:p>
-      <w:pPr>
-        <w:rPr>
-          <w:rFonts w:ascii="Roboto Mono" w:hAnsi="Roboto Mono"/>
-          <w:lang w:val="en-US"/>
+          <w:rFonts w:ascii="Arial" w:eastAsia="Arial" w:hAnsi="Arial" w:cs="Arial"/>
+          <w:color w:val="000000"/>
+          <w:sz w:val="18"/>
+          <w:highlight w:val="lightGray"/>
+        </w:rPr>
+        <w:t xml:space="preserve">5 Mini)] </w:t>
+      </w:r>
+      <w:r>
+        <w:rPr>
+          <w:rFonts w:ascii="Arial" w:eastAsia="Arial" w:hAnsi="Arial" w:cs="Arial"/>
+          <w:b/>
+          <w:color w:val="000000"/>
+          <w:sz w:val="18"/>
+          <w:highlight w:val="lightGray"/>
+        </w:rPr>
+        <w:t>on</w:t>
+      </w:r>
+      <w:r>
+        <w:rPr>
+          <w:rFonts w:ascii="Arial" w:eastAsia="Arial" w:hAnsi="Arial"/>
+          <w:sz w:val="18"/>
+          <w:highlight w:val="lightGray"/>
+        </w:rPr>
+        <w:t xml:space="preserve"> [9/13/2025]</w:t>
+      </w:r>
+    </w:p>
+    <w:p>
+      <w:pPr>
+        <w:rPr>
+          <w:rFonts w:ascii="Roboto Mono" w:hAnsi="Roboto Mono"/>
         </w:rPr>
       </w:pPr>
       <w:r>
@@ -1199,14 +1353,12 @@
           <w:rFonts w:ascii="Roboto Mono" w:hAnsi="Roboto Mono"/>
           <w:b/>
           <w:bCs/>
-          <w:lang w:val="en-US"/>
         </w:rPr>
         <w:t>INVEST</w:t>
       </w:r>
       <w:r>
         <w:rPr>
           <w:rFonts w:ascii="Roboto Mono" w:hAnsi="Roboto Mono"/>
-          <w:lang w:val="en-US"/>
         </w:rPr>
         <w:t xml:space="preserve"> is a checklist used in Agile (especially Scrum and XP) to help ensure that </w:t>
       </w:r>
@@ -1215,14 +1367,12 @@
           <w:rFonts w:ascii="Roboto Mono" w:hAnsi="Roboto Mono"/>
           <w:b/>
           <w:bCs/>
-          <w:lang w:val="en-US"/>
         </w:rPr>
         <w:t>User Stories</w:t>
       </w:r>
       <w:r>
         <w:rPr>
           <w:rFonts w:ascii="Roboto Mono" w:hAnsi="Roboto Mono"/>
-          <w:lang w:val="en-US"/>
         </w:rPr>
         <w:t xml:space="preserve"> are well-written and effective.</w:t>
       </w:r>
@@ -1231,15 +1381,13 @@
       <w:pPr>
         <w:rPr>
           <w:rFonts w:ascii="Roboto Mono" w:hAnsi="Roboto Mono"/>
-          <w:lang w:val="en-US"/>
-        </w:rPr>
-      </w:pPr>
-      <w:r>
-        <w:rPr>
-          <w:rFonts w:ascii="Roboto Mono" w:hAnsi="Roboto Mono"/>
-          <w:lang w:val="en-US"/>
-        </w:rPr>
-        <w:pict w14:anchorId="0E4D183A">
+        </w:rPr>
+      </w:pPr>
+      <w:r>
+        <w:rPr>
+          <w:rFonts w:ascii="Roboto Mono" w:hAnsi="Roboto Mono"/>
+        </w:rPr>
+        <w:pict w14:anchorId="7D327A95">
           <v:rect id="_x0000_i1030" style="width:0;height:1.5pt" o:hralign="center" o:hrstd="t" o:hr="t" fillcolor="#a0a0a0" stroked="f"/>
         </w:pict>
       </w:r>
@@ -1248,13 +1396,11 @@
       <w:pPr>
         <w:rPr>
           <w:rFonts w:ascii="Roboto Mono" w:hAnsi="Roboto Mono"/>
-          <w:lang w:val="en-US"/>
-        </w:rPr>
-      </w:pPr>
-      <w:r>
-        <w:rPr>
-          <w:rFonts w:ascii="Roboto Mono" w:hAnsi="Roboto Mono"/>
-          <w:lang w:val="en-US"/>
+        </w:rPr>
+      </w:pPr>
+      <w:r>
+        <w:rPr>
+          <w:rFonts w:ascii="Roboto Mono" w:hAnsi="Roboto Mono"/>
         </w:rPr>
         <w:t>Each letter stands for a quality that a good User Story should have:</w:t>
       </w:r>
@@ -1265,9 +1411,9 @@
           <w:ilvl w:val="0"/>
           <w:numId w:val="31"/>
         </w:numPr>
-        <w:rPr>
-          <w:rFonts w:ascii="Roboto Mono" w:hAnsi="Roboto Mono"/>
-          <w:lang w:val="en-US"/>
+        <w:spacing w:after="0" w:line="276" w:lineRule="auto"/>
+        <w:rPr>
+          <w:rFonts w:ascii="Roboto Mono" w:hAnsi="Roboto Mono"/>
         </w:rPr>
       </w:pPr>
       <w:r>
@@ -1275,7 +1421,6 @@
           <w:rFonts w:ascii="Roboto Mono" w:hAnsi="Roboto Mono"/>
           <w:b/>
           <w:bCs/>
-          <w:lang w:val="en-US"/>
         </w:rPr>
         <w:t>I – Independent</w:t>
       </w:r>
@@ -1286,15 +1431,14 @@
           <w:ilvl w:val="1"/>
           <w:numId w:val="31"/>
         </w:numPr>
-        <w:rPr>
-          <w:rFonts w:ascii="Roboto Mono" w:hAnsi="Roboto Mono"/>
-          <w:lang w:val="en-US"/>
-        </w:rPr>
-      </w:pPr>
-      <w:r>
-        <w:rPr>
-          <w:rFonts w:ascii="Roboto Mono" w:hAnsi="Roboto Mono"/>
-          <w:lang w:val="en-US"/>
+        <w:spacing w:after="0" w:line="276" w:lineRule="auto"/>
+        <w:rPr>
+          <w:rFonts w:ascii="Roboto Mono" w:hAnsi="Roboto Mono"/>
+        </w:rPr>
+      </w:pPr>
+      <w:r>
+        <w:rPr>
+          <w:rFonts w:ascii="Roboto Mono" w:hAnsi="Roboto Mono"/>
         </w:rPr>
         <w:t>The story should be as self-contained as possible.</w:t>
       </w:r>
@@ -1305,15 +1449,14 @@
           <w:ilvl w:val="1"/>
           <w:numId w:val="31"/>
         </w:numPr>
-        <w:rPr>
-          <w:rFonts w:ascii="Roboto Mono" w:hAnsi="Roboto Mono"/>
-          <w:lang w:val="en-US"/>
-        </w:rPr>
-      </w:pPr>
-      <w:r>
-        <w:rPr>
-          <w:rFonts w:ascii="Roboto Mono" w:hAnsi="Roboto Mono"/>
-          <w:lang w:val="en-US"/>
+        <w:spacing w:after="0" w:line="276" w:lineRule="auto"/>
+        <w:rPr>
+          <w:rFonts w:ascii="Roboto Mono" w:hAnsi="Roboto Mono"/>
+        </w:rPr>
+      </w:pPr>
+      <w:r>
+        <w:rPr>
+          <w:rFonts w:ascii="Roboto Mono" w:hAnsi="Roboto Mono"/>
         </w:rPr>
         <w:t>It shouldn’t depend heavily on another story to deliver value.</w:t>
       </w:r>
@@ -1324,22 +1467,20 @@
           <w:ilvl w:val="1"/>
           <w:numId w:val="31"/>
         </w:numPr>
-        <w:rPr>
-          <w:rFonts w:ascii="Roboto Mono" w:hAnsi="Roboto Mono"/>
-          <w:lang w:val="en-US"/>
+        <w:spacing w:after="0" w:line="276" w:lineRule="auto"/>
+        <w:rPr>
+          <w:rFonts w:ascii="Roboto Mono" w:hAnsi="Roboto Mono"/>
         </w:rPr>
       </w:pPr>
       <w:r>
         <w:rPr>
           <w:rFonts w:ascii="Segoe UI Emoji" w:hAnsi="Segoe UI Emoji" w:cs="Segoe UI Emoji"/>
-          <w:lang w:val="en-US"/>
         </w:rPr>
         <w:t>✅</w:t>
       </w:r>
       <w:r>
         <w:rPr>
           <w:rFonts w:ascii="Roboto Mono" w:hAnsi="Roboto Mono"/>
-          <w:lang w:val="en-US"/>
         </w:rPr>
         <w:t xml:space="preserve"> Example: “As a user, I can reset my password” (independent).</w:t>
       </w:r>
@@ -1350,22 +1491,20 @@
           <w:ilvl w:val="1"/>
           <w:numId w:val="31"/>
         </w:numPr>
-        <w:rPr>
-          <w:rFonts w:ascii="Roboto Mono" w:hAnsi="Roboto Mono"/>
-          <w:lang w:val="en-US"/>
+        <w:spacing w:after="0" w:line="276" w:lineRule="auto"/>
+        <w:rPr>
+          <w:rFonts w:ascii="Roboto Mono" w:hAnsi="Roboto Mono"/>
         </w:rPr>
       </w:pPr>
       <w:r>
         <w:rPr>
           <w:rFonts w:ascii="Segoe UI Emoji" w:hAnsi="Segoe UI Emoji" w:cs="Segoe UI Emoji"/>
-          <w:lang w:val="en-US"/>
         </w:rPr>
         <w:t>❌</w:t>
       </w:r>
       <w:r>
         <w:rPr>
           <w:rFonts w:ascii="Roboto Mono" w:hAnsi="Roboto Mono"/>
-          <w:lang w:val="en-US"/>
         </w:rPr>
         <w:t xml:space="preserve"> Bad: “As a user, I can enter my password, if story #12 (signup) is complete.”</w:t>
       </w:r>
@@ -1376,9 +1515,9 @@
           <w:ilvl w:val="0"/>
           <w:numId w:val="31"/>
         </w:numPr>
-        <w:rPr>
-          <w:rFonts w:ascii="Roboto Mono" w:hAnsi="Roboto Mono"/>
-          <w:lang w:val="en-US"/>
+        <w:spacing w:after="0" w:line="276" w:lineRule="auto"/>
+        <w:rPr>
+          <w:rFonts w:ascii="Roboto Mono" w:hAnsi="Roboto Mono"/>
         </w:rPr>
       </w:pPr>
       <w:r>
@@ -1386,7 +1525,6 @@
           <w:rFonts w:ascii="Roboto Mono" w:hAnsi="Roboto Mono"/>
           <w:b/>
           <w:bCs/>
-          <w:lang w:val="en-US"/>
         </w:rPr>
         <w:t>N – Negotiable</w:t>
       </w:r>
@@ -1397,15 +1535,14 @@
           <w:ilvl w:val="1"/>
           <w:numId w:val="31"/>
         </w:numPr>
-        <w:rPr>
-          <w:rFonts w:ascii="Roboto Mono" w:hAnsi="Roboto Mono"/>
-          <w:lang w:val="en-US"/>
-        </w:rPr>
-      </w:pPr>
-      <w:r>
-        <w:rPr>
-          <w:rFonts w:ascii="Roboto Mono" w:hAnsi="Roboto Mono"/>
-          <w:lang w:val="en-US"/>
+        <w:spacing w:after="0" w:line="276" w:lineRule="auto"/>
+        <w:rPr>
+          <w:rFonts w:ascii="Roboto Mono" w:hAnsi="Roboto Mono"/>
+        </w:rPr>
+      </w:pPr>
+      <w:r>
+        <w:rPr>
+          <w:rFonts w:ascii="Roboto Mono" w:hAnsi="Roboto Mono"/>
         </w:rPr>
         <w:t xml:space="preserve">The story is </w:t>
       </w:r>
@@ -1414,14 +1551,12 @@
           <w:rFonts w:ascii="Roboto Mono" w:hAnsi="Roboto Mono"/>
           <w:b/>
           <w:bCs/>
-          <w:lang w:val="en-US"/>
         </w:rPr>
         <w:t>not a contract</w:t>
       </w:r>
       <w:r>
         <w:rPr>
           <w:rFonts w:ascii="Roboto Mono" w:hAnsi="Roboto Mono"/>
-          <w:lang w:val="en-US"/>
         </w:rPr>
         <w:t>.</w:t>
       </w:r>
@@ -1432,15 +1567,14 @@
           <w:ilvl w:val="1"/>
           <w:numId w:val="31"/>
         </w:numPr>
-        <w:rPr>
-          <w:rFonts w:ascii="Roboto Mono" w:hAnsi="Roboto Mono"/>
-          <w:lang w:val="en-US"/>
-        </w:rPr>
-      </w:pPr>
-      <w:r>
-        <w:rPr>
-          <w:rFonts w:ascii="Roboto Mono" w:hAnsi="Roboto Mono"/>
-          <w:lang w:val="en-US"/>
+        <w:spacing w:after="0" w:line="276" w:lineRule="auto"/>
+        <w:rPr>
+          <w:rFonts w:ascii="Roboto Mono" w:hAnsi="Roboto Mono"/>
+        </w:rPr>
+      </w:pPr>
+      <w:r>
+        <w:rPr>
+          <w:rFonts w:ascii="Roboto Mono" w:hAnsi="Roboto Mono"/>
         </w:rPr>
         <w:t>Details can be discussed and refined between the Product Owner and the team.</w:t>
       </w:r>
@@ -1451,28 +1585,23 @@
           <w:ilvl w:val="1"/>
           <w:numId w:val="31"/>
         </w:numPr>
-        <w:rPr>
-          <w:rFonts w:ascii="Roboto Mono" w:hAnsi="Roboto Mono"/>
-          <w:lang w:val="en-US"/>
-        </w:rPr>
-      </w:pPr>
-      <w:r>
-        <w:rPr>
-          <w:rFonts w:ascii="Roboto Mono" w:hAnsi="Roboto Mono"/>
-          <w:lang w:val="en-US"/>
+        <w:spacing w:after="0" w:line="276" w:lineRule="auto"/>
+        <w:rPr>
+          <w:rFonts w:ascii="Roboto Mono" w:hAnsi="Roboto Mono"/>
+        </w:rPr>
+      </w:pPr>
+      <w:r>
+        <w:rPr>
+          <w:rFonts w:ascii="Roboto Mono" w:hAnsi="Roboto Mono"/>
         </w:rPr>
         <w:t xml:space="preserve">Example: “As a user, I can receive notifications” </w:t>
       </w:r>
       <w:r>
-        <w:rPr>
-          <w:lang w:val="en-US"/>
-        </w:rPr>
         <w:t>→</w:t>
       </w:r>
       <w:r>
         <w:rPr>
           <w:rFonts w:ascii="Roboto Mono" w:hAnsi="Roboto Mono"/>
-          <w:lang w:val="en-US"/>
         </w:rPr>
         <w:t xml:space="preserve"> team can later decide SMS, email, or push.</w:t>
       </w:r>
@@ -1483,9 +1612,9 @@
           <w:ilvl w:val="0"/>
           <w:numId w:val="31"/>
         </w:numPr>
-        <w:rPr>
-          <w:rFonts w:ascii="Roboto Mono" w:hAnsi="Roboto Mono"/>
-          <w:lang w:val="en-US"/>
+        <w:spacing w:after="0" w:line="276" w:lineRule="auto"/>
+        <w:rPr>
+          <w:rFonts w:ascii="Roboto Mono" w:hAnsi="Roboto Mono"/>
         </w:rPr>
       </w:pPr>
       <w:r>
@@ -1493,7 +1622,6 @@
           <w:rFonts w:ascii="Roboto Mono" w:hAnsi="Roboto Mono"/>
           <w:b/>
           <w:bCs/>
-          <w:lang w:val="en-US"/>
         </w:rPr>
         <w:t>V – Valuable</w:t>
       </w:r>
@@ -1504,15 +1632,14 @@
           <w:ilvl w:val="1"/>
           <w:numId w:val="31"/>
         </w:numPr>
-        <w:rPr>
-          <w:rFonts w:ascii="Roboto Mono" w:hAnsi="Roboto Mono"/>
-          <w:lang w:val="en-US"/>
-        </w:rPr>
-      </w:pPr>
-      <w:r>
-        <w:rPr>
-          <w:rFonts w:ascii="Roboto Mono" w:hAnsi="Roboto Mono"/>
-          <w:lang w:val="en-US"/>
+        <w:spacing w:after="0" w:line="276" w:lineRule="auto"/>
+        <w:rPr>
+          <w:rFonts w:ascii="Roboto Mono" w:hAnsi="Roboto Mono"/>
+        </w:rPr>
+      </w:pPr>
+      <w:r>
+        <w:rPr>
+          <w:rFonts w:ascii="Roboto Mono" w:hAnsi="Roboto Mono"/>
         </w:rPr>
         <w:t>The story must deliver value to the end user or customer.</w:t>
       </w:r>
@@ -1523,23 +1650,20 @@
           <w:ilvl w:val="1"/>
           <w:numId w:val="31"/>
         </w:numPr>
-        <w:rPr>
-          <w:rFonts w:ascii="Roboto Mono" w:hAnsi="Roboto Mono"/>
-          <w:lang w:val="en-US"/>
+        <w:spacing w:after="0" w:line="276" w:lineRule="auto"/>
+        <w:rPr>
+          <w:rFonts w:ascii="Roboto Mono" w:hAnsi="Roboto Mono"/>
         </w:rPr>
       </w:pPr>
       <w:r>
         <w:rPr>
           <w:rFonts w:ascii="Segoe UI Emoji" w:hAnsi="Segoe UI Emoji" w:cs="Segoe UI Emoji"/>
-          <w:lang w:val="en-US"/>
-        </w:rPr>
-        <w:lastRenderedPageBreak/>
+        </w:rPr>
         <w:t>✅</w:t>
       </w:r>
       <w:r>
         <w:rPr>
           <w:rFonts w:ascii="Roboto Mono" w:hAnsi="Roboto Mono"/>
-          <w:lang w:val="en-US"/>
         </w:rPr>
         <w:t xml:space="preserve"> Good: “As a shopper, I can save items to my wishlist so I can purchase them later.”</w:t>
       </w:r>
@@ -1550,22 +1674,20 @@
           <w:ilvl w:val="1"/>
           <w:numId w:val="31"/>
         </w:numPr>
-        <w:rPr>
-          <w:rFonts w:ascii="Roboto Mono" w:hAnsi="Roboto Mono"/>
-          <w:lang w:val="en-US"/>
+        <w:spacing w:after="0" w:line="276" w:lineRule="auto"/>
+        <w:rPr>
+          <w:rFonts w:ascii="Roboto Mono" w:hAnsi="Roboto Mono"/>
         </w:rPr>
       </w:pPr>
       <w:r>
         <w:rPr>
           <w:rFonts w:ascii="Segoe UI Emoji" w:hAnsi="Segoe UI Emoji" w:cs="Segoe UI Emoji"/>
-          <w:lang w:val="en-US"/>
         </w:rPr>
         <w:t>❌</w:t>
       </w:r>
       <w:r>
         <w:rPr>
           <w:rFonts w:ascii="Roboto Mono" w:hAnsi="Roboto Mono"/>
-          <w:lang w:val="en-US"/>
         </w:rPr>
         <w:t xml:space="preserve"> Bad: “As a developer, I want to refactor the code.” (this is a task, not user value).</w:t>
       </w:r>
@@ -1576,9 +1698,9 @@
           <w:ilvl w:val="0"/>
           <w:numId w:val="31"/>
         </w:numPr>
-        <w:rPr>
-          <w:rFonts w:ascii="Roboto Mono" w:hAnsi="Roboto Mono"/>
-          <w:lang w:val="en-US"/>
+        <w:spacing w:after="0" w:line="276" w:lineRule="auto"/>
+        <w:rPr>
+          <w:rFonts w:ascii="Roboto Mono" w:hAnsi="Roboto Mono"/>
         </w:rPr>
       </w:pPr>
       <w:r>
@@ -1586,7 +1708,6 @@
           <w:rFonts w:ascii="Roboto Mono" w:hAnsi="Roboto Mono"/>
           <w:b/>
           <w:bCs/>
-          <w:lang w:val="en-US"/>
         </w:rPr>
         <w:t>E – Estimable</w:t>
       </w:r>
@@ -1597,15 +1718,14 @@
           <w:ilvl w:val="1"/>
           <w:numId w:val="31"/>
         </w:numPr>
-        <w:rPr>
-          <w:rFonts w:ascii="Roboto Mono" w:hAnsi="Roboto Mono"/>
-          <w:lang w:val="en-US"/>
-        </w:rPr>
-      </w:pPr>
-      <w:r>
-        <w:rPr>
-          <w:rFonts w:ascii="Roboto Mono" w:hAnsi="Roboto Mono"/>
-          <w:lang w:val="en-US"/>
+        <w:spacing w:after="0" w:line="276" w:lineRule="auto"/>
+        <w:rPr>
+          <w:rFonts w:ascii="Roboto Mono" w:hAnsi="Roboto Mono"/>
+        </w:rPr>
+      </w:pPr>
+      <w:r>
+        <w:rPr>
+          <w:rFonts w:ascii="Roboto Mono" w:hAnsi="Roboto Mono"/>
         </w:rPr>
         <w:t>The team must be able to estimate the effort.</w:t>
       </w:r>
@@ -1616,15 +1736,14 @@
           <w:ilvl w:val="1"/>
           <w:numId w:val="31"/>
         </w:numPr>
-        <w:rPr>
-          <w:rFonts w:ascii="Roboto Mono" w:hAnsi="Roboto Mono"/>
-          <w:lang w:val="en-US"/>
-        </w:rPr>
-      </w:pPr>
-      <w:r>
-        <w:rPr>
-          <w:rFonts w:ascii="Roboto Mono" w:hAnsi="Roboto Mono"/>
-          <w:lang w:val="en-US"/>
+        <w:spacing w:after="0" w:line="276" w:lineRule="auto"/>
+        <w:rPr>
+          <w:rFonts w:ascii="Roboto Mono" w:hAnsi="Roboto Mono"/>
+        </w:rPr>
+      </w:pPr>
+      <w:r>
+        <w:rPr>
+          <w:rFonts w:ascii="Roboto Mono" w:hAnsi="Roboto Mono"/>
         </w:rPr>
         <w:t>If it’s too vague or too big, break it down.</w:t>
       </w:r>
@@ -1635,15 +1754,14 @@
           <w:ilvl w:val="1"/>
           <w:numId w:val="31"/>
         </w:numPr>
-        <w:rPr>
-          <w:rFonts w:ascii="Roboto Mono" w:hAnsi="Roboto Mono"/>
-          <w:lang w:val="en-US"/>
-        </w:rPr>
-      </w:pPr>
-      <w:r>
-        <w:rPr>
-          <w:rFonts w:ascii="Roboto Mono" w:hAnsi="Roboto Mono"/>
-          <w:lang w:val="en-US"/>
+        <w:spacing w:after="0" w:line="276" w:lineRule="auto"/>
+        <w:rPr>
+          <w:rFonts w:ascii="Roboto Mono" w:hAnsi="Roboto Mono"/>
+        </w:rPr>
+      </w:pPr>
+      <w:r>
+        <w:rPr>
+          <w:rFonts w:ascii="Roboto Mono" w:hAnsi="Roboto Mono"/>
         </w:rPr>
         <w:t>Example: “As an admin, I can generate sales reports” (estimable).</w:t>
       </w:r>
@@ -1654,9 +1772,9 @@
           <w:ilvl w:val="0"/>
           <w:numId w:val="31"/>
         </w:numPr>
-        <w:rPr>
-          <w:rFonts w:ascii="Roboto Mono" w:hAnsi="Roboto Mono"/>
-          <w:lang w:val="en-US"/>
+        <w:spacing w:after="0" w:line="276" w:lineRule="auto"/>
+        <w:rPr>
+          <w:rFonts w:ascii="Roboto Mono" w:hAnsi="Roboto Mono"/>
         </w:rPr>
       </w:pPr>
       <w:r>
@@ -1664,7 +1782,6 @@
           <w:rFonts w:ascii="Roboto Mono" w:hAnsi="Roboto Mono"/>
           <w:b/>
           <w:bCs/>
-          <w:lang w:val="en-US"/>
         </w:rPr>
         <w:t>S – Small</w:t>
       </w:r>
@@ -1675,15 +1792,14 @@
           <w:ilvl w:val="1"/>
           <w:numId w:val="31"/>
         </w:numPr>
-        <w:rPr>
-          <w:rFonts w:ascii="Roboto Mono" w:hAnsi="Roboto Mono"/>
-          <w:lang w:val="en-US"/>
-        </w:rPr>
-      </w:pPr>
-      <w:r>
-        <w:rPr>
-          <w:rFonts w:ascii="Roboto Mono" w:hAnsi="Roboto Mono"/>
-          <w:lang w:val="en-US"/>
+        <w:spacing w:after="0" w:line="276" w:lineRule="auto"/>
+        <w:rPr>
+          <w:rFonts w:ascii="Roboto Mono" w:hAnsi="Roboto Mono"/>
+        </w:rPr>
+      </w:pPr>
+      <w:r>
+        <w:rPr>
+          <w:rFonts w:ascii="Roboto Mono" w:hAnsi="Roboto Mono"/>
         </w:rPr>
         <w:t>The story should be small enough to complete within a sprint (usually a few days).</w:t>
       </w:r>
@@ -1694,15 +1810,14 @@
           <w:ilvl w:val="1"/>
           <w:numId w:val="31"/>
         </w:numPr>
-        <w:rPr>
-          <w:rFonts w:ascii="Roboto Mono" w:hAnsi="Roboto Mono"/>
-          <w:lang w:val="en-US"/>
-        </w:rPr>
-      </w:pPr>
-      <w:r>
-        <w:rPr>
-          <w:rFonts w:ascii="Roboto Mono" w:hAnsi="Roboto Mono"/>
-          <w:lang w:val="en-US"/>
+        <w:spacing w:after="0" w:line="276" w:lineRule="auto"/>
+        <w:rPr>
+          <w:rFonts w:ascii="Roboto Mono" w:hAnsi="Roboto Mono"/>
+        </w:rPr>
+      </w:pPr>
+      <w:r>
+        <w:rPr>
+          <w:rFonts w:ascii="Roboto Mono" w:hAnsi="Roboto Mono"/>
         </w:rPr>
         <w:t>If too large, split it into smaller stories.</w:t>
       </w:r>
@@ -1713,15 +1828,14 @@
           <w:ilvl w:val="1"/>
           <w:numId w:val="31"/>
         </w:numPr>
-        <w:rPr>
-          <w:rFonts w:ascii="Roboto Mono" w:hAnsi="Roboto Mono"/>
-          <w:lang w:val="en-US"/>
-        </w:rPr>
-      </w:pPr>
-      <w:r>
-        <w:rPr>
-          <w:rFonts w:ascii="Roboto Mono" w:hAnsi="Roboto Mono"/>
-          <w:lang w:val="en-US"/>
+        <w:spacing w:after="0" w:line="276" w:lineRule="auto"/>
+        <w:rPr>
+          <w:rFonts w:ascii="Roboto Mono" w:hAnsi="Roboto Mono"/>
+        </w:rPr>
+      </w:pPr>
+      <w:r>
+        <w:rPr>
+          <w:rFonts w:ascii="Roboto Mono" w:hAnsi="Roboto Mono"/>
         </w:rPr>
         <w:t>Example: “As a user, I can search for products by name.” (small).</w:t>
       </w:r>
@@ -1732,15 +1846,14 @@
           <w:ilvl w:val="1"/>
           <w:numId w:val="31"/>
         </w:numPr>
-        <w:rPr>
-          <w:rFonts w:ascii="Roboto Mono" w:hAnsi="Roboto Mono"/>
-          <w:lang w:val="en-US"/>
-        </w:rPr>
-      </w:pPr>
-      <w:r>
-        <w:rPr>
-          <w:rFonts w:ascii="Roboto Mono" w:hAnsi="Roboto Mono"/>
-          <w:lang w:val="en-US"/>
+        <w:spacing w:after="0" w:line="276" w:lineRule="auto"/>
+        <w:rPr>
+          <w:rFonts w:ascii="Roboto Mono" w:hAnsi="Roboto Mono"/>
+        </w:rPr>
+      </w:pPr>
+      <w:r>
+        <w:rPr>
+          <w:rFonts w:ascii="Roboto Mono" w:hAnsi="Roboto Mono"/>
         </w:rPr>
         <w:t>Bad: “As a user, I can manage all aspects of my account.” (too big).</w:t>
       </w:r>
@@ -1751,9 +1864,9 @@
           <w:ilvl w:val="0"/>
           <w:numId w:val="31"/>
         </w:numPr>
-        <w:rPr>
-          <w:rFonts w:ascii="Roboto Mono" w:hAnsi="Roboto Mono"/>
-          <w:lang w:val="en-US"/>
+        <w:spacing w:after="0" w:line="276" w:lineRule="auto"/>
+        <w:rPr>
+          <w:rFonts w:ascii="Roboto Mono" w:hAnsi="Roboto Mono"/>
         </w:rPr>
       </w:pPr>
       <w:r>
@@ -1761,7 +1874,6 @@
           <w:rFonts w:ascii="Roboto Mono" w:hAnsi="Roboto Mono"/>
           <w:b/>
           <w:bCs/>
-          <w:lang w:val="en-US"/>
         </w:rPr>
         <w:t>T – Testable</w:t>
       </w:r>
@@ -1772,15 +1884,14 @@
           <w:ilvl w:val="1"/>
           <w:numId w:val="31"/>
         </w:numPr>
-        <w:rPr>
-          <w:rFonts w:ascii="Roboto Mono" w:hAnsi="Roboto Mono"/>
-          <w:lang w:val="en-US"/>
-        </w:rPr>
-      </w:pPr>
-      <w:r>
-        <w:rPr>
-          <w:rFonts w:ascii="Roboto Mono" w:hAnsi="Roboto Mono"/>
-          <w:lang w:val="en-US"/>
+        <w:spacing w:after="0" w:line="276" w:lineRule="auto"/>
+        <w:rPr>
+          <w:rFonts w:ascii="Roboto Mono" w:hAnsi="Roboto Mono"/>
+        </w:rPr>
+      </w:pPr>
+      <w:r>
+        <w:rPr>
+          <w:rFonts w:ascii="Roboto Mono" w:hAnsi="Roboto Mono"/>
         </w:rPr>
         <w:t>There must be clear acceptance criteria so the team can test it.</w:t>
       </w:r>
@@ -1791,15 +1902,14 @@
           <w:ilvl w:val="1"/>
           <w:numId w:val="31"/>
         </w:numPr>
-        <w:rPr>
-          <w:rFonts w:ascii="Roboto Mono" w:hAnsi="Roboto Mono"/>
-          <w:lang w:val="en-US"/>
-        </w:rPr>
-      </w:pPr>
-      <w:r>
-        <w:rPr>
-          <w:rFonts w:ascii="Roboto Mono" w:hAnsi="Roboto Mono"/>
-          <w:lang w:val="en-US"/>
+        <w:spacing w:after="0" w:line="276" w:lineRule="auto"/>
+        <w:rPr>
+          <w:rFonts w:ascii="Roboto Mono" w:hAnsi="Roboto Mono"/>
+        </w:rPr>
+      </w:pPr>
+      <w:r>
+        <w:rPr>
+          <w:rFonts w:ascii="Roboto Mono" w:hAnsi="Roboto Mono"/>
         </w:rPr>
         <w:t>Example: “As a user, I can log in with a valid email and password.”</w:t>
       </w:r>
@@ -1810,15 +1920,14 @@
           <w:ilvl w:val="2"/>
           <w:numId w:val="31"/>
         </w:numPr>
-        <w:rPr>
-          <w:rFonts w:ascii="Roboto Mono" w:hAnsi="Roboto Mono"/>
-          <w:lang w:val="en-US"/>
-        </w:rPr>
-      </w:pPr>
-      <w:r>
-        <w:rPr>
-          <w:rFonts w:ascii="Roboto Mono" w:hAnsi="Roboto Mono"/>
-          <w:lang w:val="en-US"/>
+        <w:spacing w:after="0" w:line="276" w:lineRule="auto"/>
+        <w:rPr>
+          <w:rFonts w:ascii="Roboto Mono" w:hAnsi="Roboto Mono"/>
+        </w:rPr>
+      </w:pPr>
+      <w:r>
+        <w:rPr>
+          <w:rFonts w:ascii="Roboto Mono" w:hAnsi="Roboto Mono"/>
         </w:rPr>
         <w:t>Acceptance test: login succeeds with valid credentials, fails with invalid ones.</w:t>
       </w:r>
@@ -1827,15 +1936,13 @@
       <w:pPr>
         <w:rPr>
           <w:rFonts w:ascii="Roboto Mono" w:hAnsi="Roboto Mono"/>
-          <w:lang w:val="en-US"/>
-        </w:rPr>
-      </w:pPr>
-      <w:r>
-        <w:rPr>
-          <w:rFonts w:ascii="Roboto Mono" w:hAnsi="Roboto Mono"/>
-          <w:lang w:val="en-US"/>
-        </w:rPr>
-        <w:pict w14:anchorId="3EA71C06">
+        </w:rPr>
+      </w:pPr>
+      <w:r>
+        <w:rPr>
+          <w:rFonts w:ascii="Roboto Mono" w:hAnsi="Roboto Mono"/>
+        </w:rPr>
+        <w:pict w14:anchorId="1495AB48">
           <v:rect id="_x0000_i1031" style="width:0;height:1.5pt" o:hralign="center" o:hrstd="t" o:hr="t" fillcolor="#a0a0a0" stroked="f"/>
         </w:pict>
       </w:r>
@@ -1846,7 +1953,6 @@
           <w:rFonts w:ascii="Roboto Mono" w:hAnsi="Roboto Mono"/>
           <w:b/>
           <w:bCs/>
-          <w:lang w:val="en-US"/>
         </w:rPr>
       </w:pPr>
       <w:r>
@@ -1854,7 +1960,6 @@
           <w:rFonts w:ascii="Segoe UI Emoji" w:hAnsi="Segoe UI Emoji" w:cs="Segoe UI Emoji"/>
           <w:b/>
           <w:bCs/>
-          <w:lang w:val="en-US"/>
         </w:rPr>
         <w:t>✅</w:t>
       </w:r>
@@ -1863,7 +1968,6 @@
           <w:rFonts w:ascii="Roboto Mono" w:hAnsi="Roboto Mono"/>
           <w:b/>
           <w:bCs/>
-          <w:lang w:val="en-US"/>
         </w:rPr>
         <w:t xml:space="preserve"> In short:</w:t>
       </w:r>
@@ -1872,13 +1976,11 @@
       <w:pPr>
         <w:rPr>
           <w:rFonts w:ascii="Roboto Mono" w:hAnsi="Roboto Mono"/>
-          <w:lang w:val="en-US"/>
-        </w:rPr>
-      </w:pPr>
-      <w:r>
-        <w:rPr>
-          <w:rFonts w:ascii="Roboto Mono" w:hAnsi="Roboto Mono"/>
-          <w:lang w:val="en-US"/>
+        </w:rPr>
+      </w:pPr>
+      <w:r>
+        <w:rPr>
+          <w:rFonts w:ascii="Roboto Mono" w:hAnsi="Roboto Mono"/>
         </w:rPr>
         <w:t xml:space="preserve">A </w:t>
       </w:r>
@@ -1887,35 +1989,30 @@
           <w:rFonts w:ascii="Roboto Mono" w:hAnsi="Roboto Mono"/>
           <w:b/>
           <w:bCs/>
-          <w:lang w:val="en-US"/>
         </w:rPr>
         <w:t>good User Story</w:t>
       </w:r>
       <w:r>
         <w:rPr>
           <w:rFonts w:ascii="Roboto Mono" w:hAnsi="Roboto Mono"/>
-          <w:lang w:val="en-US"/>
         </w:rPr>
         <w:t xml:space="preserve"> should be:</w:t>
       </w:r>
       <w:r>
         <w:rPr>
           <w:rFonts w:ascii="Roboto Mono" w:hAnsi="Roboto Mono"/>
-          <w:lang w:val="en-US"/>
         </w:rPr>
         <w:br/>
       </w:r>
       <w:r>
         <w:rPr>
           <w:rFonts w:ascii="Segoe UI Emoji" w:hAnsi="Segoe UI Emoji" w:cs="Segoe UI Emoji"/>
-          <w:lang w:val="en-US"/>
         </w:rPr>
         <w:t>👉</w:t>
       </w:r>
       <w:r>
         <w:rPr>
           <w:rFonts w:ascii="Roboto Mono" w:hAnsi="Roboto Mono"/>
-          <w:lang w:val="en-US"/>
         </w:rPr>
         <w:t xml:space="preserve"> </w:t>
       </w:r>
@@ -1924,7 +2021,6 @@
           <w:rFonts w:ascii="Roboto Mono" w:hAnsi="Roboto Mono"/>
           <w:b/>
           <w:bCs/>
-          <w:lang w:val="en-US"/>
         </w:rPr>
         <w:t>Independent, Negotiable, Valuable, Estimable, Small, Testable.</w:t>
       </w:r>
@@ -1933,15 +2029,13 @@
       <w:pPr>
         <w:rPr>
           <w:rFonts w:ascii="Roboto Mono" w:hAnsi="Roboto Mono"/>
-          <w:lang w:val="en-US"/>
-        </w:rPr>
-      </w:pPr>
-      <w:r>
-        <w:rPr>
-          <w:rFonts w:ascii="Roboto Mono" w:hAnsi="Roboto Mono"/>
-          <w:lang w:val="en-US"/>
-        </w:rPr>
-        <w:pict w14:anchorId="2BEAD970">
+        </w:rPr>
+      </w:pPr>
+      <w:r>
+        <w:rPr>
+          <w:rFonts w:ascii="Roboto Mono" w:hAnsi="Roboto Mono"/>
+        </w:rPr>
+        <w:pict w14:anchorId="4CD89417">
           <v:rect id="_x0000_i1032" style="width:0;height:1.5pt" o:hralign="center" o:hrstd="t" o:hr="t" fillcolor="#a0a0a0" stroked="f"/>
         </w:pict>
       </w:r>
@@ -1969,51 +2063,77 @@
       </w:pPr>
       <w:r>
         <w:rPr>
-          <w:b/>
-          <w:shd w:val="clear" w:color="auto" w:fill="B7B7B7"/>
-        </w:rPr>
-        <w:t># Source</w:t>
-      </w:r>
-      <w:r>
-        <w:rPr>
-          <w:shd w:val="clear" w:color="auto" w:fill="B7B7B7"/>
-        </w:rPr>
-        <w:t xml:space="preserve">: </w:t>
-      </w:r>
-      <w:r>
-        <w:rPr>
-          <w:b/>
-          <w:shd w:val="clear" w:color="auto" w:fill="B7B7B7"/>
-        </w:rPr>
-        <w:t xml:space="preserve">Chatgpt </w:t>
-      </w:r>
-      <w:r>
-        <w:rPr>
-          <w:b/>
-          <w:sz w:val="14"/>
-          <w:szCs w:val="14"/>
-          <w:shd w:val="clear" w:color="auto" w:fill="B7B7B7"/>
-        </w:rPr>
-        <w:t>(GPT</w:t>
-      </w:r>
-      <w:r>
-        <w:rPr>
-          <w:rFonts w:ascii="Cambria Math" w:hAnsi="Cambria Math" w:cs="Cambria Math"/>
-          <w:b/>
-          <w:sz w:val="14"/>
-          <w:szCs w:val="14"/>
-          <w:shd w:val="clear" w:color="auto" w:fill="B7B7B7"/>
+          <w:rFonts w:ascii="Arial" w:eastAsia="Arial" w:hAnsi="Arial" w:cs="Arial"/>
+          <w:b/>
+          <w:color w:val="000000"/>
+          <w:sz w:val="18"/>
+          <w:highlight w:val="lightGray"/>
+        </w:rPr>
+        <w:t># Source: AI Source: Provided by: [Data Path</w:t>
+      </w:r>
+      <w:r>
+        <w:rPr>
+          <w:rFonts w:ascii="Arial" w:eastAsia="Arial" w:hAnsi="Arial" w:cs="Arial"/>
+          <w:color w:val="000000"/>
+          <w:sz w:val="18"/>
+          <w:highlight w:val="lightGray"/>
+        </w:rPr>
+        <w:t xml:space="preserve">: Persons Table -&gt; ID Column: 1, Name_En Column: Motasem Essam] -&gt; </w:t>
+      </w:r>
+      <w:r>
+        <w:rPr>
+          <w:rFonts w:ascii="Arial" w:eastAsia="Arial" w:hAnsi="Arial" w:cs="Arial"/>
+          <w:b/>
+          <w:color w:val="000000"/>
+          <w:sz w:val="18"/>
+          <w:highlight w:val="lightGray"/>
+        </w:rPr>
+        <w:t>From:</w:t>
+      </w:r>
+      <w:r>
+        <w:rPr>
+          <w:rFonts w:ascii="Arial" w:eastAsia="Arial" w:hAnsi="Arial" w:cs="Arial"/>
+          <w:color w:val="000000"/>
+          <w:sz w:val="18"/>
+          <w:highlight w:val="lightGray"/>
+        </w:rPr>
+        <w:t xml:space="preserve"> [Chatgpt (GPT</w:t>
+      </w:r>
+      <w:r>
+        <w:rPr>
+          <w:rFonts w:ascii="Arial" w:eastAsia="Arial" w:hAnsi="Arial" w:cs="Cambria Math"/>
+          <w:color w:val="000000"/>
+          <w:sz w:val="18"/>
+          <w:highlight w:val="lightGray"/>
         </w:rPr>
         <w:t>‑</w:t>
       </w:r>
       <w:r>
         <w:rPr>
-          <w:b/>
-          <w:sz w:val="14"/>
-          <w:szCs w:val="14"/>
-          <w:shd w:val="clear" w:color="auto" w:fill="B7B7B7"/>
-        </w:rPr>
-        <w:t>5 Mini) at [8/17/2025]</w:t>
+          <w:rFonts w:ascii="Arial" w:eastAsia="Arial" w:hAnsi="Arial" w:cs="Arial"/>
+          <w:color w:val="000000"/>
+          <w:sz w:val="18"/>
+          <w:highlight w:val="lightGray"/>
+        </w:rPr>
+        <w:t xml:space="preserve">5 Mini)] </w:t>
+      </w:r>
+      <w:r>
+        <w:rPr>
+          <w:rFonts w:ascii="Arial" w:eastAsia="Arial" w:hAnsi="Arial" w:cs="Arial"/>
+          <w:b/>
+          <w:color w:val="000000"/>
+          <w:sz w:val="18"/>
+          <w:highlight w:val="lightGray"/>
+        </w:rPr>
+        <w:t>on</w:t>
+      </w:r>
+      <w:r>
+        <w:rPr>
+          <w:rFonts w:ascii="Arial" w:eastAsia="Arial" w:hAnsi="Arial"/>
+          <w:sz w:val="18"/>
+          <w:highlight w:val="lightGray"/>
+        </w:rPr>
+        <w:t xml:space="preserve"> [8/17/2025]</w:t>
       </w:r>
     </w:p>
     <w:p>
@@ -2034,8 +2154,7 @@
     </w:p>
     <w:p>
       <w:r>
-        <w:lastRenderedPageBreak/>
-        <w:pict w14:anchorId="6BA46D8F">
+        <w:pict w14:anchorId="2BB61345">
           <v:rect id="_x0000_i1033" style="width:0;height:1.5pt" o:hralign="center" o:hrstd="t" o:hr="t" fillcolor="#a0a0a0" stroked="f"/>
         </w:pict>
       </w:r>
@@ -2067,51 +2186,77 @@
       </w:pPr>
       <w:r>
         <w:rPr>
-          <w:b/>
-          <w:shd w:val="clear" w:color="auto" w:fill="B7B7B7"/>
-        </w:rPr>
-        <w:t># Source</w:t>
-      </w:r>
-      <w:r>
-        <w:rPr>
-          <w:shd w:val="clear" w:color="auto" w:fill="B7B7B7"/>
-        </w:rPr>
-        <w:t xml:space="preserve">: </w:t>
-      </w:r>
-      <w:r>
-        <w:rPr>
-          <w:b/>
-          <w:shd w:val="clear" w:color="auto" w:fill="B7B7B7"/>
-        </w:rPr>
-        <w:t xml:space="preserve">Chatgpt </w:t>
-      </w:r>
-      <w:r>
-        <w:rPr>
-          <w:b/>
-          <w:sz w:val="14"/>
-          <w:szCs w:val="14"/>
-          <w:shd w:val="clear" w:color="auto" w:fill="B7B7B7"/>
-        </w:rPr>
-        <w:t>(GPT</w:t>
-      </w:r>
-      <w:r>
-        <w:rPr>
-          <w:rFonts w:ascii="Cambria Math" w:hAnsi="Cambria Math" w:cs="Cambria Math"/>
-          <w:b/>
-          <w:sz w:val="14"/>
-          <w:szCs w:val="14"/>
-          <w:shd w:val="clear" w:color="auto" w:fill="B7B7B7"/>
+          <w:rFonts w:ascii="Arial" w:eastAsia="Arial" w:hAnsi="Arial" w:cs="Arial"/>
+          <w:b/>
+          <w:color w:val="000000"/>
+          <w:sz w:val="18"/>
+          <w:highlight w:val="lightGray"/>
+        </w:rPr>
+        <w:t># Source: AI Source: Provided by: [Data Path</w:t>
+      </w:r>
+      <w:r>
+        <w:rPr>
+          <w:rFonts w:ascii="Arial" w:eastAsia="Arial" w:hAnsi="Arial" w:cs="Arial"/>
+          <w:color w:val="000000"/>
+          <w:sz w:val="18"/>
+          <w:highlight w:val="lightGray"/>
+        </w:rPr>
+        <w:t xml:space="preserve">: Persons Table -&gt; ID Column: 1, Name_En Column: Motasem Essam] -&gt; </w:t>
+      </w:r>
+      <w:r>
+        <w:rPr>
+          <w:rFonts w:ascii="Arial" w:eastAsia="Arial" w:hAnsi="Arial" w:cs="Arial"/>
+          <w:b/>
+          <w:color w:val="000000"/>
+          <w:sz w:val="18"/>
+          <w:highlight w:val="lightGray"/>
+        </w:rPr>
+        <w:t>From:</w:t>
+      </w:r>
+      <w:r>
+        <w:rPr>
+          <w:rFonts w:ascii="Arial" w:eastAsia="Arial" w:hAnsi="Arial" w:cs="Arial"/>
+          <w:color w:val="000000"/>
+          <w:sz w:val="18"/>
+          <w:highlight w:val="lightGray"/>
+        </w:rPr>
+        <w:t xml:space="preserve"> [Chatgpt (GPT</w:t>
+      </w:r>
+      <w:r>
+        <w:rPr>
+          <w:rFonts w:ascii="Arial" w:eastAsia="Arial" w:hAnsi="Arial" w:cs="Cambria Math"/>
+          <w:color w:val="000000"/>
+          <w:sz w:val="18"/>
+          <w:highlight w:val="lightGray"/>
         </w:rPr>
         <w:t>‑</w:t>
       </w:r>
       <w:r>
         <w:rPr>
-          <w:b/>
-          <w:sz w:val="14"/>
-          <w:szCs w:val="14"/>
-          <w:shd w:val="clear" w:color="auto" w:fill="B7B7B7"/>
-        </w:rPr>
-        <w:t>5 Mini) at [8/17/2025]</w:t>
+          <w:rFonts w:ascii="Arial" w:eastAsia="Arial" w:hAnsi="Arial" w:cs="Arial"/>
+          <w:color w:val="000000"/>
+          <w:sz w:val="18"/>
+          <w:highlight w:val="lightGray"/>
+        </w:rPr>
+        <w:t xml:space="preserve">5 Mini)] </w:t>
+      </w:r>
+      <w:r>
+        <w:rPr>
+          <w:rFonts w:ascii="Arial" w:eastAsia="Arial" w:hAnsi="Arial" w:cs="Arial"/>
+          <w:b/>
+          <w:color w:val="000000"/>
+          <w:sz w:val="18"/>
+          <w:highlight w:val="lightGray"/>
+        </w:rPr>
+        <w:t>on</w:t>
+      </w:r>
+      <w:r>
+        <w:rPr>
+          <w:rFonts w:ascii="Arial" w:eastAsia="Arial" w:hAnsi="Arial"/>
+          <w:sz w:val="18"/>
+          <w:highlight w:val="lightGray"/>
+        </w:rPr>
+        <w:t xml:space="preserve"> [8/17/2025]</w:t>
       </w:r>
     </w:p>
     <w:p>
@@ -2194,7 +2339,7 @@
           <w:ilvl w:val="0"/>
           <w:numId w:val="5"/>
         </w:numPr>
-        <w:spacing w:before="240"/>
+        <w:spacing w:before="240" w:after="0" w:line="276" w:lineRule="auto"/>
         <w:rPr>
           <w:rFonts w:ascii="Roboto Mono" w:eastAsia="Roboto Mono" w:hAnsi="Roboto Mono" w:cs="Roboto Mono"/>
         </w:rPr>
@@ -2220,6 +2365,7 @@
           <w:ilvl w:val="0"/>
           <w:numId w:val="5"/>
         </w:numPr>
+        <w:spacing w:after="0" w:line="276" w:lineRule="auto"/>
         <w:rPr>
           <w:rFonts w:ascii="Roboto Mono" w:eastAsia="Roboto Mono" w:hAnsi="Roboto Mono" w:cs="Roboto Mono"/>
         </w:rPr>
@@ -2245,6 +2391,7 @@
           <w:ilvl w:val="0"/>
           <w:numId w:val="5"/>
         </w:numPr>
+        <w:spacing w:after="0" w:line="276" w:lineRule="auto"/>
         <w:rPr>
           <w:rFonts w:ascii="Roboto Mono" w:eastAsia="Roboto Mono" w:hAnsi="Roboto Mono" w:cs="Roboto Mono"/>
         </w:rPr>
@@ -2270,7 +2417,7 @@
           <w:ilvl w:val="0"/>
           <w:numId w:val="5"/>
         </w:numPr>
-        <w:spacing w:after="240"/>
+        <w:spacing w:after="240" w:line="276" w:lineRule="auto"/>
       </w:pPr>
       <w:r>
         <w:rPr>
@@ -2288,7 +2435,7 @@
     </w:p>
     <w:p>
       <w:r>
-        <w:pict w14:anchorId="1E0BF8EB">
+        <w:pict w14:anchorId="030DFA8A">
           <v:rect id="_x0000_i1034" style="width:0;height:1.5pt" o:hralign="center" o:hrstd="t" o:hr="t" fillcolor="#a0a0a0" stroked="f"/>
         </w:pict>
       </w:r>
@@ -2309,51 +2456,77 @@
       </w:pPr>
       <w:r>
         <w:rPr>
-          <w:b/>
-          <w:shd w:val="clear" w:color="auto" w:fill="B7B7B7"/>
-        </w:rPr>
-        <w:t># Source</w:t>
-      </w:r>
-      <w:r>
-        <w:rPr>
-          <w:shd w:val="clear" w:color="auto" w:fill="B7B7B7"/>
-        </w:rPr>
-        <w:t xml:space="preserve">: </w:t>
-      </w:r>
-      <w:r>
-        <w:rPr>
-          <w:b/>
-          <w:shd w:val="clear" w:color="auto" w:fill="B7B7B7"/>
-        </w:rPr>
-        <w:t xml:space="preserve">Chatgpt </w:t>
-      </w:r>
-      <w:r>
-        <w:rPr>
-          <w:b/>
-          <w:sz w:val="14"/>
-          <w:szCs w:val="14"/>
-          <w:shd w:val="clear" w:color="auto" w:fill="B7B7B7"/>
-        </w:rPr>
-        <w:t>(GPT</w:t>
-      </w:r>
-      <w:r>
-        <w:rPr>
-          <w:rFonts w:ascii="Cambria Math" w:hAnsi="Cambria Math" w:cs="Cambria Math"/>
-          <w:b/>
-          <w:sz w:val="14"/>
-          <w:szCs w:val="14"/>
-          <w:shd w:val="clear" w:color="auto" w:fill="B7B7B7"/>
+          <w:rFonts w:ascii="Arial" w:eastAsia="Arial" w:hAnsi="Arial" w:cs="Arial"/>
+          <w:b/>
+          <w:color w:val="000000"/>
+          <w:sz w:val="18"/>
+          <w:highlight w:val="lightGray"/>
+        </w:rPr>
+        <w:t># Source: AI Source: Provided by: [Data Path</w:t>
+      </w:r>
+      <w:r>
+        <w:rPr>
+          <w:rFonts w:ascii="Arial" w:eastAsia="Arial" w:hAnsi="Arial" w:cs="Arial"/>
+          <w:color w:val="000000"/>
+          <w:sz w:val="18"/>
+          <w:highlight w:val="lightGray"/>
+        </w:rPr>
+        <w:t xml:space="preserve">: Persons Table -&gt; ID Column: 1, Name_En Column: Motasem Essam] -&gt; </w:t>
+      </w:r>
+      <w:r>
+        <w:rPr>
+          <w:rFonts w:ascii="Arial" w:eastAsia="Arial" w:hAnsi="Arial" w:cs="Arial"/>
+          <w:b/>
+          <w:color w:val="000000"/>
+          <w:sz w:val="18"/>
+          <w:highlight w:val="lightGray"/>
+        </w:rPr>
+        <w:t>From:</w:t>
+      </w:r>
+      <w:r>
+        <w:rPr>
+          <w:rFonts w:ascii="Arial" w:eastAsia="Arial" w:hAnsi="Arial" w:cs="Arial"/>
+          <w:color w:val="000000"/>
+          <w:sz w:val="18"/>
+          <w:highlight w:val="lightGray"/>
+        </w:rPr>
+        <w:t xml:space="preserve"> [Chatgpt (GPT</w:t>
+      </w:r>
+      <w:r>
+        <w:rPr>
+          <w:rFonts w:ascii="Arial" w:eastAsia="Arial" w:hAnsi="Arial" w:cs="Cambria Math"/>
+          <w:color w:val="000000"/>
+          <w:sz w:val="18"/>
+          <w:highlight w:val="lightGray"/>
         </w:rPr>
         <w:t>‑</w:t>
       </w:r>
       <w:r>
         <w:rPr>
-          <w:b/>
-          <w:sz w:val="14"/>
-          <w:szCs w:val="14"/>
-          <w:shd w:val="clear" w:color="auto" w:fill="B7B7B7"/>
-        </w:rPr>
-        <w:t>5 Mini) at [8/17/2025]</w:t>
+          <w:rFonts w:ascii="Arial" w:eastAsia="Arial" w:hAnsi="Arial" w:cs="Arial"/>
+          <w:color w:val="000000"/>
+          <w:sz w:val="18"/>
+          <w:highlight w:val="lightGray"/>
+        </w:rPr>
+        <w:t xml:space="preserve">5 Mini)] </w:t>
+      </w:r>
+      <w:r>
+        <w:rPr>
+          <w:rFonts w:ascii="Arial" w:eastAsia="Arial" w:hAnsi="Arial" w:cs="Arial"/>
+          <w:b/>
+          <w:color w:val="000000"/>
+          <w:sz w:val="18"/>
+          <w:highlight w:val="lightGray"/>
+        </w:rPr>
+        <w:t>on</w:t>
+      </w:r>
+      <w:r>
+        <w:rPr>
+          <w:rFonts w:ascii="Arial" w:eastAsia="Arial" w:hAnsi="Arial"/>
+          <w:sz w:val="18"/>
+          <w:highlight w:val="lightGray"/>
+        </w:rPr>
+        <w:t xml:space="preserve"> [8/17/2025]</w:t>
       </w:r>
     </w:p>
     <w:p>
@@ -2362,7 +2535,7 @@
           <w:ilvl w:val="0"/>
           <w:numId w:val="6"/>
         </w:numPr>
-        <w:spacing w:before="240"/>
+        <w:spacing w:before="240" w:after="0" w:line="276" w:lineRule="auto"/>
         <w:rPr>
           <w:rFonts w:ascii="Roboto Mono" w:eastAsia="Roboto Mono" w:hAnsi="Roboto Mono" w:cs="Roboto Mono"/>
         </w:rPr>
@@ -2386,6 +2559,7 @@
           <w:ilvl w:val="0"/>
           <w:numId w:val="6"/>
         </w:numPr>
+        <w:spacing w:after="0" w:line="276" w:lineRule="auto"/>
       </w:pPr>
       <w:r>
         <w:rPr>
@@ -2419,6 +2593,7 @@
           <w:ilvl w:val="0"/>
           <w:numId w:val="6"/>
         </w:numPr>
+        <w:spacing w:after="0" w:line="276" w:lineRule="auto"/>
       </w:pPr>
       <w:r>
         <w:rPr>
@@ -2452,7 +2627,7 @@
           <w:ilvl w:val="0"/>
           <w:numId w:val="6"/>
         </w:numPr>
-        <w:spacing w:after="240"/>
+        <w:spacing w:after="240" w:line="276" w:lineRule="auto"/>
       </w:pPr>
       <w:r>
         <w:rPr>
@@ -2482,7 +2657,7 @@
     </w:p>
     <w:p>
       <w:r>
-        <w:pict w14:anchorId="4C590D7C">
+        <w:pict w14:anchorId="4A5123A6">
           <v:rect id="_x0000_i1035" style="width:0;height:1.5pt" o:hralign="center" o:hrstd="t" o:hr="t" fillcolor="#a0a0a0" stroked="f"/>
         </w:pict>
       </w:r>
@@ -2496,7 +2671,6 @@
       <w:bookmarkStart w:id="9" w:name="_6kkr638v8tjo" w:colFirst="0" w:colLast="0"/>
       <w:bookmarkEnd w:id="9"/>
       <w:r>
-        <w:lastRenderedPageBreak/>
         <w:t>🛠️ Common Practices</w:t>
       </w:r>
     </w:p>
@@ -2506,51 +2680,77 @@
       </w:pPr>
       <w:r>
         <w:rPr>
-          <w:b/>
-          <w:shd w:val="clear" w:color="auto" w:fill="B7B7B7"/>
-        </w:rPr>
-        <w:t># Source</w:t>
-      </w:r>
-      <w:r>
-        <w:rPr>
-          <w:shd w:val="clear" w:color="auto" w:fill="B7B7B7"/>
-        </w:rPr>
-        <w:t xml:space="preserve">: </w:t>
-      </w:r>
-      <w:r>
-        <w:rPr>
-          <w:b/>
-          <w:shd w:val="clear" w:color="auto" w:fill="B7B7B7"/>
-        </w:rPr>
-        <w:t xml:space="preserve">Chatgpt </w:t>
-      </w:r>
-      <w:r>
-        <w:rPr>
-          <w:b/>
-          <w:sz w:val="14"/>
-          <w:szCs w:val="14"/>
-          <w:shd w:val="clear" w:color="auto" w:fill="B7B7B7"/>
-        </w:rPr>
-        <w:t>(GPT</w:t>
-      </w:r>
-      <w:r>
-        <w:rPr>
-          <w:rFonts w:ascii="Cambria Math" w:hAnsi="Cambria Math" w:cs="Cambria Math"/>
-          <w:b/>
-          <w:sz w:val="14"/>
-          <w:szCs w:val="14"/>
-          <w:shd w:val="clear" w:color="auto" w:fill="B7B7B7"/>
+          <w:rFonts w:ascii="Arial" w:eastAsia="Arial" w:hAnsi="Arial" w:cs="Arial"/>
+          <w:b/>
+          <w:color w:val="000000"/>
+          <w:sz w:val="18"/>
+          <w:highlight w:val="lightGray"/>
+        </w:rPr>
+        <w:t># Source: AI Source: Provided by: [Data Path</w:t>
+      </w:r>
+      <w:r>
+        <w:rPr>
+          <w:rFonts w:ascii="Arial" w:eastAsia="Arial" w:hAnsi="Arial" w:cs="Arial"/>
+          <w:color w:val="000000"/>
+          <w:sz w:val="18"/>
+          <w:highlight w:val="lightGray"/>
+        </w:rPr>
+        <w:t xml:space="preserve">: Persons Table -&gt; ID Column: 1, Name_En Column: Motasem Essam] -&gt; </w:t>
+      </w:r>
+      <w:r>
+        <w:rPr>
+          <w:rFonts w:ascii="Arial" w:eastAsia="Arial" w:hAnsi="Arial" w:cs="Arial"/>
+          <w:b/>
+          <w:color w:val="000000"/>
+          <w:sz w:val="18"/>
+          <w:highlight w:val="lightGray"/>
+        </w:rPr>
+        <w:t>From:</w:t>
+      </w:r>
+      <w:r>
+        <w:rPr>
+          <w:rFonts w:ascii="Arial" w:eastAsia="Arial" w:hAnsi="Arial" w:cs="Arial"/>
+          <w:color w:val="000000"/>
+          <w:sz w:val="18"/>
+          <w:highlight w:val="lightGray"/>
+        </w:rPr>
+        <w:t xml:space="preserve"> [Chatgpt (GPT</w:t>
+      </w:r>
+      <w:r>
+        <w:rPr>
+          <w:rFonts w:ascii="Arial" w:eastAsia="Arial" w:hAnsi="Arial" w:cs="Cambria Math"/>
+          <w:color w:val="000000"/>
+          <w:sz w:val="18"/>
+          <w:highlight w:val="lightGray"/>
         </w:rPr>
         <w:t>‑</w:t>
       </w:r>
       <w:r>
         <w:rPr>
-          <w:b/>
-          <w:sz w:val="14"/>
-          <w:szCs w:val="14"/>
-          <w:shd w:val="clear" w:color="auto" w:fill="B7B7B7"/>
-        </w:rPr>
-        <w:t>5 Mini) at [8/17/2025]</w:t>
+          <w:rFonts w:ascii="Arial" w:eastAsia="Arial" w:hAnsi="Arial" w:cs="Arial"/>
+          <w:color w:val="000000"/>
+          <w:sz w:val="18"/>
+          <w:highlight w:val="lightGray"/>
+        </w:rPr>
+        <w:t xml:space="preserve">5 Mini)] </w:t>
+      </w:r>
+      <w:r>
+        <w:rPr>
+          <w:rFonts w:ascii="Arial" w:eastAsia="Arial" w:hAnsi="Arial" w:cs="Arial"/>
+          <w:b/>
+          <w:color w:val="000000"/>
+          <w:sz w:val="18"/>
+          <w:highlight w:val="lightGray"/>
+        </w:rPr>
+        <w:t>on</w:t>
+      </w:r>
+      <w:r>
+        <w:rPr>
+          <w:rFonts w:ascii="Arial" w:eastAsia="Arial" w:hAnsi="Arial"/>
+          <w:sz w:val="18"/>
+          <w:highlight w:val="lightGray"/>
+        </w:rPr>
+        <w:t xml:space="preserve"> [8/17/2025]</w:t>
       </w:r>
     </w:p>
     <w:p>
@@ -2559,7 +2759,7 @@
           <w:ilvl w:val="0"/>
           <w:numId w:val="3"/>
         </w:numPr>
-        <w:spacing w:before="240"/>
+        <w:spacing w:before="240" w:after="0" w:line="276" w:lineRule="auto"/>
       </w:pPr>
       <w:r>
         <w:rPr>
@@ -2587,6 +2787,7 @@
           <w:ilvl w:val="0"/>
           <w:numId w:val="3"/>
         </w:numPr>
+        <w:spacing w:after="0" w:line="276" w:lineRule="auto"/>
       </w:pPr>
       <w:r>
         <w:rPr>
@@ -2653,6 +2854,7 @@
           <w:ilvl w:val="0"/>
           <w:numId w:val="3"/>
         </w:numPr>
+        <w:spacing w:after="0" w:line="276" w:lineRule="auto"/>
       </w:pPr>
       <w:r>
         <w:rPr>
@@ -2680,7 +2882,7 @@
           <w:ilvl w:val="0"/>
           <w:numId w:val="3"/>
         </w:numPr>
-        <w:spacing w:after="240"/>
+        <w:spacing w:after="240" w:line="276" w:lineRule="auto"/>
       </w:pPr>
       <w:r>
         <w:rPr>
@@ -2701,7 +2903,7 @@
     </w:p>
     <w:p>
       <w:r>
-        <w:pict w14:anchorId="0F673E25">
+        <w:pict w14:anchorId="25D174E5">
           <v:rect id="_x0000_i1036" style="width:0;height:1.5pt" o:hralign="center" o:hrstd="t" o:hr="t" fillcolor="#a0a0a0" stroked="f"/>
         </w:pict>
       </w:r>
@@ -2724,51 +2926,77 @@
       </w:pPr>
       <w:r>
         <w:rPr>
-          <w:b/>
-          <w:shd w:val="clear" w:color="auto" w:fill="B7B7B7"/>
-        </w:rPr>
-        <w:t># Source</w:t>
-      </w:r>
-      <w:r>
-        <w:rPr>
-          <w:shd w:val="clear" w:color="auto" w:fill="B7B7B7"/>
-        </w:rPr>
-        <w:t xml:space="preserve">: </w:t>
-      </w:r>
-      <w:r>
-        <w:rPr>
-          <w:b/>
-          <w:shd w:val="clear" w:color="auto" w:fill="B7B7B7"/>
-        </w:rPr>
-        <w:t xml:space="preserve">Chatgpt </w:t>
-      </w:r>
-      <w:r>
-        <w:rPr>
-          <w:b/>
-          <w:sz w:val="14"/>
-          <w:szCs w:val="14"/>
-          <w:shd w:val="clear" w:color="auto" w:fill="B7B7B7"/>
-        </w:rPr>
-        <w:t>(GPT</w:t>
-      </w:r>
-      <w:r>
-        <w:rPr>
-          <w:rFonts w:ascii="Cambria Math" w:hAnsi="Cambria Math" w:cs="Cambria Math"/>
-          <w:b/>
-          <w:sz w:val="14"/>
-          <w:szCs w:val="14"/>
-          <w:shd w:val="clear" w:color="auto" w:fill="B7B7B7"/>
+          <w:rFonts w:ascii="Arial" w:eastAsia="Arial" w:hAnsi="Arial" w:cs="Arial"/>
+          <w:b/>
+          <w:color w:val="000000"/>
+          <w:sz w:val="18"/>
+          <w:highlight w:val="lightGray"/>
+        </w:rPr>
+        <w:t># Source: AI Source: Provided by: [Data Path</w:t>
+      </w:r>
+      <w:r>
+        <w:rPr>
+          <w:rFonts w:ascii="Arial" w:eastAsia="Arial" w:hAnsi="Arial" w:cs="Arial"/>
+          <w:color w:val="000000"/>
+          <w:sz w:val="18"/>
+          <w:highlight w:val="lightGray"/>
+        </w:rPr>
+        <w:t xml:space="preserve">: Persons Table -&gt; ID Column: 1, Name_En Column: Motasem Essam] -&gt; </w:t>
+      </w:r>
+      <w:r>
+        <w:rPr>
+          <w:rFonts w:ascii="Arial" w:eastAsia="Arial" w:hAnsi="Arial" w:cs="Arial"/>
+          <w:b/>
+          <w:color w:val="000000"/>
+          <w:sz w:val="18"/>
+          <w:highlight w:val="lightGray"/>
+        </w:rPr>
+        <w:t>From:</w:t>
+      </w:r>
+      <w:r>
+        <w:rPr>
+          <w:rFonts w:ascii="Arial" w:eastAsia="Arial" w:hAnsi="Arial" w:cs="Arial"/>
+          <w:color w:val="000000"/>
+          <w:sz w:val="18"/>
+          <w:highlight w:val="lightGray"/>
+        </w:rPr>
+        <w:t xml:space="preserve"> [Chatgpt (GPT</w:t>
+      </w:r>
+      <w:r>
+        <w:rPr>
+          <w:rFonts w:ascii="Arial" w:eastAsia="Arial" w:hAnsi="Arial" w:cs="Cambria Math"/>
+          <w:color w:val="000000"/>
+          <w:sz w:val="18"/>
+          <w:highlight w:val="lightGray"/>
         </w:rPr>
         <w:t>‑</w:t>
       </w:r>
       <w:r>
         <w:rPr>
-          <w:b/>
-          <w:sz w:val="14"/>
-          <w:szCs w:val="14"/>
-          <w:shd w:val="clear" w:color="auto" w:fill="B7B7B7"/>
-        </w:rPr>
-        <w:t>5 Mini) at [8/17/2025]</w:t>
+          <w:rFonts w:ascii="Arial" w:eastAsia="Arial" w:hAnsi="Arial" w:cs="Arial"/>
+          <w:color w:val="000000"/>
+          <w:sz w:val="18"/>
+          <w:highlight w:val="lightGray"/>
+        </w:rPr>
+        <w:t xml:space="preserve">5 Mini)] </w:t>
+      </w:r>
+      <w:r>
+        <w:rPr>
+          <w:rFonts w:ascii="Arial" w:eastAsia="Arial" w:hAnsi="Arial" w:cs="Arial"/>
+          <w:b/>
+          <w:color w:val="000000"/>
+          <w:sz w:val="18"/>
+          <w:highlight w:val="lightGray"/>
+        </w:rPr>
+        <w:t>on</w:t>
+      </w:r>
+      <w:r>
+        <w:rPr>
+          <w:rFonts w:ascii="Arial" w:eastAsia="Arial" w:hAnsi="Arial"/>
+          <w:sz w:val="18"/>
+          <w:highlight w:val="lightGray"/>
+        </w:rPr>
+        <w:t xml:space="preserve"> [8/17/2025]</w:t>
       </w:r>
     </w:p>
     <w:p>
@@ -2793,7 +3021,7 @@
           <w:ilvl w:val="0"/>
           <w:numId w:val="1"/>
         </w:numPr>
-        <w:spacing w:before="240" w:after="240"/>
+        <w:spacing w:before="240" w:after="240" w:line="276" w:lineRule="auto"/>
         <w:rPr>
           <w:rFonts w:ascii="Roboto Mono" w:eastAsia="Roboto Mono" w:hAnsi="Roboto Mono" w:cs="Roboto Mono"/>
         </w:rPr>
@@ -2858,7 +3086,7 @@
           <w:ilvl w:val="0"/>
           <w:numId w:val="9"/>
         </w:numPr>
-        <w:spacing w:before="240"/>
+        <w:spacing w:before="240" w:after="0" w:line="276" w:lineRule="auto"/>
         <w:rPr>
           <w:rFonts w:ascii="Roboto Mono" w:eastAsia="Roboto Mono" w:hAnsi="Roboto Mono" w:cs="Roboto Mono"/>
         </w:rPr>
@@ -2882,6 +3110,7 @@
           <w:ilvl w:val="1"/>
           <w:numId w:val="9"/>
         </w:numPr>
+        <w:spacing w:after="0" w:line="276" w:lineRule="auto"/>
         <w:rPr>
           <w:rFonts w:ascii="Roboto Mono" w:eastAsia="Roboto Mono" w:hAnsi="Roboto Mono" w:cs="Roboto Mono"/>
         </w:rPr>
@@ -2905,6 +3134,7 @@
           <w:ilvl w:val="1"/>
           <w:numId w:val="9"/>
         </w:numPr>
+        <w:spacing w:after="0" w:line="276" w:lineRule="auto"/>
         <w:rPr>
           <w:rFonts w:ascii="Roboto Mono" w:eastAsia="Roboto Mono" w:hAnsi="Roboto Mono" w:cs="Roboto Mono"/>
         </w:rPr>
@@ -2928,15 +3158,15 @@
           <w:ilvl w:val="1"/>
           <w:numId w:val="9"/>
         </w:numPr>
-        <w:rPr>
-          <w:rFonts w:ascii="Roboto Mono" w:eastAsia="Roboto Mono" w:hAnsi="Roboto Mono" w:cs="Roboto Mono"/>
-        </w:rPr>
-      </w:pPr>
-      <w:r>
-        <w:rPr>
-          <w:rFonts w:ascii="Roboto Mono" w:eastAsia="Roboto Mono" w:hAnsi="Roboto Mono" w:cs="Roboto Mono"/>
-        </w:rPr>
-        <w:lastRenderedPageBreak/>
+        <w:spacing w:after="0" w:line="276" w:lineRule="auto"/>
+        <w:rPr>
+          <w:rFonts w:ascii="Roboto Mono" w:eastAsia="Roboto Mono" w:hAnsi="Roboto Mono" w:cs="Roboto Mono"/>
+        </w:rPr>
+      </w:pPr>
+      <w:r>
+        <w:rPr>
+          <w:rFonts w:ascii="Roboto Mono" w:eastAsia="Roboto Mono" w:hAnsi="Roboto Mono" w:cs="Roboto Mono"/>
+        </w:rPr>
         <w:t>Error handling if email not registered</w:t>
       </w:r>
       <w:r>
@@ -2952,6 +3182,7 @@
           <w:ilvl w:val="0"/>
           <w:numId w:val="9"/>
         </w:numPr>
+        <w:spacing w:after="0" w:line="276" w:lineRule="auto"/>
         <w:rPr>
           <w:rFonts w:ascii="Roboto Mono" w:eastAsia="Roboto Mono" w:hAnsi="Roboto Mono" w:cs="Roboto Mono"/>
         </w:rPr>
@@ -2975,6 +3206,7 @@
           <w:ilvl w:val="1"/>
           <w:numId w:val="9"/>
         </w:numPr>
+        <w:spacing w:after="0" w:line="276" w:lineRule="auto"/>
         <w:rPr>
           <w:rFonts w:ascii="Roboto Mono" w:eastAsia="Roboto Mono" w:hAnsi="Roboto Mono" w:cs="Roboto Mono"/>
         </w:rPr>
@@ -2998,6 +3230,7 @@
           <w:ilvl w:val="1"/>
           <w:numId w:val="9"/>
         </w:numPr>
+        <w:spacing w:after="0" w:line="276" w:lineRule="auto"/>
         <w:rPr>
           <w:rFonts w:ascii="Roboto Mono" w:eastAsia="Roboto Mono" w:hAnsi="Roboto Mono" w:cs="Roboto Mono"/>
         </w:rPr>
@@ -3021,7 +3254,7 @@
           <w:ilvl w:val="1"/>
           <w:numId w:val="9"/>
         </w:numPr>
-        <w:spacing w:after="240"/>
+        <w:spacing w:after="240" w:line="276" w:lineRule="auto"/>
         <w:rPr>
           <w:rFonts w:ascii="Roboto Mono" w:eastAsia="Roboto Mono" w:hAnsi="Roboto Mono" w:cs="Roboto Mono"/>
         </w:rPr>
@@ -3068,7 +3301,7 @@
     </w:p>
     <w:p>
       <w:r>
-        <w:pict w14:anchorId="06C7BABB">
+        <w:pict w14:anchorId="6F7E3AA6">
           <v:rect id="_x0000_i1037" style="width:0;height:1.5pt" o:hralign="center" o:hrstd="t" o:hr="t" fillcolor="#a0a0a0" stroked="f"/>
         </w:pict>
       </w:r>
@@ -3094,51 +3327,77 @@
       </w:pPr>
       <w:r>
         <w:rPr>
-          <w:b/>
-          <w:shd w:val="clear" w:color="auto" w:fill="B7B7B7"/>
-        </w:rPr>
-        <w:t># Source</w:t>
-      </w:r>
-      <w:r>
-        <w:rPr>
-          <w:shd w:val="clear" w:color="auto" w:fill="B7B7B7"/>
-        </w:rPr>
-        <w:t xml:space="preserve">: </w:t>
-      </w:r>
-      <w:r>
-        <w:rPr>
-          <w:b/>
-          <w:shd w:val="clear" w:color="auto" w:fill="B7B7B7"/>
-        </w:rPr>
-        <w:t xml:space="preserve">Chatgpt </w:t>
-      </w:r>
-      <w:r>
-        <w:rPr>
-          <w:b/>
-          <w:sz w:val="14"/>
-          <w:szCs w:val="14"/>
-          <w:shd w:val="clear" w:color="auto" w:fill="B7B7B7"/>
-        </w:rPr>
-        <w:t>(GPT</w:t>
-      </w:r>
-      <w:r>
-        <w:rPr>
-          <w:rFonts w:ascii="Cambria Math" w:hAnsi="Cambria Math" w:cs="Cambria Math"/>
-          <w:b/>
-          <w:sz w:val="14"/>
-          <w:szCs w:val="14"/>
-          <w:shd w:val="clear" w:color="auto" w:fill="B7B7B7"/>
+          <w:rFonts w:ascii="Arial" w:eastAsia="Arial" w:hAnsi="Arial" w:cs="Arial"/>
+          <w:b/>
+          <w:color w:val="000000"/>
+          <w:sz w:val="18"/>
+          <w:highlight w:val="lightGray"/>
+        </w:rPr>
+        <w:t># Source: AI Source: Provided by: [Data Path</w:t>
+      </w:r>
+      <w:r>
+        <w:rPr>
+          <w:rFonts w:ascii="Arial" w:eastAsia="Arial" w:hAnsi="Arial" w:cs="Arial"/>
+          <w:color w:val="000000"/>
+          <w:sz w:val="18"/>
+          <w:highlight w:val="lightGray"/>
+        </w:rPr>
+        <w:t xml:space="preserve">: Persons Table -&gt; ID Column: 1, Name_En Column: Motasem Essam] -&gt; </w:t>
+      </w:r>
+      <w:r>
+        <w:rPr>
+          <w:rFonts w:ascii="Arial" w:eastAsia="Arial" w:hAnsi="Arial" w:cs="Arial"/>
+          <w:b/>
+          <w:color w:val="000000"/>
+          <w:sz w:val="18"/>
+          <w:highlight w:val="lightGray"/>
+        </w:rPr>
+        <w:t>From:</w:t>
+      </w:r>
+      <w:r>
+        <w:rPr>
+          <w:rFonts w:ascii="Arial" w:eastAsia="Arial" w:hAnsi="Arial" w:cs="Arial"/>
+          <w:color w:val="000000"/>
+          <w:sz w:val="18"/>
+          <w:highlight w:val="lightGray"/>
+        </w:rPr>
+        <w:t xml:space="preserve"> [Chatgpt (GPT</w:t>
+      </w:r>
+      <w:r>
+        <w:rPr>
+          <w:rFonts w:ascii="Arial" w:eastAsia="Arial" w:hAnsi="Arial" w:cs="Cambria Math"/>
+          <w:color w:val="000000"/>
+          <w:sz w:val="18"/>
+          <w:highlight w:val="lightGray"/>
         </w:rPr>
         <w:t>‑</w:t>
       </w:r>
       <w:r>
         <w:rPr>
-          <w:b/>
-          <w:sz w:val="14"/>
-          <w:szCs w:val="14"/>
-          <w:shd w:val="clear" w:color="auto" w:fill="B7B7B7"/>
-        </w:rPr>
-        <w:t>5 Mini) at [8/17/2025]</w:t>
+          <w:rFonts w:ascii="Arial" w:eastAsia="Arial" w:hAnsi="Arial" w:cs="Arial"/>
+          <w:color w:val="000000"/>
+          <w:sz w:val="18"/>
+          <w:highlight w:val="lightGray"/>
+        </w:rPr>
+        <w:t xml:space="preserve">5 Mini)] </w:t>
+      </w:r>
+      <w:r>
+        <w:rPr>
+          <w:rFonts w:ascii="Arial" w:eastAsia="Arial" w:hAnsi="Arial" w:cs="Arial"/>
+          <w:b/>
+          <w:color w:val="000000"/>
+          <w:sz w:val="18"/>
+          <w:highlight w:val="lightGray"/>
+        </w:rPr>
+        <w:t>on</w:t>
+      </w:r>
+      <w:r>
+        <w:rPr>
+          <w:rFonts w:ascii="Arial" w:eastAsia="Arial" w:hAnsi="Arial"/>
+          <w:sz w:val="18"/>
+          <w:highlight w:val="lightGray"/>
+        </w:rPr>
+        <w:t xml:space="preserve"> [8/17/2025]</w:t>
       </w:r>
     </w:p>
     <w:p>
@@ -3147,7 +3406,7 @@
           <w:ilvl w:val="0"/>
           <w:numId w:val="7"/>
         </w:numPr>
-        <w:spacing w:before="240"/>
+        <w:spacing w:before="240" w:after="0" w:line="276" w:lineRule="auto"/>
       </w:pPr>
       <w:r>
         <w:rPr>
@@ -3181,6 +3440,7 @@
           <w:ilvl w:val="0"/>
           <w:numId w:val="7"/>
         </w:numPr>
+        <w:spacing w:after="0" w:line="276" w:lineRule="auto"/>
       </w:pPr>
       <w:r>
         <w:rPr>
@@ -3214,6 +3474,7 @@
           <w:ilvl w:val="0"/>
           <w:numId w:val="7"/>
         </w:numPr>
+        <w:spacing w:after="0" w:line="276" w:lineRule="auto"/>
       </w:pPr>
       <w:r>
         <w:rPr>
@@ -3247,6 +3508,7 @@
           <w:ilvl w:val="0"/>
           <w:numId w:val="7"/>
         </w:numPr>
+        <w:spacing w:after="0" w:line="276" w:lineRule="auto"/>
         <w:rPr>
           <w:rFonts w:ascii="Roboto Mono" w:eastAsia="Roboto Mono" w:hAnsi="Roboto Mono" w:cs="Roboto Mono"/>
         </w:rPr>
@@ -3270,7 +3532,7 @@
           <w:ilvl w:val="0"/>
           <w:numId w:val="7"/>
         </w:numPr>
-        <w:spacing w:after="240"/>
+        <w:spacing w:after="240" w:line="276" w:lineRule="auto"/>
       </w:pPr>
       <w:r>
         <w:rPr>
@@ -3324,51 +3586,77 @@
       </w:pPr>
       <w:r>
         <w:rPr>
-          <w:b/>
-          <w:shd w:val="clear" w:color="auto" w:fill="B7B7B7"/>
-        </w:rPr>
-        <w:t># Source</w:t>
-      </w:r>
-      <w:r>
-        <w:rPr>
-          <w:shd w:val="clear" w:color="auto" w:fill="B7B7B7"/>
-        </w:rPr>
-        <w:t xml:space="preserve">: </w:t>
-      </w:r>
-      <w:r>
-        <w:rPr>
-          <w:b/>
-          <w:shd w:val="clear" w:color="auto" w:fill="B7B7B7"/>
-        </w:rPr>
-        <w:t xml:space="preserve">Chatgpt </w:t>
-      </w:r>
-      <w:r>
-        <w:rPr>
-          <w:b/>
-          <w:sz w:val="14"/>
-          <w:szCs w:val="14"/>
-          <w:shd w:val="clear" w:color="auto" w:fill="B7B7B7"/>
-        </w:rPr>
-        <w:t>(GPT</w:t>
-      </w:r>
-      <w:r>
-        <w:rPr>
-          <w:rFonts w:ascii="Cambria Math" w:hAnsi="Cambria Math" w:cs="Cambria Math"/>
-          <w:b/>
-          <w:sz w:val="14"/>
-          <w:szCs w:val="14"/>
-          <w:shd w:val="clear" w:color="auto" w:fill="B7B7B7"/>
+          <w:rFonts w:ascii="Arial" w:eastAsia="Arial" w:hAnsi="Arial" w:cs="Arial"/>
+          <w:b/>
+          <w:color w:val="000000"/>
+          <w:sz w:val="18"/>
+          <w:highlight w:val="lightGray"/>
+        </w:rPr>
+        <w:t># Source: AI Source: Provided by: [Data Path</w:t>
+      </w:r>
+      <w:r>
+        <w:rPr>
+          <w:rFonts w:ascii="Arial" w:eastAsia="Arial" w:hAnsi="Arial" w:cs="Arial"/>
+          <w:color w:val="000000"/>
+          <w:sz w:val="18"/>
+          <w:highlight w:val="lightGray"/>
+        </w:rPr>
+        <w:t xml:space="preserve">: Persons Table -&gt; ID Column: 1, Name_En Column: Motasem Essam] -&gt; </w:t>
+      </w:r>
+      <w:r>
+        <w:rPr>
+          <w:rFonts w:ascii="Arial" w:eastAsia="Arial" w:hAnsi="Arial" w:cs="Arial"/>
+          <w:b/>
+          <w:color w:val="000000"/>
+          <w:sz w:val="18"/>
+          <w:highlight w:val="lightGray"/>
+        </w:rPr>
+        <w:t>From:</w:t>
+      </w:r>
+      <w:r>
+        <w:rPr>
+          <w:rFonts w:ascii="Arial" w:eastAsia="Arial" w:hAnsi="Arial" w:cs="Arial"/>
+          <w:color w:val="000000"/>
+          <w:sz w:val="18"/>
+          <w:highlight w:val="lightGray"/>
+        </w:rPr>
+        <w:t xml:space="preserve"> [Chatgpt (GPT</w:t>
+      </w:r>
+      <w:r>
+        <w:rPr>
+          <w:rFonts w:ascii="Arial" w:eastAsia="Arial" w:hAnsi="Arial" w:cs="Cambria Math"/>
+          <w:color w:val="000000"/>
+          <w:sz w:val="18"/>
+          <w:highlight w:val="lightGray"/>
         </w:rPr>
         <w:t>‑</w:t>
       </w:r>
       <w:r>
         <w:rPr>
-          <w:b/>
-          <w:sz w:val="14"/>
-          <w:szCs w:val="14"/>
-          <w:shd w:val="clear" w:color="auto" w:fill="B7B7B7"/>
-        </w:rPr>
-        <w:t>5 Mini) at [8/17/2025]</w:t>
+          <w:rFonts w:ascii="Arial" w:eastAsia="Arial" w:hAnsi="Arial" w:cs="Arial"/>
+          <w:color w:val="000000"/>
+          <w:sz w:val="18"/>
+          <w:highlight w:val="lightGray"/>
+        </w:rPr>
+        <w:t xml:space="preserve">5 Mini)] </w:t>
+      </w:r>
+      <w:r>
+        <w:rPr>
+          <w:rFonts w:ascii="Arial" w:eastAsia="Arial" w:hAnsi="Arial" w:cs="Arial"/>
+          <w:b/>
+          <w:color w:val="000000"/>
+          <w:sz w:val="18"/>
+          <w:highlight w:val="lightGray"/>
+        </w:rPr>
+        <w:t>on</w:t>
+      </w:r>
+      <w:r>
+        <w:rPr>
+          <w:rFonts w:ascii="Arial" w:eastAsia="Arial" w:hAnsi="Arial"/>
+          <w:sz w:val="18"/>
+          <w:highlight w:val="lightGray"/>
+        </w:rPr>
+        <w:t xml:space="preserve"> [8/17/2025]</w:t>
       </w:r>
     </w:p>
     <w:p>
@@ -3404,7 +3692,7 @@
           <w:ilvl w:val="0"/>
           <w:numId w:val="14"/>
         </w:numPr>
-        <w:spacing w:before="240"/>
+        <w:spacing w:before="240" w:after="0" w:line="276" w:lineRule="auto"/>
       </w:pPr>
       <w:r>
         <w:rPr>
@@ -3432,6 +3720,7 @@
           <w:ilvl w:val="1"/>
           <w:numId w:val="14"/>
         </w:numPr>
+        <w:spacing w:after="0" w:line="276" w:lineRule="auto"/>
         <w:rPr>
           <w:rFonts w:ascii="Roboto Mono" w:eastAsia="Roboto Mono" w:hAnsi="Roboto Mono" w:cs="Roboto Mono"/>
         </w:rPr>
@@ -3455,12 +3744,12 @@
           <w:ilvl w:val="1"/>
           <w:numId w:val="14"/>
         </w:numPr>
-      </w:pPr>
-      <w:r>
-        <w:rPr>
-          <w:rFonts w:ascii="Roboto Mono" w:eastAsia="Roboto Mono" w:hAnsi="Roboto Mono" w:cs="Roboto Mono"/>
-        </w:rPr>
-        <w:lastRenderedPageBreak/>
+        <w:spacing w:after="0" w:line="276" w:lineRule="auto"/>
+      </w:pPr>
+      <w:r>
+        <w:rPr>
+          <w:rFonts w:ascii="Roboto Mono" w:eastAsia="Roboto Mono" w:hAnsi="Roboto Mono" w:cs="Roboto Mono"/>
+        </w:rPr>
         <w:t xml:space="preserve">The card itself is just a </w:t>
       </w:r>
       <w:r>
@@ -3489,7 +3778,7 @@
           <w:ilvl w:val="1"/>
           <w:numId w:val="14"/>
         </w:numPr>
-        <w:spacing w:after="240"/>
+        <w:spacing w:after="240" w:line="276" w:lineRule="auto"/>
       </w:pPr>
       <w:r>
         <w:rPr>
@@ -3525,7 +3814,7 @@
     </w:p>
     <w:p>
       <w:r>
-        <w:pict w14:anchorId="37534EA2">
+        <w:pict w14:anchorId="589CDAC1">
           <v:rect id="_x0000_i1038" style="width:0;height:1.5pt" o:hralign="center" o:hrstd="t" o:hr="t" fillcolor="#a0a0a0" stroked="f"/>
         </w:pict>
       </w:r>
@@ -3536,7 +3825,7 @@
           <w:ilvl w:val="0"/>
           <w:numId w:val="4"/>
         </w:numPr>
-        <w:spacing w:before="240"/>
+        <w:spacing w:before="240" w:after="0" w:line="276" w:lineRule="auto"/>
       </w:pPr>
       <w:r>
         <w:rPr>
@@ -3564,6 +3853,7 @@
           <w:ilvl w:val="1"/>
           <w:numId w:val="4"/>
         </w:numPr>
+        <w:spacing w:after="0" w:line="276" w:lineRule="auto"/>
       </w:pPr>
       <w:r>
         <w:rPr>
@@ -3597,6 +3887,7 @@
           <w:ilvl w:val="1"/>
           <w:numId w:val="4"/>
         </w:numPr>
+        <w:spacing w:after="0" w:line="276" w:lineRule="auto"/>
       </w:pPr>
       <w:r>
         <w:rPr>
@@ -3630,7 +3921,7 @@
           <w:ilvl w:val="1"/>
           <w:numId w:val="4"/>
         </w:numPr>
-        <w:spacing w:after="240"/>
+        <w:spacing w:after="240" w:line="276" w:lineRule="auto"/>
       </w:pPr>
       <w:r>
         <w:rPr>
@@ -3644,7 +3935,7 @@
     </w:p>
     <w:p>
       <w:r>
-        <w:pict w14:anchorId="11FC6742">
+        <w:pict w14:anchorId="1481000C">
           <v:rect id="_x0000_i1039" style="width:0;height:1.5pt" o:hralign="center" o:hrstd="t" o:hr="t" fillcolor="#a0a0a0" stroked="f"/>
         </w:pict>
       </w:r>
@@ -3655,7 +3946,7 @@
           <w:ilvl w:val="0"/>
           <w:numId w:val="13"/>
         </w:numPr>
-        <w:spacing w:before="240"/>
+        <w:spacing w:before="240" w:after="0" w:line="276" w:lineRule="auto"/>
       </w:pPr>
       <w:r>
         <w:rPr>
@@ -3683,6 +3974,7 @@
           <w:ilvl w:val="1"/>
           <w:numId w:val="13"/>
         </w:numPr>
+        <w:spacing w:after="0" w:line="276" w:lineRule="auto"/>
       </w:pPr>
       <w:r>
         <w:rPr>
@@ -3716,6 +4008,7 @@
           <w:ilvl w:val="1"/>
           <w:numId w:val="13"/>
         </w:numPr>
+        <w:spacing w:after="0" w:line="276" w:lineRule="auto"/>
       </w:pPr>
       <w:r>
         <w:rPr>
@@ -3749,6 +4042,7 @@
           <w:ilvl w:val="1"/>
           <w:numId w:val="13"/>
         </w:numPr>
+        <w:spacing w:after="0" w:line="276" w:lineRule="auto"/>
         <w:rPr>
           <w:rFonts w:ascii="Roboto Mono" w:eastAsia="Roboto Mono" w:hAnsi="Roboto Mono" w:cs="Roboto Mono"/>
         </w:rPr>
@@ -3772,6 +4066,7 @@
           <w:ilvl w:val="2"/>
           <w:numId w:val="13"/>
         </w:numPr>
+        <w:spacing w:after="0" w:line="276" w:lineRule="auto"/>
         <w:rPr>
           <w:rFonts w:ascii="Roboto Mono" w:eastAsia="Roboto Mono" w:hAnsi="Roboto Mono" w:cs="Roboto Mono"/>
         </w:rPr>
@@ -3795,6 +4090,7 @@
           <w:ilvl w:val="2"/>
           <w:numId w:val="13"/>
         </w:numPr>
+        <w:spacing w:after="0" w:line="276" w:lineRule="auto"/>
         <w:rPr>
           <w:rFonts w:ascii="Roboto Mono" w:eastAsia="Roboto Mono" w:hAnsi="Roboto Mono" w:cs="Roboto Mono"/>
         </w:rPr>
@@ -3818,13 +4114,12 @@
           <w:ilvl w:val="2"/>
           <w:numId w:val="13"/>
         </w:numPr>
-        <w:spacing w:after="240"/>
+        <w:spacing w:after="240" w:line="276" w:lineRule="auto"/>
       </w:pPr>
       <w:r>
         <w:rPr>
           <w:rFonts w:ascii="Arial Unicode MS" w:eastAsia="Arial Unicode MS" w:hAnsi="Arial Unicode MS" w:cs="Arial Unicode MS"/>
         </w:rPr>
-        <w:lastRenderedPageBreak/>
         <w:t>✅ Error message shown for unregistered email.</w:t>
       </w:r>
       <w:r>
@@ -3833,7 +4128,7 @@
     </w:p>
     <w:p>
       <w:r>
-        <w:pict w14:anchorId="1B12109E">
+        <w:pict w14:anchorId="33EB8F59">
           <v:rect id="_x0000_i1040" style="width:0;height:1.5pt" o:hralign="center" o:hrstd="t" o:hr="t" fillcolor="#a0a0a0" stroked="f"/>
         </w:pict>
       </w:r>
@@ -3857,51 +4152,77 @@
       </w:pPr>
       <w:r>
         <w:rPr>
-          <w:b/>
-          <w:shd w:val="clear" w:color="auto" w:fill="B7B7B7"/>
-        </w:rPr>
-        <w:t># Source</w:t>
-      </w:r>
-      <w:r>
-        <w:rPr>
-          <w:shd w:val="clear" w:color="auto" w:fill="B7B7B7"/>
-        </w:rPr>
-        <w:t xml:space="preserve">: </w:t>
-      </w:r>
-      <w:r>
-        <w:rPr>
-          <w:b/>
-          <w:shd w:val="clear" w:color="auto" w:fill="B7B7B7"/>
-        </w:rPr>
-        <w:t xml:space="preserve">Chatgpt </w:t>
-      </w:r>
-      <w:r>
-        <w:rPr>
-          <w:b/>
-          <w:sz w:val="14"/>
-          <w:szCs w:val="14"/>
-          <w:shd w:val="clear" w:color="auto" w:fill="B7B7B7"/>
-        </w:rPr>
-        <w:t>(GPT</w:t>
-      </w:r>
-      <w:r>
-        <w:rPr>
-          <w:rFonts w:ascii="Cambria Math" w:hAnsi="Cambria Math" w:cs="Cambria Math"/>
-          <w:b/>
-          <w:sz w:val="14"/>
-          <w:szCs w:val="14"/>
-          <w:shd w:val="clear" w:color="auto" w:fill="B7B7B7"/>
+          <w:rFonts w:ascii="Arial" w:eastAsia="Arial" w:hAnsi="Arial" w:cs="Arial"/>
+          <w:b/>
+          <w:color w:val="000000"/>
+          <w:sz w:val="18"/>
+          <w:highlight w:val="lightGray"/>
+        </w:rPr>
+        <w:t># Source: AI Source: Provided by: [Data Path</w:t>
+      </w:r>
+      <w:r>
+        <w:rPr>
+          <w:rFonts w:ascii="Arial" w:eastAsia="Arial" w:hAnsi="Arial" w:cs="Arial"/>
+          <w:color w:val="000000"/>
+          <w:sz w:val="18"/>
+          <w:highlight w:val="lightGray"/>
+        </w:rPr>
+        <w:t xml:space="preserve">: Persons Table -&gt; ID Column: 1, Name_En Column: Motasem Essam] -&gt; </w:t>
+      </w:r>
+      <w:r>
+        <w:rPr>
+          <w:rFonts w:ascii="Arial" w:eastAsia="Arial" w:hAnsi="Arial" w:cs="Arial"/>
+          <w:b/>
+          <w:color w:val="000000"/>
+          <w:sz w:val="18"/>
+          <w:highlight w:val="lightGray"/>
+        </w:rPr>
+        <w:t>From:</w:t>
+      </w:r>
+      <w:r>
+        <w:rPr>
+          <w:rFonts w:ascii="Arial" w:eastAsia="Arial" w:hAnsi="Arial" w:cs="Arial"/>
+          <w:color w:val="000000"/>
+          <w:sz w:val="18"/>
+          <w:highlight w:val="lightGray"/>
+        </w:rPr>
+        <w:t xml:space="preserve"> [Chatgpt (GPT</w:t>
+      </w:r>
+      <w:r>
+        <w:rPr>
+          <w:rFonts w:ascii="Arial" w:eastAsia="Arial" w:hAnsi="Arial" w:cs="Cambria Math"/>
+          <w:color w:val="000000"/>
+          <w:sz w:val="18"/>
+          <w:highlight w:val="lightGray"/>
         </w:rPr>
         <w:t>‑</w:t>
       </w:r>
       <w:r>
         <w:rPr>
-          <w:b/>
-          <w:sz w:val="14"/>
-          <w:szCs w:val="14"/>
-          <w:shd w:val="clear" w:color="auto" w:fill="B7B7B7"/>
-        </w:rPr>
-        <w:t>5 Mini) at [8/17/2025]</w:t>
+          <w:rFonts w:ascii="Arial" w:eastAsia="Arial" w:hAnsi="Arial" w:cs="Arial"/>
+          <w:color w:val="000000"/>
+          <w:sz w:val="18"/>
+          <w:highlight w:val="lightGray"/>
+        </w:rPr>
+        <w:t xml:space="preserve">5 Mini)] </w:t>
+      </w:r>
+      <w:r>
+        <w:rPr>
+          <w:rFonts w:ascii="Arial" w:eastAsia="Arial" w:hAnsi="Arial" w:cs="Arial"/>
+          <w:b/>
+          <w:color w:val="000000"/>
+          <w:sz w:val="18"/>
+          <w:highlight w:val="lightGray"/>
+        </w:rPr>
+        <w:t>on</w:t>
+      </w:r>
+      <w:r>
+        <w:rPr>
+          <w:rFonts w:ascii="Arial" w:eastAsia="Arial" w:hAnsi="Arial"/>
+          <w:sz w:val="18"/>
+          <w:highlight w:val="lightGray"/>
+        </w:rPr>
+        <w:t xml:space="preserve"> [8/17/2025]</w:t>
       </w:r>
     </w:p>
     <w:p>
@@ -3910,7 +4231,7 @@
           <w:noProof/>
         </w:rPr>
         <w:drawing>
-          <wp:inline distT="114300" distB="114300" distL="114300" distR="114300" wp14:anchorId="032420AE" wp14:editId="1C0660B2">
+          <wp:inline distT="114300" distB="114300" distL="114300" distR="114300" wp14:anchorId="2F092F71" wp14:editId="0E6DD3CD">
             <wp:extent cx="5943600" cy="1574800"/>
             <wp:effectExtent l="0" t="0" r="0" b="0"/>
             <wp:docPr id="1" name="image2.png"/>
@@ -4357,7 +4678,7 @@
     </w:tbl>
     <w:p>
       <w:r>
-        <w:pict w14:anchorId="1F14355F">
+        <w:pict w14:anchorId="6EE70BA4">
           <v:rect id="_x0000_i1041" style="width:0;height:1.5pt" o:hralign="center" o:hrstd="t" o:hr="t" fillcolor="#a0a0a0" stroked="f"/>
         </w:pict>
       </w:r>
@@ -4381,51 +4702,77 @@
       </w:pPr>
       <w:r>
         <w:rPr>
-          <w:b/>
-          <w:shd w:val="clear" w:color="auto" w:fill="B7B7B7"/>
-        </w:rPr>
-        <w:t># Source</w:t>
-      </w:r>
-      <w:r>
-        <w:rPr>
-          <w:shd w:val="clear" w:color="auto" w:fill="B7B7B7"/>
-        </w:rPr>
-        <w:t xml:space="preserve">: </w:t>
-      </w:r>
-      <w:r>
-        <w:rPr>
-          <w:b/>
-          <w:shd w:val="clear" w:color="auto" w:fill="B7B7B7"/>
-        </w:rPr>
-        <w:t xml:space="preserve">Chatgpt </w:t>
-      </w:r>
-      <w:r>
-        <w:rPr>
-          <w:b/>
-          <w:sz w:val="14"/>
-          <w:szCs w:val="14"/>
-          <w:shd w:val="clear" w:color="auto" w:fill="B7B7B7"/>
-        </w:rPr>
-        <w:t>(GPT</w:t>
-      </w:r>
-      <w:r>
-        <w:rPr>
-          <w:rFonts w:ascii="Cambria Math" w:hAnsi="Cambria Math" w:cs="Cambria Math"/>
-          <w:b/>
-          <w:sz w:val="14"/>
-          <w:szCs w:val="14"/>
-          <w:shd w:val="clear" w:color="auto" w:fill="B7B7B7"/>
+          <w:rFonts w:ascii="Arial" w:eastAsia="Arial" w:hAnsi="Arial" w:cs="Arial"/>
+          <w:b/>
+          <w:color w:val="000000"/>
+          <w:sz w:val="18"/>
+          <w:highlight w:val="lightGray"/>
+        </w:rPr>
+        <w:t># Source: AI Source: Provided by: [Data Path</w:t>
+      </w:r>
+      <w:r>
+        <w:rPr>
+          <w:rFonts w:ascii="Arial" w:eastAsia="Arial" w:hAnsi="Arial" w:cs="Arial"/>
+          <w:color w:val="000000"/>
+          <w:sz w:val="18"/>
+          <w:highlight w:val="lightGray"/>
+        </w:rPr>
+        <w:t xml:space="preserve">: Persons Table -&gt; ID Column: 1, Name_En Column: Motasem Essam] -&gt; </w:t>
+      </w:r>
+      <w:r>
+        <w:rPr>
+          <w:rFonts w:ascii="Arial" w:eastAsia="Arial" w:hAnsi="Arial" w:cs="Arial"/>
+          <w:b/>
+          <w:color w:val="000000"/>
+          <w:sz w:val="18"/>
+          <w:highlight w:val="lightGray"/>
+        </w:rPr>
+        <w:t>From:</w:t>
+      </w:r>
+      <w:r>
+        <w:rPr>
+          <w:rFonts w:ascii="Arial" w:eastAsia="Arial" w:hAnsi="Arial" w:cs="Arial"/>
+          <w:color w:val="000000"/>
+          <w:sz w:val="18"/>
+          <w:highlight w:val="lightGray"/>
+        </w:rPr>
+        <w:t xml:space="preserve"> [Chatgpt (GPT</w:t>
+      </w:r>
+      <w:r>
+        <w:rPr>
+          <w:rFonts w:ascii="Arial" w:eastAsia="Arial" w:hAnsi="Arial" w:cs="Cambria Math"/>
+          <w:color w:val="000000"/>
+          <w:sz w:val="18"/>
+          <w:highlight w:val="lightGray"/>
         </w:rPr>
         <w:t>‑</w:t>
       </w:r>
       <w:r>
         <w:rPr>
-          <w:b/>
-          <w:sz w:val="14"/>
-          <w:szCs w:val="14"/>
-          <w:shd w:val="clear" w:color="auto" w:fill="B7B7B7"/>
-        </w:rPr>
-        <w:t>5 Mini) at [8/17/2025]</w:t>
+          <w:rFonts w:ascii="Arial" w:eastAsia="Arial" w:hAnsi="Arial" w:cs="Arial"/>
+          <w:color w:val="000000"/>
+          <w:sz w:val="18"/>
+          <w:highlight w:val="lightGray"/>
+        </w:rPr>
+        <w:t xml:space="preserve">5 Mini)] </w:t>
+      </w:r>
+      <w:r>
+        <w:rPr>
+          <w:rFonts w:ascii="Arial" w:eastAsia="Arial" w:hAnsi="Arial" w:cs="Arial"/>
+          <w:b/>
+          <w:color w:val="000000"/>
+          <w:sz w:val="18"/>
+          <w:highlight w:val="lightGray"/>
+        </w:rPr>
+        <w:t>on</w:t>
+      </w:r>
+      <w:r>
+        <w:rPr>
+          <w:rFonts w:ascii="Arial" w:eastAsia="Arial" w:hAnsi="Arial"/>
+          <w:sz w:val="18"/>
+          <w:highlight w:val="lightGray"/>
+        </w:rPr>
+        <w:t xml:space="preserve"> [8/17/2025]</w:t>
       </w:r>
     </w:p>
     <w:p>
@@ -4451,7 +4798,7 @@
     </w:p>
     <w:p>
       <w:r>
-        <w:pict w14:anchorId="65504B49">
+        <w:pict w14:anchorId="30B68944">
           <v:rect id="_x0000_i1042" style="width:0;height:1.5pt" o:hralign="center" o:hrstd="t" o:hr="t" fillcolor="#a0a0a0" stroked="f"/>
         </w:pict>
       </w:r>
@@ -4465,7 +4812,6 @@
       <w:bookmarkStart w:id="15" w:name="_slrwrvpexcpk" w:colFirst="0" w:colLast="0"/>
       <w:bookmarkEnd w:id="15"/>
       <w:r>
-        <w:lastRenderedPageBreak/>
         <w:t>⚠️ Challenges</w:t>
       </w:r>
     </w:p>
@@ -4475,51 +4821,77 @@
       </w:pPr>
       <w:r>
         <w:rPr>
-          <w:b/>
-          <w:shd w:val="clear" w:color="auto" w:fill="B7B7B7"/>
-        </w:rPr>
-        <w:t># Source</w:t>
-      </w:r>
-      <w:r>
-        <w:rPr>
-          <w:shd w:val="clear" w:color="auto" w:fill="B7B7B7"/>
-        </w:rPr>
-        <w:t xml:space="preserve">: </w:t>
-      </w:r>
-      <w:r>
-        <w:rPr>
-          <w:b/>
-          <w:shd w:val="clear" w:color="auto" w:fill="B7B7B7"/>
-        </w:rPr>
-        <w:t xml:space="preserve">Chatgpt </w:t>
-      </w:r>
-      <w:r>
-        <w:rPr>
-          <w:b/>
-          <w:sz w:val="14"/>
-          <w:szCs w:val="14"/>
-          <w:shd w:val="clear" w:color="auto" w:fill="B7B7B7"/>
-        </w:rPr>
-        <w:t>(GPT</w:t>
-      </w:r>
-      <w:r>
-        <w:rPr>
-          <w:rFonts w:ascii="Cambria Math" w:hAnsi="Cambria Math" w:cs="Cambria Math"/>
-          <w:b/>
-          <w:sz w:val="14"/>
-          <w:szCs w:val="14"/>
-          <w:shd w:val="clear" w:color="auto" w:fill="B7B7B7"/>
+          <w:rFonts w:ascii="Arial" w:eastAsia="Arial" w:hAnsi="Arial" w:cs="Arial"/>
+          <w:b/>
+          <w:color w:val="000000"/>
+          <w:sz w:val="18"/>
+          <w:highlight w:val="lightGray"/>
+        </w:rPr>
+        <w:t># Source: AI Source: Provided by: [Data Path</w:t>
+      </w:r>
+      <w:r>
+        <w:rPr>
+          <w:rFonts w:ascii="Arial" w:eastAsia="Arial" w:hAnsi="Arial" w:cs="Arial"/>
+          <w:color w:val="000000"/>
+          <w:sz w:val="18"/>
+          <w:highlight w:val="lightGray"/>
+        </w:rPr>
+        <w:t xml:space="preserve">: Persons Table -&gt; ID Column: 1, Name_En Column: Motasem Essam] -&gt; </w:t>
+      </w:r>
+      <w:r>
+        <w:rPr>
+          <w:rFonts w:ascii="Arial" w:eastAsia="Arial" w:hAnsi="Arial" w:cs="Arial"/>
+          <w:b/>
+          <w:color w:val="000000"/>
+          <w:sz w:val="18"/>
+          <w:highlight w:val="lightGray"/>
+        </w:rPr>
+        <w:t>From:</w:t>
+      </w:r>
+      <w:r>
+        <w:rPr>
+          <w:rFonts w:ascii="Arial" w:eastAsia="Arial" w:hAnsi="Arial" w:cs="Arial"/>
+          <w:color w:val="000000"/>
+          <w:sz w:val="18"/>
+          <w:highlight w:val="lightGray"/>
+        </w:rPr>
+        <w:t xml:space="preserve"> [Chatgpt (GPT</w:t>
+      </w:r>
+      <w:r>
+        <w:rPr>
+          <w:rFonts w:ascii="Arial" w:eastAsia="Arial" w:hAnsi="Arial" w:cs="Cambria Math"/>
+          <w:color w:val="000000"/>
+          <w:sz w:val="18"/>
+          <w:highlight w:val="lightGray"/>
         </w:rPr>
         <w:t>‑</w:t>
       </w:r>
       <w:r>
         <w:rPr>
-          <w:b/>
-          <w:sz w:val="14"/>
-          <w:szCs w:val="14"/>
-          <w:shd w:val="clear" w:color="auto" w:fill="B7B7B7"/>
-        </w:rPr>
-        <w:t>5 Mini) at [8/17/2025]</w:t>
+          <w:rFonts w:ascii="Arial" w:eastAsia="Arial" w:hAnsi="Arial" w:cs="Arial"/>
+          <w:color w:val="000000"/>
+          <w:sz w:val="18"/>
+          <w:highlight w:val="lightGray"/>
+        </w:rPr>
+        <w:t xml:space="preserve">5 Mini)] </w:t>
+      </w:r>
+      <w:r>
+        <w:rPr>
+          <w:rFonts w:ascii="Arial" w:eastAsia="Arial" w:hAnsi="Arial" w:cs="Arial"/>
+          <w:b/>
+          <w:color w:val="000000"/>
+          <w:sz w:val="18"/>
+          <w:highlight w:val="lightGray"/>
+        </w:rPr>
+        <w:t>on</w:t>
+      </w:r>
+      <w:r>
+        <w:rPr>
+          <w:rFonts w:ascii="Arial" w:eastAsia="Arial" w:hAnsi="Arial"/>
+          <w:sz w:val="18"/>
+          <w:highlight w:val="lightGray"/>
+        </w:rPr>
+        <w:t xml:space="preserve"> [8/17/2025]</w:t>
       </w:r>
     </w:p>
     <w:p>
@@ -4528,7 +4900,7 @@
           <w:ilvl w:val="0"/>
           <w:numId w:val="15"/>
         </w:numPr>
-        <w:spacing w:before="240"/>
+        <w:spacing w:before="240" w:after="0" w:line="276" w:lineRule="auto"/>
       </w:pPr>
       <w:r>
         <w:rPr>
@@ -4562,6 +4934,7 @@
           <w:ilvl w:val="0"/>
           <w:numId w:val="15"/>
         </w:numPr>
+        <w:spacing w:after="0" w:line="276" w:lineRule="auto"/>
         <w:rPr>
           <w:rFonts w:ascii="Roboto Mono" w:eastAsia="Roboto Mono" w:hAnsi="Roboto Mono" w:cs="Roboto Mono"/>
         </w:rPr>
@@ -4585,7 +4958,7 @@
           <w:ilvl w:val="0"/>
           <w:numId w:val="15"/>
         </w:numPr>
-        <w:spacing w:after="240"/>
+        <w:spacing w:after="240" w:line="276" w:lineRule="auto"/>
         <w:rPr>
           <w:rFonts w:ascii="Roboto Mono" w:eastAsia="Roboto Mono" w:hAnsi="Roboto Mono" w:cs="Roboto Mono"/>
         </w:rPr>
@@ -4605,7 +4978,7 @@
     </w:p>
     <w:p>
       <w:r>
-        <w:pict w14:anchorId="54651E30">
+        <w:pict w14:anchorId="65BCC4C0">
           <v:rect id="_x0000_i1043" style="width:0;height:1.5pt" o:hralign="center" o:hrstd="t" o:hr="t" fillcolor="#a0a0a0" stroked="f"/>
         </w:pict>
       </w:r>
@@ -4629,51 +5002,77 @@
       </w:pPr>
       <w:r>
         <w:rPr>
-          <w:b/>
-          <w:shd w:val="clear" w:color="auto" w:fill="B7B7B7"/>
-        </w:rPr>
-        <w:t># Source</w:t>
-      </w:r>
-      <w:r>
-        <w:rPr>
-          <w:shd w:val="clear" w:color="auto" w:fill="B7B7B7"/>
-        </w:rPr>
-        <w:t xml:space="preserve">: </w:t>
-      </w:r>
-      <w:r>
-        <w:rPr>
-          <w:b/>
-          <w:shd w:val="clear" w:color="auto" w:fill="B7B7B7"/>
-        </w:rPr>
-        <w:t xml:space="preserve">Chatgpt </w:t>
-      </w:r>
-      <w:r>
-        <w:rPr>
-          <w:b/>
-          <w:sz w:val="14"/>
-          <w:szCs w:val="14"/>
-          <w:shd w:val="clear" w:color="auto" w:fill="B7B7B7"/>
-        </w:rPr>
-        <w:t>(GPT</w:t>
-      </w:r>
-      <w:r>
-        <w:rPr>
-          <w:rFonts w:ascii="Cambria Math" w:hAnsi="Cambria Math" w:cs="Cambria Math"/>
-          <w:b/>
-          <w:sz w:val="14"/>
-          <w:szCs w:val="14"/>
-          <w:shd w:val="clear" w:color="auto" w:fill="B7B7B7"/>
+          <w:rFonts w:ascii="Arial" w:eastAsia="Arial" w:hAnsi="Arial" w:cs="Arial"/>
+          <w:b/>
+          <w:color w:val="000000"/>
+          <w:sz w:val="18"/>
+          <w:highlight w:val="lightGray"/>
+        </w:rPr>
+        <w:t># Source: AI Source: Provided by: [Data Path</w:t>
+      </w:r>
+      <w:r>
+        <w:rPr>
+          <w:rFonts w:ascii="Arial" w:eastAsia="Arial" w:hAnsi="Arial" w:cs="Arial"/>
+          <w:color w:val="000000"/>
+          <w:sz w:val="18"/>
+          <w:highlight w:val="lightGray"/>
+        </w:rPr>
+        <w:t xml:space="preserve">: Persons Table -&gt; ID Column: 1, Name_En Column: Motasem Essam] -&gt; </w:t>
+      </w:r>
+      <w:r>
+        <w:rPr>
+          <w:rFonts w:ascii="Arial" w:eastAsia="Arial" w:hAnsi="Arial" w:cs="Arial"/>
+          <w:b/>
+          <w:color w:val="000000"/>
+          <w:sz w:val="18"/>
+          <w:highlight w:val="lightGray"/>
+        </w:rPr>
+        <w:t>From:</w:t>
+      </w:r>
+      <w:r>
+        <w:rPr>
+          <w:rFonts w:ascii="Arial" w:eastAsia="Arial" w:hAnsi="Arial" w:cs="Arial"/>
+          <w:color w:val="000000"/>
+          <w:sz w:val="18"/>
+          <w:highlight w:val="lightGray"/>
+        </w:rPr>
+        <w:t xml:space="preserve"> [Chatgpt (GPT</w:t>
+      </w:r>
+      <w:r>
+        <w:rPr>
+          <w:rFonts w:ascii="Arial" w:eastAsia="Arial" w:hAnsi="Arial" w:cs="Cambria Math"/>
+          <w:color w:val="000000"/>
+          <w:sz w:val="18"/>
+          <w:highlight w:val="lightGray"/>
         </w:rPr>
         <w:t>‑</w:t>
       </w:r>
       <w:r>
         <w:rPr>
-          <w:b/>
-          <w:sz w:val="14"/>
-          <w:szCs w:val="14"/>
-          <w:shd w:val="clear" w:color="auto" w:fill="B7B7B7"/>
-        </w:rPr>
-        <w:t>5 Mini) at [8/17/2025]</w:t>
+          <w:rFonts w:ascii="Arial" w:eastAsia="Arial" w:hAnsi="Arial" w:cs="Arial"/>
+          <w:color w:val="000000"/>
+          <w:sz w:val="18"/>
+          <w:highlight w:val="lightGray"/>
+        </w:rPr>
+        <w:t xml:space="preserve">5 Mini)] </w:t>
+      </w:r>
+      <w:r>
+        <w:rPr>
+          <w:rFonts w:ascii="Arial" w:eastAsia="Arial" w:hAnsi="Arial" w:cs="Arial"/>
+          <w:b/>
+          <w:color w:val="000000"/>
+          <w:sz w:val="18"/>
+          <w:highlight w:val="lightGray"/>
+        </w:rPr>
+        <w:t>on</w:t>
+      </w:r>
+      <w:r>
+        <w:rPr>
+          <w:rFonts w:ascii="Arial" w:eastAsia="Arial" w:hAnsi="Arial"/>
+          <w:sz w:val="18"/>
+          <w:highlight w:val="lightGray"/>
+        </w:rPr>
+        <w:t xml:space="preserve"> [8/17/2025]</w:t>
       </w:r>
     </w:p>
     <w:p>
@@ -4694,7 +5093,7 @@
     </w:p>
     <w:p>
       <w:r>
-        <w:pict w14:anchorId="4643FC24">
+        <w:pict w14:anchorId="15D4EBCB">
           <v:rect id="_x0000_i1044" style="width:0;height:1.5pt" o:hralign="center" o:hrstd="t" o:hr="t" fillcolor="#a0a0a0" stroked="f"/>
         </w:pict>
       </w:r>
@@ -4728,58 +5127,83 @@
       </w:pPr>
       <w:r>
         <w:rPr>
-          <w:b/>
-          <w:shd w:val="clear" w:color="auto" w:fill="B7B7B7"/>
-        </w:rPr>
-        <w:t># Source</w:t>
-      </w:r>
-      <w:r>
-        <w:rPr>
-          <w:shd w:val="clear" w:color="auto" w:fill="B7B7B7"/>
-        </w:rPr>
-        <w:t xml:space="preserve">: </w:t>
-      </w:r>
-      <w:r>
-        <w:rPr>
-          <w:b/>
-          <w:shd w:val="clear" w:color="auto" w:fill="B7B7B7"/>
-        </w:rPr>
-        <w:t xml:space="preserve">Chatgpt </w:t>
-      </w:r>
-      <w:r>
-        <w:rPr>
-          <w:b/>
-          <w:sz w:val="14"/>
-          <w:szCs w:val="14"/>
-          <w:shd w:val="clear" w:color="auto" w:fill="B7B7B7"/>
-        </w:rPr>
-        <w:t>(GPT</w:t>
-      </w:r>
-      <w:r>
-        <w:rPr>
-          <w:rFonts w:ascii="Cambria Math" w:hAnsi="Cambria Math" w:cs="Cambria Math"/>
-          <w:b/>
-          <w:sz w:val="14"/>
-          <w:szCs w:val="14"/>
-          <w:shd w:val="clear" w:color="auto" w:fill="B7B7B7"/>
+          <w:rFonts w:ascii="Arial" w:eastAsia="Arial" w:hAnsi="Arial" w:cs="Arial"/>
+          <w:b/>
+          <w:color w:val="000000"/>
+          <w:sz w:val="18"/>
+          <w:highlight w:val="lightGray"/>
+        </w:rPr>
+        <w:t># Source: AI Source: Provided by: [Data Path</w:t>
+      </w:r>
+      <w:r>
+        <w:rPr>
+          <w:rFonts w:ascii="Arial" w:eastAsia="Arial" w:hAnsi="Arial" w:cs="Arial"/>
+          <w:color w:val="000000"/>
+          <w:sz w:val="18"/>
+          <w:highlight w:val="lightGray"/>
+        </w:rPr>
+        <w:t xml:space="preserve">: Persons Table -&gt; ID Column: 1, Name_En Column: Motasem Essam] -&gt; </w:t>
+      </w:r>
+      <w:r>
+        <w:rPr>
+          <w:rFonts w:ascii="Arial" w:eastAsia="Arial" w:hAnsi="Arial" w:cs="Arial"/>
+          <w:b/>
+          <w:color w:val="000000"/>
+          <w:sz w:val="18"/>
+          <w:highlight w:val="lightGray"/>
+        </w:rPr>
+        <w:t>From:</w:t>
+      </w:r>
+      <w:r>
+        <w:rPr>
+          <w:rFonts w:ascii="Arial" w:eastAsia="Arial" w:hAnsi="Arial" w:cs="Arial"/>
+          <w:color w:val="000000"/>
+          <w:sz w:val="18"/>
+          <w:highlight w:val="lightGray"/>
+        </w:rPr>
+        <w:t xml:space="preserve"> [Chatgpt (GPT</w:t>
+      </w:r>
+      <w:r>
+        <w:rPr>
+          <w:rFonts w:ascii="Arial" w:eastAsia="Arial" w:hAnsi="Arial" w:cs="Cambria Math"/>
+          <w:color w:val="000000"/>
+          <w:sz w:val="18"/>
+          <w:highlight w:val="lightGray"/>
         </w:rPr>
         <w:t>‑</w:t>
       </w:r>
       <w:r>
         <w:rPr>
-          <w:b/>
-          <w:sz w:val="14"/>
-          <w:szCs w:val="14"/>
-          <w:shd w:val="clear" w:color="auto" w:fill="B7B7B7"/>
-        </w:rPr>
-        <w:t>5 Mini) at [9/10/2025]</w:t>
-      </w:r>
-    </w:p>
-    <w:p>
-      <w:pPr>
-        <w:rPr>
-          <w:rFonts w:ascii="Roboto Mono" w:hAnsi="Roboto Mono"/>
-          <w:lang w:val="en-US"/>
+          <w:rFonts w:ascii="Arial" w:eastAsia="Arial" w:hAnsi="Arial" w:cs="Arial"/>
+          <w:color w:val="000000"/>
+          <w:sz w:val="18"/>
+          <w:highlight w:val="lightGray"/>
+        </w:rPr>
+        <w:t xml:space="preserve">5 Mini)] </w:t>
+      </w:r>
+      <w:r>
+        <w:rPr>
+          <w:rFonts w:ascii="Arial" w:eastAsia="Arial" w:hAnsi="Arial" w:cs="Arial"/>
+          <w:b/>
+          <w:color w:val="000000"/>
+          <w:sz w:val="18"/>
+          <w:highlight w:val="lightGray"/>
+        </w:rPr>
+        <w:t>on</w:t>
+      </w:r>
+      <w:r>
+        <w:rPr>
+          <w:rFonts w:ascii="Arial" w:eastAsia="Arial" w:hAnsi="Arial"/>
+          <w:sz w:val="18"/>
+          <w:highlight w:val="lightGray"/>
+        </w:rPr>
+        <w:t xml:space="preserve"> [9/10/2025]</w:t>
+      </w:r>
+    </w:p>
+    <w:p>
+      <w:pPr>
+        <w:rPr>
+          <w:rFonts w:ascii="Roboto Mono" w:hAnsi="Roboto Mono"/>
         </w:rPr>
       </w:pPr>
       <w:r>
@@ -4787,14 +5211,12 @@
           <w:rFonts w:ascii="Roboto Mono" w:hAnsi="Roboto Mono"/>
           <w:b/>
           <w:bCs/>
-          <w:lang w:val="en-US"/>
         </w:rPr>
         <w:t>Backlog refinement</w:t>
       </w:r>
       <w:r>
         <w:rPr>
           <w:rFonts w:ascii="Roboto Mono" w:hAnsi="Roboto Mono"/>
-          <w:lang w:val="en-US"/>
         </w:rPr>
         <w:t xml:space="preserve"> (sometimes called </w:t>
       </w:r>
@@ -4803,14 +5225,12 @@
           <w:rFonts w:ascii="Roboto Mono" w:hAnsi="Roboto Mono"/>
           <w:i/>
           <w:iCs/>
-          <w:lang w:val="en-US"/>
         </w:rPr>
         <w:t>backlog grooming</w:t>
       </w:r>
       <w:r>
         <w:rPr>
           <w:rFonts w:ascii="Roboto Mono" w:hAnsi="Roboto Mono"/>
-          <w:lang w:val="en-US"/>
         </w:rPr>
         <w:t xml:space="preserve">) sessions are </w:t>
       </w:r>
@@ -4819,14 +5239,12 @@
           <w:rFonts w:ascii="Roboto Mono" w:hAnsi="Roboto Mono"/>
           <w:b/>
           <w:bCs/>
-          <w:lang w:val="en-US"/>
         </w:rPr>
         <w:t>regular team meetings</w:t>
       </w:r>
       <w:r>
         <w:rPr>
           <w:rFonts w:ascii="Roboto Mono" w:hAnsi="Roboto Mono"/>
-          <w:lang w:val="en-US"/>
         </w:rPr>
         <w:t xml:space="preserve"> where the team reviews and updates the </w:t>
       </w:r>
@@ -4835,14 +5253,12 @@
           <w:rFonts w:ascii="Roboto Mono" w:hAnsi="Roboto Mono"/>
           <w:b/>
           <w:bCs/>
-          <w:lang w:val="en-US"/>
         </w:rPr>
         <w:t>product backlog</w:t>
       </w:r>
       <w:r>
         <w:rPr>
           <w:rFonts w:ascii="Roboto Mono" w:hAnsi="Roboto Mono"/>
-          <w:lang w:val="en-US"/>
         </w:rPr>
         <w:t xml:space="preserve"> to make sure it is:</w:t>
       </w:r>
@@ -4853,9 +5269,9 @@
           <w:ilvl w:val="0"/>
           <w:numId w:val="16"/>
         </w:numPr>
-        <w:rPr>
-          <w:rFonts w:ascii="Roboto Mono" w:hAnsi="Roboto Mono"/>
-          <w:lang w:val="en-US"/>
+        <w:spacing w:after="0" w:line="276" w:lineRule="auto"/>
+        <w:rPr>
+          <w:rFonts w:ascii="Roboto Mono" w:hAnsi="Roboto Mono"/>
         </w:rPr>
       </w:pPr>
       <w:r>
@@ -4863,14 +5279,12 @@
           <w:rFonts w:ascii="Roboto Mono" w:hAnsi="Roboto Mono"/>
           <w:b/>
           <w:bCs/>
-          <w:lang w:val="en-US"/>
         </w:rPr>
         <w:t>Clear</w:t>
       </w:r>
       <w:r>
         <w:rPr>
           <w:rFonts w:ascii="Roboto Mono" w:hAnsi="Roboto Mono"/>
-          <w:lang w:val="en-US"/>
         </w:rPr>
         <w:t xml:space="preserve"> (everyone understands each item),</w:t>
       </w:r>
@@ -4881,9 +5295,9 @@
           <w:ilvl w:val="0"/>
           <w:numId w:val="16"/>
         </w:numPr>
-        <w:rPr>
-          <w:rFonts w:ascii="Roboto Mono" w:hAnsi="Roboto Mono"/>
-          <w:lang w:val="en-US"/>
+        <w:spacing w:after="0" w:line="276" w:lineRule="auto"/>
+        <w:rPr>
+          <w:rFonts w:ascii="Roboto Mono" w:hAnsi="Roboto Mono"/>
         </w:rPr>
       </w:pPr>
       <w:r>
@@ -4891,14 +5305,12 @@
           <w:rFonts w:ascii="Roboto Mono" w:hAnsi="Roboto Mono"/>
           <w:b/>
           <w:bCs/>
-          <w:lang w:val="en-US"/>
         </w:rPr>
         <w:t>Prioritized</w:t>
       </w:r>
       <w:r>
         <w:rPr>
           <w:rFonts w:ascii="Roboto Mono" w:hAnsi="Roboto Mono"/>
-          <w:lang w:val="en-US"/>
         </w:rPr>
         <w:t xml:space="preserve"> (highest-value work at the top), and</w:t>
       </w:r>
@@ -4909,9 +5321,9 @@
           <w:ilvl w:val="0"/>
           <w:numId w:val="16"/>
         </w:numPr>
-        <w:rPr>
-          <w:rFonts w:ascii="Roboto Mono" w:hAnsi="Roboto Mono"/>
-          <w:lang w:val="en-US"/>
+        <w:spacing w:after="0" w:line="276" w:lineRule="auto"/>
+        <w:rPr>
+          <w:rFonts w:ascii="Roboto Mono" w:hAnsi="Roboto Mono"/>
         </w:rPr>
       </w:pPr>
       <w:r>
@@ -4919,14 +5331,12 @@
           <w:rFonts w:ascii="Roboto Mono" w:hAnsi="Roboto Mono"/>
           <w:b/>
           <w:bCs/>
-          <w:lang w:val="en-US"/>
         </w:rPr>
         <w:t>Ready</w:t>
       </w:r>
       <w:r>
         <w:rPr>
           <w:rFonts w:ascii="Roboto Mono" w:hAnsi="Roboto Mono"/>
-          <w:lang w:val="en-US"/>
         </w:rPr>
         <w:t xml:space="preserve"> for upcoming development sprints or iterations.</w:t>
       </w:r>
@@ -4935,13 +5345,11 @@
       <w:pPr>
         <w:rPr>
           <w:rFonts w:ascii="Roboto Mono" w:hAnsi="Roboto Mono"/>
-          <w:lang w:val="en-US"/>
-        </w:rPr>
-      </w:pPr>
-      <w:r>
-        <w:rPr>
-          <w:rFonts w:ascii="Roboto Mono" w:hAnsi="Roboto Mono"/>
-          <w:lang w:val="en-US"/>
+        </w:rPr>
+      </w:pPr>
+      <w:r>
+        <w:rPr>
+          <w:rFonts w:ascii="Roboto Mono" w:hAnsi="Roboto Mono"/>
         </w:rPr>
         <w:t>In other words: It’s when the product owner, developers, testers, and sometimes other stakeholders get together to make sure the list of work (the backlog) is well-prepared for the future.</w:t>
       </w:r>
@@ -4950,15 +5358,13 @@
       <w:pPr>
         <w:rPr>
           <w:rFonts w:ascii="Roboto Mono" w:hAnsi="Roboto Mono"/>
-          <w:lang w:val="en-US"/>
-        </w:rPr>
-      </w:pPr>
-      <w:r>
-        <w:rPr>
-          <w:rFonts w:ascii="Roboto Mono" w:hAnsi="Roboto Mono"/>
-          <w:lang w:val="en-US"/>
-        </w:rPr>
-        <w:pict w14:anchorId="392CCFB7">
+        </w:rPr>
+      </w:pPr>
+      <w:r>
+        <w:rPr>
+          <w:rFonts w:ascii="Roboto Mono" w:hAnsi="Roboto Mono"/>
+        </w:rPr>
+        <w:pict w14:anchorId="24668FC2">
           <v:rect id="_x0000_i1045" style="width:0;height:1.5pt" o:hralign="center" o:hrstd="t" o:hr="t" fillcolor="#a0a0a0" stroked="f"/>
         </w:pict>
       </w:r>
@@ -4966,22 +5372,14 @@
     <w:p>
       <w:pPr>
         <w:pStyle w:val="Heading3"/>
-        <w:rPr>
-          <w:lang w:val="en-US"/>
-        </w:rPr>
       </w:pPr>
       <w:r>
         <w:rPr>
           <w:rFonts w:ascii="Segoe UI Emoji" w:hAnsi="Segoe UI Emoji" w:cs="Segoe UI Emoji"/>
-          <w:lang w:val="en-US"/>
-        </w:rPr>
-        <w:lastRenderedPageBreak/>
+        </w:rPr>
         <w:t>🔹</w:t>
       </w:r>
       <w:r>
-        <w:rPr>
-          <w:lang w:val="en-US"/>
-        </w:rPr>
         <w:t xml:space="preserve"> Purpose of Backlog Refinement</w:t>
       </w:r>
     </w:p>
@@ -4991,51 +5389,77 @@
       </w:pPr>
       <w:r>
         <w:rPr>
-          <w:b/>
-          <w:shd w:val="clear" w:color="auto" w:fill="B7B7B7"/>
-        </w:rPr>
-        <w:t># Source</w:t>
-      </w:r>
-      <w:r>
-        <w:rPr>
-          <w:shd w:val="clear" w:color="auto" w:fill="B7B7B7"/>
-        </w:rPr>
-        <w:t xml:space="preserve">: </w:t>
-      </w:r>
-      <w:r>
-        <w:rPr>
-          <w:b/>
-          <w:shd w:val="clear" w:color="auto" w:fill="B7B7B7"/>
-        </w:rPr>
-        <w:t xml:space="preserve">Chatgpt </w:t>
-      </w:r>
-      <w:r>
-        <w:rPr>
-          <w:b/>
-          <w:sz w:val="14"/>
-          <w:szCs w:val="14"/>
-          <w:shd w:val="clear" w:color="auto" w:fill="B7B7B7"/>
-        </w:rPr>
-        <w:t>(GPT</w:t>
-      </w:r>
-      <w:r>
-        <w:rPr>
-          <w:rFonts w:ascii="Cambria Math" w:hAnsi="Cambria Math" w:cs="Cambria Math"/>
-          <w:b/>
-          <w:sz w:val="14"/>
-          <w:szCs w:val="14"/>
-          <w:shd w:val="clear" w:color="auto" w:fill="B7B7B7"/>
+          <w:rFonts w:ascii="Arial" w:eastAsia="Arial" w:hAnsi="Arial" w:cs="Arial"/>
+          <w:b/>
+          <w:color w:val="000000"/>
+          <w:sz w:val="18"/>
+          <w:highlight w:val="lightGray"/>
+        </w:rPr>
+        <w:t># Source: AI Source: Provided by: [Data Path</w:t>
+      </w:r>
+      <w:r>
+        <w:rPr>
+          <w:rFonts w:ascii="Arial" w:eastAsia="Arial" w:hAnsi="Arial" w:cs="Arial"/>
+          <w:color w:val="000000"/>
+          <w:sz w:val="18"/>
+          <w:highlight w:val="lightGray"/>
+        </w:rPr>
+        <w:t xml:space="preserve">: Persons Table -&gt; ID Column: 1, Name_En Column: Motasem Essam] -&gt; </w:t>
+      </w:r>
+      <w:r>
+        <w:rPr>
+          <w:rFonts w:ascii="Arial" w:eastAsia="Arial" w:hAnsi="Arial" w:cs="Arial"/>
+          <w:b/>
+          <w:color w:val="000000"/>
+          <w:sz w:val="18"/>
+          <w:highlight w:val="lightGray"/>
+        </w:rPr>
+        <w:t>From:</w:t>
+      </w:r>
+      <w:r>
+        <w:rPr>
+          <w:rFonts w:ascii="Arial" w:eastAsia="Arial" w:hAnsi="Arial" w:cs="Arial"/>
+          <w:color w:val="000000"/>
+          <w:sz w:val="18"/>
+          <w:highlight w:val="lightGray"/>
+        </w:rPr>
+        <w:t xml:space="preserve"> [Chatgpt (GPT</w:t>
+      </w:r>
+      <w:r>
+        <w:rPr>
+          <w:rFonts w:ascii="Arial" w:eastAsia="Arial" w:hAnsi="Arial" w:cs="Cambria Math"/>
+          <w:color w:val="000000"/>
+          <w:sz w:val="18"/>
+          <w:highlight w:val="lightGray"/>
         </w:rPr>
         <w:t>‑</w:t>
       </w:r>
       <w:r>
         <w:rPr>
-          <w:b/>
-          <w:sz w:val="14"/>
-          <w:szCs w:val="14"/>
-          <w:shd w:val="clear" w:color="auto" w:fill="B7B7B7"/>
-        </w:rPr>
-        <w:t>5 Mini) at [9/10/2025]</w:t>
+          <w:rFonts w:ascii="Arial" w:eastAsia="Arial" w:hAnsi="Arial" w:cs="Arial"/>
+          <w:color w:val="000000"/>
+          <w:sz w:val="18"/>
+          <w:highlight w:val="lightGray"/>
+        </w:rPr>
+        <w:t xml:space="preserve">5 Mini)] </w:t>
+      </w:r>
+      <w:r>
+        <w:rPr>
+          <w:rFonts w:ascii="Arial" w:eastAsia="Arial" w:hAnsi="Arial" w:cs="Arial"/>
+          <w:b/>
+          <w:color w:val="000000"/>
+          <w:sz w:val="18"/>
+          <w:highlight w:val="lightGray"/>
+        </w:rPr>
+        <w:t>on</w:t>
+      </w:r>
+      <w:r>
+        <w:rPr>
+          <w:rFonts w:ascii="Arial" w:eastAsia="Arial" w:hAnsi="Arial"/>
+          <w:sz w:val="18"/>
+          <w:highlight w:val="lightGray"/>
+        </w:rPr>
+        <w:t xml:space="preserve"> [9/10/2025]</w:t>
       </w:r>
     </w:p>
     <w:p>
@@ -5044,15 +5468,14 @@
           <w:ilvl w:val="0"/>
           <w:numId w:val="17"/>
         </w:numPr>
-        <w:rPr>
-          <w:rFonts w:ascii="Roboto Mono" w:hAnsi="Roboto Mono"/>
-          <w:lang w:val="en-US"/>
-        </w:rPr>
-      </w:pPr>
-      <w:r>
-        <w:rPr>
-          <w:rFonts w:ascii="Roboto Mono" w:hAnsi="Roboto Mono"/>
-          <w:lang w:val="en-US"/>
+        <w:spacing w:after="0" w:line="276" w:lineRule="auto"/>
+        <w:rPr>
+          <w:rFonts w:ascii="Roboto Mono" w:hAnsi="Roboto Mono"/>
+        </w:rPr>
+      </w:pPr>
+      <w:r>
+        <w:rPr>
+          <w:rFonts w:ascii="Roboto Mono" w:hAnsi="Roboto Mono"/>
         </w:rPr>
         <w:t>Break down large items (epics) into smaller, testable user stories.</w:t>
       </w:r>
@@ -5063,15 +5486,14 @@
           <w:ilvl w:val="0"/>
           <w:numId w:val="17"/>
         </w:numPr>
-        <w:rPr>
-          <w:rFonts w:ascii="Roboto Mono" w:hAnsi="Roboto Mono"/>
-          <w:lang w:val="en-US"/>
-        </w:rPr>
-      </w:pPr>
-      <w:r>
-        <w:rPr>
-          <w:rFonts w:ascii="Roboto Mono" w:hAnsi="Roboto Mono"/>
-          <w:lang w:val="en-US"/>
+        <w:spacing w:after="0" w:line="276" w:lineRule="auto"/>
+        <w:rPr>
+          <w:rFonts w:ascii="Roboto Mono" w:hAnsi="Roboto Mono"/>
+        </w:rPr>
+      </w:pPr>
+      <w:r>
+        <w:rPr>
+          <w:rFonts w:ascii="Roboto Mono" w:hAnsi="Roboto Mono"/>
         </w:rPr>
         <w:t>Clarify requirements and acceptance criteria.</w:t>
       </w:r>
@@ -5082,15 +5504,14 @@
           <w:ilvl w:val="0"/>
           <w:numId w:val="17"/>
         </w:numPr>
-        <w:rPr>
-          <w:rFonts w:ascii="Roboto Mono" w:hAnsi="Roboto Mono"/>
-          <w:lang w:val="en-US"/>
-        </w:rPr>
-      </w:pPr>
-      <w:r>
-        <w:rPr>
-          <w:rFonts w:ascii="Roboto Mono" w:hAnsi="Roboto Mono"/>
-          <w:lang w:val="en-US"/>
+        <w:spacing w:after="0" w:line="276" w:lineRule="auto"/>
+        <w:rPr>
+          <w:rFonts w:ascii="Roboto Mono" w:hAnsi="Roboto Mono"/>
+        </w:rPr>
+      </w:pPr>
+      <w:r>
+        <w:rPr>
+          <w:rFonts w:ascii="Roboto Mono" w:hAnsi="Roboto Mono"/>
         </w:rPr>
         <w:t>Estimate effort (e.g., story points, time).</w:t>
       </w:r>
@@ -5101,15 +5522,14 @@
           <w:ilvl w:val="0"/>
           <w:numId w:val="17"/>
         </w:numPr>
-        <w:rPr>
-          <w:rFonts w:ascii="Roboto Mono" w:hAnsi="Roboto Mono"/>
-          <w:lang w:val="en-US"/>
-        </w:rPr>
-      </w:pPr>
-      <w:r>
-        <w:rPr>
-          <w:rFonts w:ascii="Roboto Mono" w:hAnsi="Roboto Mono"/>
-          <w:lang w:val="en-US"/>
+        <w:spacing w:after="0" w:line="276" w:lineRule="auto"/>
+        <w:rPr>
+          <w:rFonts w:ascii="Roboto Mono" w:hAnsi="Roboto Mono"/>
+        </w:rPr>
+      </w:pPr>
+      <w:r>
+        <w:rPr>
+          <w:rFonts w:ascii="Roboto Mono" w:hAnsi="Roboto Mono"/>
         </w:rPr>
         <w:t>Reprioritize based on business needs or technical dependencies.</w:t>
       </w:r>
@@ -5120,15 +5540,14 @@
           <w:ilvl w:val="0"/>
           <w:numId w:val="17"/>
         </w:numPr>
-        <w:rPr>
-          <w:rFonts w:ascii="Roboto Mono" w:hAnsi="Roboto Mono"/>
-          <w:lang w:val="en-US"/>
-        </w:rPr>
-      </w:pPr>
-      <w:r>
-        <w:rPr>
-          <w:rFonts w:ascii="Roboto Mono" w:hAnsi="Roboto Mono"/>
-          <w:lang w:val="en-US"/>
+        <w:spacing w:after="0" w:line="276" w:lineRule="auto"/>
+        <w:rPr>
+          <w:rFonts w:ascii="Roboto Mono" w:hAnsi="Roboto Mono"/>
+        </w:rPr>
+      </w:pPr>
+      <w:r>
+        <w:rPr>
+          <w:rFonts w:ascii="Roboto Mono" w:hAnsi="Roboto Mono"/>
         </w:rPr>
         <w:t>Remove outdated or irrelevant items.</w:t>
       </w:r>
@@ -5137,15 +5556,13 @@
       <w:pPr>
         <w:rPr>
           <w:rFonts w:ascii="Roboto Mono" w:hAnsi="Roboto Mono"/>
-          <w:lang w:val="en-US"/>
-        </w:rPr>
-      </w:pPr>
-      <w:r>
-        <w:rPr>
-          <w:rFonts w:ascii="Roboto Mono" w:hAnsi="Roboto Mono"/>
-          <w:lang w:val="en-US"/>
-        </w:rPr>
-        <w:pict w14:anchorId="072962C5">
+        </w:rPr>
+      </w:pPr>
+      <w:r>
+        <w:rPr>
+          <w:rFonts w:ascii="Roboto Mono" w:hAnsi="Roboto Mono"/>
+        </w:rPr>
+        <w:pict w14:anchorId="0DA5C41F">
           <v:rect id="_x0000_i1046" style="width:0;height:1.5pt" o:hralign="center" o:hrstd="t" o:hr="t" fillcolor="#a0a0a0" stroked="f"/>
         </w:pict>
       </w:r>
@@ -5153,21 +5570,14 @@
     <w:p>
       <w:pPr>
         <w:pStyle w:val="Heading3"/>
-        <w:rPr>
-          <w:lang w:val="en-US"/>
-        </w:rPr>
       </w:pPr>
       <w:r>
         <w:rPr>
           <w:rFonts w:ascii="Segoe UI Emoji" w:hAnsi="Segoe UI Emoji" w:cs="Segoe UI Emoji"/>
-          <w:lang w:val="en-US"/>
         </w:rPr>
         <w:t>🔹</w:t>
       </w:r>
       <w:r>
-        <w:rPr>
-          <w:lang w:val="en-US"/>
-        </w:rPr>
         <w:t xml:space="preserve"> Who Attends</w:t>
       </w:r>
     </w:p>
@@ -5177,51 +5587,77 @@
       </w:pPr>
       <w:r>
         <w:rPr>
-          <w:b/>
-          <w:shd w:val="clear" w:color="auto" w:fill="B7B7B7"/>
-        </w:rPr>
-        <w:t># Source</w:t>
-      </w:r>
-      <w:r>
-        <w:rPr>
-          <w:shd w:val="clear" w:color="auto" w:fill="B7B7B7"/>
-        </w:rPr>
-        <w:t xml:space="preserve">: </w:t>
-      </w:r>
-      <w:r>
-        <w:rPr>
-          <w:b/>
-          <w:shd w:val="clear" w:color="auto" w:fill="B7B7B7"/>
-        </w:rPr>
-        <w:t xml:space="preserve">Chatgpt </w:t>
-      </w:r>
-      <w:r>
-        <w:rPr>
-          <w:b/>
-          <w:sz w:val="14"/>
-          <w:szCs w:val="14"/>
-          <w:shd w:val="clear" w:color="auto" w:fill="B7B7B7"/>
-        </w:rPr>
-        <w:t>(GPT</w:t>
-      </w:r>
-      <w:r>
-        <w:rPr>
-          <w:rFonts w:ascii="Cambria Math" w:hAnsi="Cambria Math" w:cs="Cambria Math"/>
-          <w:b/>
-          <w:sz w:val="14"/>
-          <w:szCs w:val="14"/>
-          <w:shd w:val="clear" w:color="auto" w:fill="B7B7B7"/>
+          <w:rFonts w:ascii="Arial" w:eastAsia="Arial" w:hAnsi="Arial" w:cs="Arial"/>
+          <w:b/>
+          <w:color w:val="000000"/>
+          <w:sz w:val="18"/>
+          <w:highlight w:val="lightGray"/>
+        </w:rPr>
+        <w:t># Source: AI Source: Provided by: [Data Path</w:t>
+      </w:r>
+      <w:r>
+        <w:rPr>
+          <w:rFonts w:ascii="Arial" w:eastAsia="Arial" w:hAnsi="Arial" w:cs="Arial"/>
+          <w:color w:val="000000"/>
+          <w:sz w:val="18"/>
+          <w:highlight w:val="lightGray"/>
+        </w:rPr>
+        <w:t xml:space="preserve">: Persons Table -&gt; ID Column: 1, Name_En Column: Motasem Essam] -&gt; </w:t>
+      </w:r>
+      <w:r>
+        <w:rPr>
+          <w:rFonts w:ascii="Arial" w:eastAsia="Arial" w:hAnsi="Arial" w:cs="Arial"/>
+          <w:b/>
+          <w:color w:val="000000"/>
+          <w:sz w:val="18"/>
+          <w:highlight w:val="lightGray"/>
+        </w:rPr>
+        <w:t>From:</w:t>
+      </w:r>
+      <w:r>
+        <w:rPr>
+          <w:rFonts w:ascii="Arial" w:eastAsia="Arial" w:hAnsi="Arial" w:cs="Arial"/>
+          <w:color w:val="000000"/>
+          <w:sz w:val="18"/>
+          <w:highlight w:val="lightGray"/>
+        </w:rPr>
+        <w:t xml:space="preserve"> [Chatgpt (GPT</w:t>
+      </w:r>
+      <w:r>
+        <w:rPr>
+          <w:rFonts w:ascii="Arial" w:eastAsia="Arial" w:hAnsi="Arial" w:cs="Cambria Math"/>
+          <w:color w:val="000000"/>
+          <w:sz w:val="18"/>
+          <w:highlight w:val="lightGray"/>
         </w:rPr>
         <w:t>‑</w:t>
       </w:r>
       <w:r>
         <w:rPr>
-          <w:b/>
-          <w:sz w:val="14"/>
-          <w:szCs w:val="14"/>
-          <w:shd w:val="clear" w:color="auto" w:fill="B7B7B7"/>
-        </w:rPr>
-        <w:t>5 Mini) at [9/10/2025]</w:t>
+          <w:rFonts w:ascii="Arial" w:eastAsia="Arial" w:hAnsi="Arial" w:cs="Arial"/>
+          <w:color w:val="000000"/>
+          <w:sz w:val="18"/>
+          <w:highlight w:val="lightGray"/>
+        </w:rPr>
+        <w:t xml:space="preserve">5 Mini)] </w:t>
+      </w:r>
+      <w:r>
+        <w:rPr>
+          <w:rFonts w:ascii="Arial" w:eastAsia="Arial" w:hAnsi="Arial" w:cs="Arial"/>
+          <w:b/>
+          <w:color w:val="000000"/>
+          <w:sz w:val="18"/>
+          <w:highlight w:val="lightGray"/>
+        </w:rPr>
+        <w:t>on</w:t>
+      </w:r>
+      <w:r>
+        <w:rPr>
+          <w:rFonts w:ascii="Arial" w:eastAsia="Arial" w:hAnsi="Arial"/>
+          <w:sz w:val="18"/>
+          <w:highlight w:val="lightGray"/>
+        </w:rPr>
+        <w:t xml:space="preserve"> [9/10/2025]</w:t>
       </w:r>
     </w:p>
     <w:p>
@@ -5230,9 +5666,9 @@
           <w:ilvl w:val="0"/>
           <w:numId w:val="18"/>
         </w:numPr>
-        <w:rPr>
-          <w:rFonts w:ascii="Roboto Mono" w:hAnsi="Roboto Mono"/>
-          <w:lang w:val="en-US"/>
+        <w:spacing w:after="0" w:line="276" w:lineRule="auto"/>
+        <w:rPr>
+          <w:rFonts w:ascii="Roboto Mono" w:hAnsi="Roboto Mono"/>
         </w:rPr>
       </w:pPr>
       <w:r>
@@ -5240,27 +5676,21 @@
           <w:rFonts w:ascii="Roboto Mono" w:hAnsi="Roboto Mono"/>
           <w:b/>
           <w:bCs/>
-          <w:lang w:val="en-US"/>
         </w:rPr>
         <w:t>Product Owner</w:t>
       </w:r>
       <w:r>
         <w:rPr>
           <w:rFonts w:ascii="Roboto Mono" w:hAnsi="Roboto Mono"/>
-          <w:lang w:val="en-US"/>
         </w:rPr>
         <w:t xml:space="preserve"> </w:t>
       </w:r>
       <w:r>
-        <w:rPr>
-          <w:lang w:val="en-US"/>
-        </w:rPr>
         <w:t>→</w:t>
       </w:r>
       <w:r>
         <w:rPr>
           <w:rFonts w:ascii="Roboto Mono" w:hAnsi="Roboto Mono"/>
-          <w:lang w:val="en-US"/>
         </w:rPr>
         <w:t xml:space="preserve"> brings the business priorities and context.</w:t>
       </w:r>
@@ -5271,9 +5701,9 @@
           <w:ilvl w:val="0"/>
           <w:numId w:val="18"/>
         </w:numPr>
-        <w:rPr>
-          <w:rFonts w:ascii="Roboto Mono" w:hAnsi="Roboto Mono"/>
-          <w:lang w:val="en-US"/>
+        <w:spacing w:after="0" w:line="276" w:lineRule="auto"/>
+        <w:rPr>
+          <w:rFonts w:ascii="Roboto Mono" w:hAnsi="Roboto Mono"/>
         </w:rPr>
       </w:pPr>
       <w:r>
@@ -5281,27 +5711,21 @@
           <w:rFonts w:ascii="Roboto Mono" w:hAnsi="Roboto Mono"/>
           <w:b/>
           <w:bCs/>
-          <w:lang w:val="en-US"/>
         </w:rPr>
         <w:t>Developers</w:t>
       </w:r>
       <w:r>
         <w:rPr>
           <w:rFonts w:ascii="Roboto Mono" w:hAnsi="Roboto Mono"/>
-          <w:lang w:val="en-US"/>
         </w:rPr>
         <w:t xml:space="preserve"> </w:t>
       </w:r>
       <w:r>
-        <w:rPr>
-          <w:lang w:val="en-US"/>
-        </w:rPr>
         <w:t>→</w:t>
       </w:r>
       <w:r>
         <w:rPr>
           <w:rFonts w:ascii="Roboto Mono" w:hAnsi="Roboto Mono"/>
-          <w:lang w:val="en-US"/>
         </w:rPr>
         <w:t xml:space="preserve"> give technical insights and estimates.</w:t>
       </w:r>
@@ -5312,9 +5736,9 @@
           <w:ilvl w:val="0"/>
           <w:numId w:val="18"/>
         </w:numPr>
-        <w:rPr>
-          <w:rFonts w:ascii="Roboto Mono" w:hAnsi="Roboto Mono"/>
-          <w:lang w:val="en-US"/>
+        <w:spacing w:after="0" w:line="276" w:lineRule="auto"/>
+        <w:rPr>
+          <w:rFonts w:ascii="Roboto Mono" w:hAnsi="Roboto Mono"/>
         </w:rPr>
       </w:pPr>
       <w:r>
@@ -5322,27 +5746,21 @@
           <w:rFonts w:ascii="Roboto Mono" w:hAnsi="Roboto Mono"/>
           <w:b/>
           <w:bCs/>
-          <w:lang w:val="en-US"/>
         </w:rPr>
         <w:t>QA / Testers</w:t>
       </w:r>
       <w:r>
         <w:rPr>
           <w:rFonts w:ascii="Roboto Mono" w:hAnsi="Roboto Mono"/>
-          <w:lang w:val="en-US"/>
         </w:rPr>
         <w:t xml:space="preserve"> </w:t>
       </w:r>
       <w:r>
-        <w:rPr>
-          <w:lang w:val="en-US"/>
-        </w:rPr>
         <w:t>→</w:t>
       </w:r>
       <w:r>
         <w:rPr>
           <w:rFonts w:ascii="Roboto Mono" w:hAnsi="Roboto Mono"/>
-          <w:lang w:val="en-US"/>
         </w:rPr>
         <w:t xml:space="preserve"> help define testable acceptance criteria and spot risks early.</w:t>
       </w:r>
@@ -5353,9 +5771,9 @@
           <w:ilvl w:val="0"/>
           <w:numId w:val="18"/>
         </w:numPr>
-        <w:rPr>
-          <w:rFonts w:ascii="Roboto Mono" w:hAnsi="Roboto Mono"/>
-          <w:lang w:val="en-US"/>
+        <w:spacing w:after="0" w:line="276" w:lineRule="auto"/>
+        <w:rPr>
+          <w:rFonts w:ascii="Roboto Mono" w:hAnsi="Roboto Mono"/>
         </w:rPr>
       </w:pPr>
       <w:r>
@@ -5363,14 +5781,12 @@
           <w:rFonts w:ascii="Roboto Mono" w:hAnsi="Roboto Mono"/>
           <w:b/>
           <w:bCs/>
-          <w:lang w:val="en-US"/>
         </w:rPr>
         <w:t>Sometimes</w:t>
       </w:r>
       <w:r>
         <w:rPr>
           <w:rFonts w:ascii="Roboto Mono" w:hAnsi="Roboto Mono"/>
-          <w:lang w:val="en-US"/>
         </w:rPr>
         <w:t xml:space="preserve"> UX, business analysts, or other roles join if needed.</w:t>
       </w:r>
@@ -5379,15 +5795,13 @@
       <w:pPr>
         <w:rPr>
           <w:rFonts w:ascii="Roboto Mono" w:hAnsi="Roboto Mono"/>
-          <w:lang w:val="en-US"/>
-        </w:rPr>
-      </w:pPr>
-      <w:r>
-        <w:rPr>
-          <w:rFonts w:ascii="Roboto Mono" w:hAnsi="Roboto Mono"/>
-          <w:lang w:val="en-US"/>
-        </w:rPr>
-        <w:pict w14:anchorId="59BED763">
+        </w:rPr>
+      </w:pPr>
+      <w:r>
+        <w:rPr>
+          <w:rFonts w:ascii="Roboto Mono" w:hAnsi="Roboto Mono"/>
+        </w:rPr>
+        <w:pict w14:anchorId="2B61870B">
           <v:rect id="_x0000_i1047" style="width:0;height:1.5pt" o:hralign="center" o:hrstd="t" o:hr="t" fillcolor="#a0a0a0" stroked="f"/>
         </w:pict>
       </w:r>
@@ -5395,21 +5809,14 @@
     <w:p>
       <w:pPr>
         <w:pStyle w:val="Heading3"/>
-        <w:rPr>
-          <w:lang w:val="en-US"/>
-        </w:rPr>
       </w:pPr>
       <w:r>
         <w:rPr>
           <w:rFonts w:ascii="Segoe UI Emoji" w:hAnsi="Segoe UI Emoji" w:cs="Segoe UI Emoji"/>
-          <w:lang w:val="en-US"/>
         </w:rPr>
         <w:t>🔹</w:t>
       </w:r>
       <w:r>
-        <w:rPr>
-          <w:lang w:val="en-US"/>
-        </w:rPr>
         <w:t xml:space="preserve"> When It Happens</w:t>
       </w:r>
     </w:p>
@@ -5419,51 +5826,77 @@
       </w:pPr>
       <w:r>
         <w:rPr>
-          <w:b/>
-          <w:shd w:val="clear" w:color="auto" w:fill="B7B7B7"/>
-        </w:rPr>
-        <w:t># Source</w:t>
-      </w:r>
-      <w:r>
-        <w:rPr>
-          <w:shd w:val="clear" w:color="auto" w:fill="B7B7B7"/>
-        </w:rPr>
-        <w:t xml:space="preserve">: </w:t>
-      </w:r>
-      <w:r>
-        <w:rPr>
-          <w:b/>
-          <w:shd w:val="clear" w:color="auto" w:fill="B7B7B7"/>
-        </w:rPr>
-        <w:t xml:space="preserve">Chatgpt </w:t>
-      </w:r>
-      <w:r>
-        <w:rPr>
-          <w:b/>
-          <w:sz w:val="14"/>
-          <w:szCs w:val="14"/>
-          <w:shd w:val="clear" w:color="auto" w:fill="B7B7B7"/>
-        </w:rPr>
-        <w:t>(GPT</w:t>
-      </w:r>
-      <w:r>
-        <w:rPr>
-          <w:rFonts w:ascii="Cambria Math" w:hAnsi="Cambria Math" w:cs="Cambria Math"/>
-          <w:b/>
-          <w:sz w:val="14"/>
-          <w:szCs w:val="14"/>
-          <w:shd w:val="clear" w:color="auto" w:fill="B7B7B7"/>
+          <w:rFonts w:ascii="Arial" w:eastAsia="Arial" w:hAnsi="Arial" w:cs="Arial"/>
+          <w:b/>
+          <w:color w:val="000000"/>
+          <w:sz w:val="18"/>
+          <w:highlight w:val="lightGray"/>
+        </w:rPr>
+        <w:t># Source: AI Source: Provided by: [Data Path</w:t>
+      </w:r>
+      <w:r>
+        <w:rPr>
+          <w:rFonts w:ascii="Arial" w:eastAsia="Arial" w:hAnsi="Arial" w:cs="Arial"/>
+          <w:color w:val="000000"/>
+          <w:sz w:val="18"/>
+          <w:highlight w:val="lightGray"/>
+        </w:rPr>
+        <w:t xml:space="preserve">: Persons Table -&gt; ID Column: 1, Name_En Column: Motasem Essam] -&gt; </w:t>
+      </w:r>
+      <w:r>
+        <w:rPr>
+          <w:rFonts w:ascii="Arial" w:eastAsia="Arial" w:hAnsi="Arial" w:cs="Arial"/>
+          <w:b/>
+          <w:color w:val="000000"/>
+          <w:sz w:val="18"/>
+          <w:highlight w:val="lightGray"/>
+        </w:rPr>
+        <w:t>From:</w:t>
+      </w:r>
+      <w:r>
+        <w:rPr>
+          <w:rFonts w:ascii="Arial" w:eastAsia="Arial" w:hAnsi="Arial" w:cs="Arial"/>
+          <w:color w:val="000000"/>
+          <w:sz w:val="18"/>
+          <w:highlight w:val="lightGray"/>
+        </w:rPr>
+        <w:t xml:space="preserve"> [Chatgpt (GPT</w:t>
+      </w:r>
+      <w:r>
+        <w:rPr>
+          <w:rFonts w:ascii="Arial" w:eastAsia="Arial" w:hAnsi="Arial" w:cs="Cambria Math"/>
+          <w:color w:val="000000"/>
+          <w:sz w:val="18"/>
+          <w:highlight w:val="lightGray"/>
         </w:rPr>
         <w:t>‑</w:t>
       </w:r>
       <w:r>
         <w:rPr>
-          <w:b/>
-          <w:sz w:val="14"/>
-          <w:szCs w:val="14"/>
-          <w:shd w:val="clear" w:color="auto" w:fill="B7B7B7"/>
-        </w:rPr>
-        <w:t>5 Mini) at [9/10/2025]</w:t>
+          <w:rFonts w:ascii="Arial" w:eastAsia="Arial" w:hAnsi="Arial" w:cs="Arial"/>
+          <w:color w:val="000000"/>
+          <w:sz w:val="18"/>
+          <w:highlight w:val="lightGray"/>
+        </w:rPr>
+        <w:t xml:space="preserve">5 Mini)] </w:t>
+      </w:r>
+      <w:r>
+        <w:rPr>
+          <w:rFonts w:ascii="Arial" w:eastAsia="Arial" w:hAnsi="Arial" w:cs="Arial"/>
+          <w:b/>
+          <w:color w:val="000000"/>
+          <w:sz w:val="18"/>
+          <w:highlight w:val="lightGray"/>
+        </w:rPr>
+        <w:t>on</w:t>
+      </w:r>
+      <w:r>
+        <w:rPr>
+          <w:rFonts w:ascii="Arial" w:eastAsia="Arial" w:hAnsi="Arial"/>
+          <w:sz w:val="18"/>
+          <w:highlight w:val="lightGray"/>
+        </w:rPr>
+        <w:t xml:space="preserve"> [9/10/2025]</w:t>
       </w:r>
     </w:p>
     <w:p>
@@ -5472,15 +5905,14 @@
           <w:ilvl w:val="0"/>
           <w:numId w:val="19"/>
         </w:numPr>
-        <w:rPr>
-          <w:rFonts w:ascii="Roboto Mono" w:hAnsi="Roboto Mono"/>
-          <w:lang w:val="en-US"/>
-        </w:rPr>
-      </w:pPr>
-      <w:r>
-        <w:rPr>
-          <w:rFonts w:ascii="Roboto Mono" w:hAnsi="Roboto Mono"/>
-          <w:lang w:val="en-US"/>
+        <w:spacing w:after="0" w:line="276" w:lineRule="auto"/>
+        <w:rPr>
+          <w:rFonts w:ascii="Roboto Mono" w:hAnsi="Roboto Mono"/>
+        </w:rPr>
+      </w:pPr>
+      <w:r>
+        <w:rPr>
+          <w:rFonts w:ascii="Roboto Mono" w:hAnsi="Roboto Mono"/>
         </w:rPr>
         <w:t>Typically once or twice per sprint in Agile teams.</w:t>
       </w:r>
@@ -5491,15 +5923,14 @@
           <w:ilvl w:val="0"/>
           <w:numId w:val="19"/>
         </w:numPr>
-        <w:rPr>
-          <w:rFonts w:ascii="Roboto Mono" w:hAnsi="Roboto Mono"/>
-          <w:lang w:val="en-US"/>
-        </w:rPr>
-      </w:pPr>
-      <w:r>
-        <w:rPr>
-          <w:rFonts w:ascii="Roboto Mono" w:hAnsi="Roboto Mono"/>
-          <w:lang w:val="en-US"/>
+        <w:spacing w:after="0" w:line="276" w:lineRule="auto"/>
+        <w:rPr>
+          <w:rFonts w:ascii="Roboto Mono" w:hAnsi="Roboto Mono"/>
+        </w:rPr>
+      </w:pPr>
+      <w:r>
+        <w:rPr>
+          <w:rFonts w:ascii="Roboto Mono" w:hAnsi="Roboto Mono"/>
         </w:rPr>
         <w:t xml:space="preserve">Not a formal Scrum event but a </w:t>
       </w:r>
@@ -5508,14 +5939,12 @@
           <w:rFonts w:ascii="Roboto Mono" w:hAnsi="Roboto Mono"/>
           <w:b/>
           <w:bCs/>
-          <w:lang w:val="en-US"/>
         </w:rPr>
         <w:t>best practice</w:t>
       </w:r>
       <w:r>
         <w:rPr>
           <w:rFonts w:ascii="Roboto Mono" w:hAnsi="Roboto Mono"/>
-          <w:lang w:val="en-US"/>
         </w:rPr>
         <w:t xml:space="preserve"> to keep the backlog healthy.</w:t>
       </w:r>
@@ -5524,15 +5953,13 @@
       <w:pPr>
         <w:rPr>
           <w:rFonts w:ascii="Roboto Mono" w:hAnsi="Roboto Mono"/>
-          <w:lang w:val="en-US"/>
-        </w:rPr>
-      </w:pPr>
-      <w:r>
-        <w:rPr>
-          <w:rFonts w:ascii="Roboto Mono" w:hAnsi="Roboto Mono"/>
-          <w:lang w:val="en-US"/>
-        </w:rPr>
-        <w:pict w14:anchorId="0959D72C">
+        </w:rPr>
+      </w:pPr>
+      <w:r>
+        <w:rPr>
+          <w:rFonts w:ascii="Roboto Mono" w:hAnsi="Roboto Mono"/>
+        </w:rPr>
+        <w:pict w14:anchorId="57868A29">
           <v:rect id="_x0000_i1048" style="width:0;height:1.5pt" o:hralign="center" o:hrstd="t" o:hr="t" fillcolor="#a0a0a0" stroked="f"/>
         </w:pict>
       </w:r>
@@ -5540,21 +5967,14 @@
     <w:p>
       <w:pPr>
         <w:pStyle w:val="Heading3"/>
-        <w:rPr>
-          <w:lang w:val="en-US"/>
-        </w:rPr>
       </w:pPr>
       <w:r>
         <w:rPr>
           <w:rFonts w:ascii="Segoe UI Emoji" w:hAnsi="Segoe UI Emoji" w:cs="Segoe UI Emoji"/>
-          <w:lang w:val="en-US"/>
         </w:rPr>
         <w:t>🔹</w:t>
       </w:r>
       <w:r>
-        <w:rPr>
-          <w:lang w:val="en-US"/>
-        </w:rPr>
         <w:t xml:space="preserve"> Example</w:t>
       </w:r>
     </w:p>
@@ -5564,64 +5984,88 @@
       </w:pPr>
       <w:r>
         <w:rPr>
-          <w:b/>
-          <w:shd w:val="clear" w:color="auto" w:fill="B7B7B7"/>
-        </w:rPr>
-        <w:t># Source</w:t>
-      </w:r>
-      <w:r>
-        <w:rPr>
-          <w:shd w:val="clear" w:color="auto" w:fill="B7B7B7"/>
-        </w:rPr>
-        <w:t xml:space="preserve">: </w:t>
-      </w:r>
-      <w:r>
-        <w:rPr>
-          <w:b/>
-          <w:shd w:val="clear" w:color="auto" w:fill="B7B7B7"/>
-        </w:rPr>
-        <w:t xml:space="preserve">Chatgpt </w:t>
-      </w:r>
-      <w:r>
-        <w:rPr>
-          <w:b/>
-          <w:sz w:val="14"/>
-          <w:szCs w:val="14"/>
-          <w:shd w:val="clear" w:color="auto" w:fill="B7B7B7"/>
-        </w:rPr>
-        <w:t>(GPT</w:t>
-      </w:r>
-      <w:r>
-        <w:rPr>
-          <w:rFonts w:ascii="Cambria Math" w:hAnsi="Cambria Math" w:cs="Cambria Math"/>
-          <w:b/>
-          <w:sz w:val="14"/>
-          <w:szCs w:val="14"/>
-          <w:shd w:val="clear" w:color="auto" w:fill="B7B7B7"/>
+          <w:rFonts w:ascii="Arial" w:eastAsia="Arial" w:hAnsi="Arial" w:cs="Arial"/>
+          <w:b/>
+          <w:color w:val="000000"/>
+          <w:sz w:val="18"/>
+          <w:highlight w:val="lightGray"/>
+        </w:rPr>
+        <w:t># Source: AI Source: Provided by: [Data Path</w:t>
+      </w:r>
+      <w:r>
+        <w:rPr>
+          <w:rFonts w:ascii="Arial" w:eastAsia="Arial" w:hAnsi="Arial" w:cs="Arial"/>
+          <w:color w:val="000000"/>
+          <w:sz w:val="18"/>
+          <w:highlight w:val="lightGray"/>
+        </w:rPr>
+        <w:t xml:space="preserve">: Persons Table -&gt; ID Column: 1, Name_En Column: Motasem Essam] -&gt; </w:t>
+      </w:r>
+      <w:r>
+        <w:rPr>
+          <w:rFonts w:ascii="Arial" w:eastAsia="Arial" w:hAnsi="Arial" w:cs="Arial"/>
+          <w:b/>
+          <w:color w:val="000000"/>
+          <w:sz w:val="18"/>
+          <w:highlight w:val="lightGray"/>
+        </w:rPr>
+        <w:t>From:</w:t>
+      </w:r>
+      <w:r>
+        <w:rPr>
+          <w:rFonts w:ascii="Arial" w:eastAsia="Arial" w:hAnsi="Arial" w:cs="Arial"/>
+          <w:color w:val="000000"/>
+          <w:sz w:val="18"/>
+          <w:highlight w:val="lightGray"/>
+        </w:rPr>
+        <w:t xml:space="preserve"> [Chatgpt (GPT</w:t>
+      </w:r>
+      <w:r>
+        <w:rPr>
+          <w:rFonts w:ascii="Arial" w:eastAsia="Arial" w:hAnsi="Arial" w:cs="Cambria Math"/>
+          <w:color w:val="000000"/>
+          <w:sz w:val="18"/>
+          <w:highlight w:val="lightGray"/>
         </w:rPr>
         <w:t>‑</w:t>
       </w:r>
       <w:r>
         <w:rPr>
-          <w:b/>
-          <w:sz w:val="14"/>
-          <w:szCs w:val="14"/>
-          <w:shd w:val="clear" w:color="auto" w:fill="B7B7B7"/>
-        </w:rPr>
-        <w:t>5 Mini) at [9/10/2025]</w:t>
-      </w:r>
-    </w:p>
-    <w:p>
-      <w:pPr>
-        <w:rPr>
-          <w:rFonts w:ascii="Roboto Mono" w:hAnsi="Roboto Mono"/>
-          <w:lang w:val="en-US"/>
-        </w:rPr>
-      </w:pPr>
-      <w:r>
-        <w:rPr>
-          <w:rFonts w:ascii="Roboto Mono" w:hAnsi="Roboto Mono"/>
-          <w:lang w:val="en-US"/>
+          <w:rFonts w:ascii="Arial" w:eastAsia="Arial" w:hAnsi="Arial" w:cs="Arial"/>
+          <w:color w:val="000000"/>
+          <w:sz w:val="18"/>
+          <w:highlight w:val="lightGray"/>
+        </w:rPr>
+        <w:t xml:space="preserve">5 Mini)] </w:t>
+      </w:r>
+      <w:r>
+        <w:rPr>
+          <w:rFonts w:ascii="Arial" w:eastAsia="Arial" w:hAnsi="Arial" w:cs="Arial"/>
+          <w:b/>
+          <w:color w:val="000000"/>
+          <w:sz w:val="18"/>
+          <w:highlight w:val="lightGray"/>
+        </w:rPr>
+        <w:t>on</w:t>
+      </w:r>
+      <w:r>
+        <w:rPr>
+          <w:rFonts w:ascii="Arial" w:eastAsia="Arial" w:hAnsi="Arial"/>
+          <w:sz w:val="18"/>
+          <w:highlight w:val="lightGray"/>
+        </w:rPr>
+        <w:t xml:space="preserve"> [9/10/2025]</w:t>
+      </w:r>
+    </w:p>
+    <w:p>
+      <w:pPr>
+        <w:rPr>
+          <w:rFonts w:ascii="Roboto Mono" w:hAnsi="Roboto Mono"/>
+        </w:rPr>
+      </w:pPr>
+      <w:r>
+        <w:rPr>
+          <w:rFonts w:ascii="Roboto Mono" w:hAnsi="Roboto Mono"/>
         </w:rPr>
         <w:t>In a banking app project:</w:t>
       </w:r>
@@ -5632,15 +6076,14 @@
           <w:ilvl w:val="0"/>
           <w:numId w:val="20"/>
         </w:numPr>
-        <w:rPr>
-          <w:rFonts w:ascii="Roboto Mono" w:hAnsi="Roboto Mono"/>
-          <w:lang w:val="en-US"/>
-        </w:rPr>
-      </w:pPr>
-      <w:r>
-        <w:rPr>
-          <w:rFonts w:ascii="Roboto Mono" w:hAnsi="Roboto Mono"/>
-          <w:lang w:val="en-US"/>
+        <w:spacing w:after="0" w:line="276" w:lineRule="auto"/>
+        <w:rPr>
+          <w:rFonts w:ascii="Roboto Mono" w:hAnsi="Roboto Mono"/>
+        </w:rPr>
+      </w:pPr>
+      <w:r>
+        <w:rPr>
+          <w:rFonts w:ascii="Roboto Mono" w:hAnsi="Roboto Mono"/>
         </w:rPr>
         <w:t>The product owner brings a new item: “As a user, I want to reset my password.”</w:t>
       </w:r>
@@ -5651,15 +6094,14 @@
           <w:ilvl w:val="0"/>
           <w:numId w:val="20"/>
         </w:numPr>
-        <w:rPr>
-          <w:rFonts w:ascii="Roboto Mono" w:hAnsi="Roboto Mono"/>
-          <w:lang w:val="en-US"/>
-        </w:rPr>
-      </w:pPr>
-      <w:r>
-        <w:rPr>
-          <w:rFonts w:ascii="Roboto Mono" w:hAnsi="Roboto Mono"/>
-          <w:lang w:val="en-US"/>
+        <w:spacing w:after="0" w:line="276" w:lineRule="auto"/>
+        <w:rPr>
+          <w:rFonts w:ascii="Roboto Mono" w:hAnsi="Roboto Mono"/>
+        </w:rPr>
+      </w:pPr>
+      <w:r>
+        <w:rPr>
+          <w:rFonts w:ascii="Roboto Mono" w:hAnsi="Roboto Mono"/>
         </w:rPr>
         <w:t>In the refinement session, the team:</w:t>
       </w:r>
@@ -5670,15 +6112,14 @@
           <w:ilvl w:val="1"/>
           <w:numId w:val="20"/>
         </w:numPr>
-        <w:rPr>
-          <w:rFonts w:ascii="Roboto Mono" w:hAnsi="Roboto Mono"/>
-          <w:lang w:val="en-US"/>
-        </w:rPr>
-      </w:pPr>
-      <w:r>
-        <w:rPr>
-          <w:rFonts w:ascii="Roboto Mono" w:hAnsi="Roboto Mono"/>
-          <w:lang w:val="en-US"/>
+        <w:spacing w:after="0" w:line="276" w:lineRule="auto"/>
+        <w:rPr>
+          <w:rFonts w:ascii="Roboto Mono" w:hAnsi="Roboto Mono"/>
+        </w:rPr>
+      </w:pPr>
+      <w:r>
+        <w:rPr>
+          <w:rFonts w:ascii="Roboto Mono" w:hAnsi="Roboto Mono"/>
         </w:rPr>
         <w:t>Discusses the feature, identifies missing details (e.g., via email or SMS?).</w:t>
       </w:r>
@@ -5689,17 +6130,15 @@
           <w:ilvl w:val="1"/>
           <w:numId w:val="20"/>
         </w:numPr>
-        <w:rPr>
-          <w:rFonts w:ascii="Roboto Mono" w:hAnsi="Roboto Mono"/>
-          <w:lang w:val="en-US"/>
-        </w:rPr>
-      </w:pPr>
-      <w:r>
-        <w:rPr>
-          <w:rFonts w:ascii="Roboto Mono" w:hAnsi="Roboto Mono"/>
-          <w:lang w:val="en-US"/>
-        </w:rPr>
-        <w:lastRenderedPageBreak/>
+        <w:spacing w:after="0" w:line="276" w:lineRule="auto"/>
+        <w:rPr>
+          <w:rFonts w:ascii="Roboto Mono" w:hAnsi="Roboto Mono"/>
+        </w:rPr>
+      </w:pPr>
+      <w:r>
+        <w:rPr>
+          <w:rFonts w:ascii="Roboto Mono" w:hAnsi="Roboto Mono"/>
+        </w:rPr>
         <w:t>Splits into smaller stories (e.g., UI for reset, backend for token, email sending).</w:t>
       </w:r>
     </w:p>
@@ -5709,15 +6148,14 @@
           <w:ilvl w:val="1"/>
           <w:numId w:val="20"/>
         </w:numPr>
-        <w:rPr>
-          <w:rFonts w:ascii="Roboto Mono" w:hAnsi="Roboto Mono"/>
-          <w:lang w:val="en-US"/>
-        </w:rPr>
-      </w:pPr>
-      <w:r>
-        <w:rPr>
-          <w:rFonts w:ascii="Roboto Mono" w:hAnsi="Roboto Mono"/>
-          <w:lang w:val="en-US"/>
+        <w:spacing w:after="0" w:line="276" w:lineRule="auto"/>
+        <w:rPr>
+          <w:rFonts w:ascii="Roboto Mono" w:hAnsi="Roboto Mono"/>
+        </w:rPr>
+      </w:pPr>
+      <w:r>
+        <w:rPr>
+          <w:rFonts w:ascii="Roboto Mono" w:hAnsi="Roboto Mono"/>
         </w:rPr>
         <w:t>Defines acceptance criteria (e.g., token expires after 10 min).</w:t>
       </w:r>
@@ -5728,15 +6166,14 @@
           <w:ilvl w:val="1"/>
           <w:numId w:val="20"/>
         </w:numPr>
-        <w:rPr>
-          <w:rFonts w:ascii="Roboto Mono" w:hAnsi="Roboto Mono"/>
-          <w:lang w:val="en-US"/>
-        </w:rPr>
-      </w:pPr>
-      <w:r>
-        <w:rPr>
-          <w:rFonts w:ascii="Roboto Mono" w:hAnsi="Roboto Mono"/>
-          <w:lang w:val="en-US"/>
+        <w:spacing w:after="0" w:line="276" w:lineRule="auto"/>
+        <w:rPr>
+          <w:rFonts w:ascii="Roboto Mono" w:hAnsi="Roboto Mono"/>
+        </w:rPr>
+      </w:pPr>
+      <w:r>
+        <w:rPr>
+          <w:rFonts w:ascii="Roboto Mono" w:hAnsi="Roboto Mono"/>
         </w:rPr>
         <w:t>Estimates the effort.</w:t>
       </w:r>
@@ -5747,15 +6184,14 @@
           <w:ilvl w:val="1"/>
           <w:numId w:val="20"/>
         </w:numPr>
-        <w:rPr>
-          <w:rFonts w:ascii="Roboto Mono" w:hAnsi="Roboto Mono"/>
-          <w:lang w:val="en-US"/>
-        </w:rPr>
-      </w:pPr>
-      <w:r>
-        <w:rPr>
-          <w:rFonts w:ascii="Roboto Mono" w:hAnsi="Roboto Mono"/>
-          <w:lang w:val="en-US"/>
+        <w:spacing w:after="0" w:line="276" w:lineRule="auto"/>
+        <w:rPr>
+          <w:rFonts w:ascii="Roboto Mono" w:hAnsi="Roboto Mono"/>
+        </w:rPr>
+      </w:pPr>
+      <w:r>
+        <w:rPr>
+          <w:rFonts w:ascii="Roboto Mono" w:hAnsi="Roboto Mono"/>
         </w:rPr>
         <w:t>Marks it as “Ready for Development.”</w:t>
       </w:r>
@@ -5764,15 +6200,13 @@
       <w:pPr>
         <w:rPr>
           <w:rFonts w:ascii="Roboto Mono" w:hAnsi="Roboto Mono"/>
-          <w:lang w:val="en-US"/>
-        </w:rPr>
-      </w:pPr>
-      <w:r>
-        <w:rPr>
-          <w:rFonts w:ascii="Roboto Mono" w:hAnsi="Roboto Mono"/>
-          <w:lang w:val="en-US"/>
-        </w:rPr>
-        <w:pict w14:anchorId="56A05D2B">
+        </w:rPr>
+      </w:pPr>
+      <w:r>
+        <w:rPr>
+          <w:rFonts w:ascii="Roboto Mono" w:hAnsi="Roboto Mono"/>
+        </w:rPr>
+        <w:pict w14:anchorId="5F6F2694">
           <v:rect id="_x0000_i1049" style="width:0;height:1.5pt" o:hralign="center" o:hrstd="t" o:hr="t" fillcolor="#a0a0a0" stroked="f"/>
         </w:pict>
       </w:r>
@@ -5780,21 +6214,14 @@
     <w:p>
       <w:pPr>
         <w:pStyle w:val="Heading3"/>
-        <w:rPr>
-          <w:lang w:val="en-US"/>
-        </w:rPr>
       </w:pPr>
       <w:r>
         <w:rPr>
           <w:rFonts w:ascii="Segoe UI Emoji" w:hAnsi="Segoe UI Emoji" w:cs="Segoe UI Emoji"/>
-          <w:lang w:val="en-US"/>
         </w:rPr>
         <w:t>💡</w:t>
       </w:r>
       <w:r>
-        <w:rPr>
-          <w:lang w:val="en-US"/>
-        </w:rPr>
         <w:t xml:space="preserve"> Key takeaway:</w:t>
       </w:r>
     </w:p>
@@ -5804,90 +6231,99 @@
       </w:pPr>
       <w:r>
         <w:rPr>
-          <w:b/>
-          <w:shd w:val="clear" w:color="auto" w:fill="B7B7B7"/>
-        </w:rPr>
-        <w:t># Source</w:t>
-      </w:r>
-      <w:r>
-        <w:rPr>
-          <w:shd w:val="clear" w:color="auto" w:fill="B7B7B7"/>
-        </w:rPr>
-        <w:t xml:space="preserve">: </w:t>
-      </w:r>
-      <w:r>
-        <w:rPr>
-          <w:b/>
-          <w:shd w:val="clear" w:color="auto" w:fill="B7B7B7"/>
-        </w:rPr>
-        <w:t xml:space="preserve">Chatgpt </w:t>
-      </w:r>
-      <w:r>
-        <w:rPr>
-          <w:b/>
-          <w:sz w:val="14"/>
-          <w:szCs w:val="14"/>
-          <w:shd w:val="clear" w:color="auto" w:fill="B7B7B7"/>
-        </w:rPr>
-        <w:t>(GPT</w:t>
-      </w:r>
-      <w:r>
-        <w:rPr>
-          <w:rFonts w:ascii="Cambria Math" w:hAnsi="Cambria Math" w:cs="Cambria Math"/>
-          <w:b/>
-          <w:sz w:val="14"/>
-          <w:szCs w:val="14"/>
-          <w:shd w:val="clear" w:color="auto" w:fill="B7B7B7"/>
+          <w:rFonts w:ascii="Arial" w:eastAsia="Arial" w:hAnsi="Arial" w:cs="Arial"/>
+          <w:b/>
+          <w:color w:val="000000"/>
+          <w:sz w:val="18"/>
+          <w:highlight w:val="lightGray"/>
+        </w:rPr>
+        <w:t># Source: AI Source: Provided by: [Data Path</w:t>
+      </w:r>
+      <w:r>
+        <w:rPr>
+          <w:rFonts w:ascii="Arial" w:eastAsia="Arial" w:hAnsi="Arial" w:cs="Arial"/>
+          <w:color w:val="000000"/>
+          <w:sz w:val="18"/>
+          <w:highlight w:val="lightGray"/>
+        </w:rPr>
+        <w:t xml:space="preserve">: Persons Table -&gt; ID Column: 1, Name_En Column: Motasem Essam] -&gt; </w:t>
+      </w:r>
+      <w:r>
+        <w:rPr>
+          <w:rFonts w:ascii="Arial" w:eastAsia="Arial" w:hAnsi="Arial" w:cs="Arial"/>
+          <w:b/>
+          <w:color w:val="000000"/>
+          <w:sz w:val="18"/>
+          <w:highlight w:val="lightGray"/>
+        </w:rPr>
+        <w:t>From:</w:t>
+      </w:r>
+      <w:r>
+        <w:rPr>
+          <w:rFonts w:ascii="Arial" w:eastAsia="Arial" w:hAnsi="Arial" w:cs="Arial"/>
+          <w:color w:val="000000"/>
+          <w:sz w:val="18"/>
+          <w:highlight w:val="lightGray"/>
+        </w:rPr>
+        <w:t xml:space="preserve"> [Chatgpt (GPT</w:t>
+      </w:r>
+      <w:r>
+        <w:rPr>
+          <w:rFonts w:ascii="Arial" w:eastAsia="Arial" w:hAnsi="Arial" w:cs="Cambria Math"/>
+          <w:color w:val="000000"/>
+          <w:sz w:val="18"/>
+          <w:highlight w:val="lightGray"/>
         </w:rPr>
         <w:t>‑</w:t>
       </w:r>
       <w:r>
         <w:rPr>
-          <w:b/>
-          <w:sz w:val="14"/>
-          <w:szCs w:val="14"/>
-          <w:shd w:val="clear" w:color="auto" w:fill="B7B7B7"/>
-        </w:rPr>
-        <w:t>5 Mini) at [9/10/2025]</w:t>
-      </w:r>
-      <w:r>
-        <w:rPr>
-          <w:rFonts w:ascii="Roboto Mono" w:hAnsi="Roboto Mono"/>
-          <w:lang w:val="en-US"/>
+          <w:rFonts w:ascii="Arial" w:eastAsia="Arial" w:hAnsi="Arial" w:cs="Arial"/>
+          <w:color w:val="000000"/>
+          <w:sz w:val="18"/>
+          <w:highlight w:val="lightGray"/>
+        </w:rPr>
+        <w:t xml:space="preserve">5 Mini)] </w:t>
+      </w:r>
+      <w:r>
+        <w:rPr>
+          <w:rFonts w:ascii="Arial" w:eastAsia="Arial" w:hAnsi="Arial" w:cs="Arial"/>
+          <w:b/>
+          <w:color w:val="000000"/>
+          <w:sz w:val="18"/>
+          <w:highlight w:val="lightGray"/>
+        </w:rPr>
+        <w:t>on</w:t>
+      </w:r>
+      <w:r>
+        <w:rPr>
+          <w:rFonts w:ascii="Arial" w:eastAsia="Arial" w:hAnsi="Arial"/>
+          <w:sz w:val="18"/>
+          <w:highlight w:val="lightGray"/>
+        </w:rPr>
+        <w:t xml:space="preserve"> [9/10/2025]</w:t>
+      </w:r>
+      <w:r>
+        <w:rPr>
+          <w:rFonts w:ascii="Arial" w:eastAsia="Arial" w:hAnsi="Arial"/>
+          <w:sz w:val="18"/>
+          <w:highlight w:val="lightGray"/>
         </w:rPr>
         <w:br/>
-        <w:t xml:space="preserve">Backlog refinement sessions are about </w:t>
-      </w:r>
-      <w:r>
-        <w:rPr>
-          <w:rFonts w:ascii="Roboto Mono" w:hAnsi="Roboto Mono"/>
-          <w:b/>
-          <w:bCs/>
-          <w:lang w:val="en-US"/>
-        </w:rPr>
-        <w:t>preparing the upcoming work</w:t>
-      </w:r>
-      <w:r>
-        <w:rPr>
-          <w:rFonts w:ascii="Roboto Mono" w:hAnsi="Roboto Mono"/>
-          <w:lang w:val="en-US"/>
-        </w:rPr>
-        <w:t xml:space="preserve"> so the team can develop smoothly without confusion or last-minute clarification.</w:t>
-      </w:r>
-    </w:p>
-    <w:p>
-      <w:pPr>
-        <w:rPr>
-          <w:rFonts w:ascii="Roboto Mono" w:hAnsi="Roboto Mono"/>
-          <w:lang w:val="en-US"/>
-        </w:rPr>
-      </w:pPr>
-      <w:r>
-        <w:rPr>
-          <w:rFonts w:ascii="Roboto Mono" w:hAnsi="Roboto Mono"/>
-          <w:lang w:val="en-US"/>
-        </w:rPr>
-        <w:pict w14:anchorId="61231E93">
+        <w:t>Backlog refinement sessions are about preparing the upcoming work so the team can develop smoothly without confusion or last-minute clarification.</w:t>
+      </w:r>
+    </w:p>
+    <w:p>
+      <w:pPr>
+        <w:rPr>
+          <w:rFonts w:ascii="Roboto Mono" w:hAnsi="Roboto Mono"/>
+        </w:rPr>
+      </w:pPr>
+      <w:r>
+        <w:rPr>
+          <w:rFonts w:ascii="Roboto Mono" w:hAnsi="Roboto Mono"/>
+        </w:rPr>
+        <w:pict w14:anchorId="4627D3E2">
           <v:rect id="_x0000_i1050" style="width:0;height:1.5pt" o:hralign="center" o:hrstd="t" o:hr="t" fillcolor="#a0a0a0" stroked="f"/>
         </w:pict>
       </w:r>
@@ -5907,58 +6343,79 @@
       </w:r>
     </w:p>
     <w:p>
-      <w:pPr>
-        <w:rPr>
-          <w:lang w:val="en-US"/>
-        </w:rPr>
-      </w:pPr>
-      <w:r>
-        <w:rPr>
-          <w:b/>
-          <w:shd w:val="clear" w:color="auto" w:fill="B7B7B7"/>
-        </w:rPr>
-        <w:t># Source</w:t>
-      </w:r>
-      <w:r>
-        <w:rPr>
-          <w:shd w:val="clear" w:color="auto" w:fill="B7B7B7"/>
-        </w:rPr>
-        <w:t xml:space="preserve">: </w:t>
-      </w:r>
-      <w:r>
-        <w:rPr>
-          <w:b/>
-          <w:shd w:val="clear" w:color="auto" w:fill="B7B7B7"/>
-        </w:rPr>
-        <w:t xml:space="preserve">Chatgpt </w:t>
-      </w:r>
-      <w:r>
-        <w:rPr>
-          <w:b/>
-          <w:sz w:val="14"/>
-          <w:szCs w:val="14"/>
-          <w:shd w:val="clear" w:color="auto" w:fill="B7B7B7"/>
-        </w:rPr>
-        <w:t>(GPT</w:t>
-      </w:r>
-      <w:r>
-        <w:rPr>
-          <w:rFonts w:ascii="Cambria Math" w:hAnsi="Cambria Math" w:cs="Cambria Math"/>
-          <w:b/>
-          <w:sz w:val="14"/>
-          <w:szCs w:val="14"/>
-          <w:shd w:val="clear" w:color="auto" w:fill="B7B7B7"/>
+      <w:r>
+        <w:rPr>
+          <w:rFonts w:ascii="Arial" w:eastAsia="Arial" w:hAnsi="Arial" w:cs="Arial"/>
+          <w:b/>
+          <w:color w:val="000000"/>
+          <w:sz w:val="18"/>
+          <w:highlight w:val="lightGray"/>
+        </w:rPr>
+        <w:t># Source: AI Source: Provided by: [Data Path</w:t>
+      </w:r>
+      <w:r>
+        <w:rPr>
+          <w:rFonts w:ascii="Arial" w:eastAsia="Arial" w:hAnsi="Arial" w:cs="Arial"/>
+          <w:color w:val="000000"/>
+          <w:sz w:val="18"/>
+          <w:highlight w:val="lightGray"/>
+        </w:rPr>
+        <w:t xml:space="preserve">: Persons Table -&gt; ID Column: 1, Name_En Column: Motasem Essam] -&gt; </w:t>
+      </w:r>
+      <w:r>
+        <w:rPr>
+          <w:rFonts w:ascii="Arial" w:eastAsia="Arial" w:hAnsi="Arial" w:cs="Arial"/>
+          <w:b/>
+          <w:color w:val="000000"/>
+          <w:sz w:val="18"/>
+          <w:highlight w:val="lightGray"/>
+        </w:rPr>
+        <w:t>From:</w:t>
+      </w:r>
+      <w:r>
+        <w:rPr>
+          <w:rFonts w:ascii="Arial" w:eastAsia="Arial" w:hAnsi="Arial" w:cs="Arial"/>
+          <w:color w:val="000000"/>
+          <w:sz w:val="18"/>
+          <w:highlight w:val="lightGray"/>
+        </w:rPr>
+        <w:t xml:space="preserve"> [Chatgpt (GPT</w:t>
+      </w:r>
+      <w:r>
+        <w:rPr>
+          <w:rFonts w:ascii="Arial" w:eastAsia="Arial" w:hAnsi="Arial" w:cs="Cambria Math"/>
+          <w:color w:val="000000"/>
+          <w:sz w:val="18"/>
+          <w:highlight w:val="lightGray"/>
         </w:rPr>
         <w:t>‑</w:t>
       </w:r>
       <w:r>
         <w:rPr>
-          <w:b/>
-          <w:sz w:val="14"/>
-          <w:szCs w:val="14"/>
-          <w:shd w:val="clear" w:color="auto" w:fill="B7B7B7"/>
-        </w:rPr>
-        <w:t>5 Mini) at [9/10/2025]</w:t>
+          <w:rFonts w:ascii="Arial" w:eastAsia="Arial" w:hAnsi="Arial" w:cs="Arial"/>
+          <w:color w:val="000000"/>
+          <w:sz w:val="18"/>
+          <w:highlight w:val="lightGray"/>
+        </w:rPr>
+        <w:t xml:space="preserve">5 Mini)] </w:t>
+      </w:r>
+      <w:r>
+        <w:rPr>
+          <w:rFonts w:ascii="Arial" w:eastAsia="Arial" w:hAnsi="Arial" w:cs="Arial"/>
+          <w:b/>
+          <w:color w:val="000000"/>
+          <w:sz w:val="18"/>
+          <w:highlight w:val="lightGray"/>
+        </w:rPr>
+        <w:t>on</w:t>
+      </w:r>
+      <w:r>
+        <w:rPr>
+          <w:rFonts w:ascii="Arial" w:eastAsia="Arial" w:hAnsi="Arial"/>
+          <w:sz w:val="18"/>
+          <w:highlight w:val="lightGray"/>
+        </w:rPr>
+        <w:t xml:space="preserve"> [9/10/2025]</w:t>
       </w:r>
     </w:p>
     <w:p>
@@ -5967,7 +6424,6 @@
           <w:rFonts w:ascii="Roboto Mono" w:hAnsi="Roboto Mono"/>
           <w:b/>
           <w:bCs/>
-          <w:lang w:val="en-US"/>
         </w:rPr>
       </w:pPr>
       <w:r>
@@ -5975,7 +6431,6 @@
           <w:rFonts w:ascii="Roboto Mono" w:hAnsi="Roboto Mono"/>
           <w:b/>
           <w:bCs/>
-          <w:lang w:val="en-US"/>
         </w:rPr>
         <w:t>1. Ensure user stories are testable</w:t>
       </w:r>
@@ -5984,13 +6439,11 @@
       <w:pPr>
         <w:rPr>
           <w:rFonts w:ascii="Roboto Mono" w:hAnsi="Roboto Mono"/>
-          <w:lang w:val="en-US"/>
-        </w:rPr>
-      </w:pPr>
-      <w:r>
-        <w:rPr>
-          <w:rFonts w:ascii="Roboto Mono" w:hAnsi="Roboto Mono"/>
-          <w:lang w:val="en-US"/>
+        </w:rPr>
+      </w:pPr>
+      <w:r>
+        <w:rPr>
+          <w:rFonts w:ascii="Roboto Mono" w:hAnsi="Roboto Mono"/>
         </w:rPr>
         <w:t>Testers check that each backlog item (user story, epic, bug, etc.):</w:t>
       </w:r>
@@ -6001,15 +6454,14 @@
           <w:ilvl w:val="0"/>
           <w:numId w:val="21"/>
         </w:numPr>
-        <w:rPr>
-          <w:rFonts w:ascii="Roboto Mono" w:hAnsi="Roboto Mono"/>
-          <w:lang w:val="en-US"/>
-        </w:rPr>
-      </w:pPr>
-      <w:r>
-        <w:rPr>
-          <w:rFonts w:ascii="Roboto Mono" w:hAnsi="Roboto Mono"/>
-          <w:lang w:val="en-US"/>
+        <w:spacing w:after="0" w:line="276" w:lineRule="auto"/>
+        <w:rPr>
+          <w:rFonts w:ascii="Roboto Mono" w:hAnsi="Roboto Mono"/>
+        </w:rPr>
+      </w:pPr>
+      <w:r>
+        <w:rPr>
+          <w:rFonts w:ascii="Roboto Mono" w:hAnsi="Roboto Mono"/>
         </w:rPr>
         <w:t xml:space="preserve">Has </w:t>
       </w:r>
@@ -6018,14 +6470,12 @@
           <w:rFonts w:ascii="Roboto Mono" w:hAnsi="Roboto Mono"/>
           <w:b/>
           <w:bCs/>
-          <w:lang w:val="en-US"/>
         </w:rPr>
         <w:t>clear acceptance criteria</w:t>
       </w:r>
       <w:r>
         <w:rPr>
           <w:rFonts w:ascii="Roboto Mono" w:hAnsi="Roboto Mono"/>
-          <w:lang w:val="en-US"/>
         </w:rPr>
         <w:t xml:space="preserve"> (conditions of satisfaction).</w:t>
       </w:r>
@@ -6036,15 +6486,14 @@
           <w:ilvl w:val="0"/>
           <w:numId w:val="21"/>
         </w:numPr>
-        <w:rPr>
-          <w:rFonts w:ascii="Roboto Mono" w:hAnsi="Roboto Mono"/>
-          <w:lang w:val="en-US"/>
-        </w:rPr>
-      </w:pPr>
-      <w:r>
-        <w:rPr>
-          <w:rFonts w:ascii="Roboto Mono" w:hAnsi="Roboto Mono"/>
-          <w:lang w:val="en-US"/>
+        <w:spacing w:after="0" w:line="276" w:lineRule="auto"/>
+        <w:rPr>
+          <w:rFonts w:ascii="Roboto Mono" w:hAnsi="Roboto Mono"/>
+        </w:rPr>
+      </w:pPr>
+      <w:r>
+        <w:rPr>
+          <w:rFonts w:ascii="Roboto Mono" w:hAnsi="Roboto Mono"/>
         </w:rPr>
         <w:t>Avoids ambiguity (no “maybe,” “should,” or unclear words).</w:t>
       </w:r>
@@ -6055,15 +6504,14 @@
           <w:ilvl w:val="0"/>
           <w:numId w:val="21"/>
         </w:numPr>
-        <w:rPr>
-          <w:rFonts w:ascii="Roboto Mono" w:hAnsi="Roboto Mono"/>
-          <w:lang w:val="en-US"/>
-        </w:rPr>
-      </w:pPr>
-      <w:r>
-        <w:rPr>
-          <w:rFonts w:ascii="Roboto Mono" w:hAnsi="Roboto Mono"/>
-          <w:lang w:val="en-US"/>
+        <w:spacing w:after="0" w:line="276" w:lineRule="auto"/>
+        <w:rPr>
+          <w:rFonts w:ascii="Roboto Mono" w:hAnsi="Roboto Mono"/>
+        </w:rPr>
+      </w:pPr>
+      <w:r>
+        <w:rPr>
+          <w:rFonts w:ascii="Roboto Mono" w:hAnsi="Roboto Mono"/>
         </w:rPr>
         <w:t>Can be validated objectively — meaning there’s a clear “pass” or “fail.”</w:t>
       </w:r>
@@ -6072,15 +6520,13 @@
       <w:pPr>
         <w:rPr>
           <w:rFonts w:ascii="Roboto Mono" w:hAnsi="Roboto Mono"/>
-          <w:lang w:val="en-US"/>
-        </w:rPr>
-      </w:pPr>
-      <w:r>
-        <w:rPr>
-          <w:rFonts w:ascii="Roboto Mono" w:hAnsi="Roboto Mono"/>
-          <w:lang w:val="en-US"/>
-        </w:rPr>
-        <w:pict w14:anchorId="1B58D315">
+        </w:rPr>
+      </w:pPr>
+      <w:r>
+        <w:rPr>
+          <w:rFonts w:ascii="Roboto Mono" w:hAnsi="Roboto Mono"/>
+        </w:rPr>
+        <w:pict w14:anchorId="00F84FF6">
           <v:rect id="_x0000_i1051" style="width:0;height:1.5pt" o:hralign="center" o:hrstd="t" o:hr="t" fillcolor="#a0a0a0" stroked="f"/>
         </w:pict>
       </w:r>
@@ -6091,7 +6537,6 @@
           <w:rFonts w:ascii="Roboto Mono" w:hAnsi="Roboto Mono"/>
           <w:b/>
           <w:bCs/>
-          <w:lang w:val="en-US"/>
         </w:rPr>
       </w:pPr>
       <w:r>
@@ -6099,7 +6544,6 @@
           <w:rFonts w:ascii="Roboto Mono" w:hAnsi="Roboto Mono"/>
           <w:b/>
           <w:bCs/>
-          <w:lang w:val="en-US"/>
         </w:rPr>
         <w:t>2. Ask “what if” questions</w:t>
       </w:r>
@@ -6108,13 +6552,11 @@
       <w:pPr>
         <w:rPr>
           <w:rFonts w:ascii="Roboto Mono" w:hAnsi="Roboto Mono"/>
-          <w:lang w:val="en-US"/>
-        </w:rPr>
-      </w:pPr>
-      <w:r>
-        <w:rPr>
-          <w:rFonts w:ascii="Roboto Mono" w:hAnsi="Roboto Mono"/>
-          <w:lang w:val="en-US"/>
+        </w:rPr>
+      </w:pPr>
+      <w:r>
+        <w:rPr>
+          <w:rFonts w:ascii="Roboto Mono" w:hAnsi="Roboto Mono"/>
         </w:rPr>
         <w:t>They bring the “what can go wrong?” mindset:</w:t>
       </w:r>
@@ -6125,15 +6567,14 @@
           <w:ilvl w:val="0"/>
           <w:numId w:val="22"/>
         </w:numPr>
-        <w:rPr>
-          <w:rFonts w:ascii="Roboto Mono" w:hAnsi="Roboto Mono"/>
-          <w:lang w:val="en-US"/>
-        </w:rPr>
-      </w:pPr>
-      <w:r>
-        <w:rPr>
-          <w:rFonts w:ascii="Roboto Mono" w:hAnsi="Roboto Mono"/>
-          <w:lang w:val="en-US"/>
+        <w:spacing w:after="0" w:line="276" w:lineRule="auto"/>
+        <w:rPr>
+          <w:rFonts w:ascii="Roboto Mono" w:hAnsi="Roboto Mono"/>
+        </w:rPr>
+      </w:pPr>
+      <w:r>
+        <w:rPr>
+          <w:rFonts w:ascii="Roboto Mono" w:hAnsi="Roboto Mono"/>
         </w:rPr>
         <w:t>What happens if the network fails?</w:t>
       </w:r>
@@ -6144,15 +6585,14 @@
           <w:ilvl w:val="0"/>
           <w:numId w:val="22"/>
         </w:numPr>
-        <w:rPr>
-          <w:rFonts w:ascii="Roboto Mono" w:hAnsi="Roboto Mono"/>
-          <w:lang w:val="en-US"/>
-        </w:rPr>
-      </w:pPr>
-      <w:r>
-        <w:rPr>
-          <w:rFonts w:ascii="Roboto Mono" w:hAnsi="Roboto Mono"/>
-          <w:lang w:val="en-US"/>
+        <w:spacing w:after="0" w:line="276" w:lineRule="auto"/>
+        <w:rPr>
+          <w:rFonts w:ascii="Roboto Mono" w:hAnsi="Roboto Mono"/>
+        </w:rPr>
+      </w:pPr>
+      <w:r>
+        <w:rPr>
+          <w:rFonts w:ascii="Roboto Mono" w:hAnsi="Roboto Mono"/>
         </w:rPr>
         <w:t>How does this behave with invalid input?</w:t>
       </w:r>
@@ -6163,15 +6603,14 @@
           <w:ilvl w:val="0"/>
           <w:numId w:val="22"/>
         </w:numPr>
-        <w:rPr>
-          <w:rFonts w:ascii="Roboto Mono" w:hAnsi="Roboto Mono"/>
-          <w:lang w:val="en-US"/>
-        </w:rPr>
-      </w:pPr>
-      <w:r>
-        <w:rPr>
-          <w:rFonts w:ascii="Roboto Mono" w:hAnsi="Roboto Mono"/>
-          <w:lang w:val="en-US"/>
+        <w:spacing w:after="0" w:line="276" w:lineRule="auto"/>
+        <w:rPr>
+          <w:rFonts w:ascii="Roboto Mono" w:hAnsi="Roboto Mono"/>
+        </w:rPr>
+      </w:pPr>
+      <w:r>
+        <w:rPr>
+          <w:rFonts w:ascii="Roboto Mono" w:hAnsi="Roboto Mono"/>
         </w:rPr>
         <w:t>Are there performance or security concerns?</w:t>
       </w:r>
@@ -6180,13 +6619,11 @@
       <w:pPr>
         <w:rPr>
           <w:rFonts w:ascii="Roboto Mono" w:hAnsi="Roboto Mono"/>
-          <w:lang w:val="en-US"/>
-        </w:rPr>
-      </w:pPr>
-      <w:r>
-        <w:rPr>
-          <w:rFonts w:ascii="Roboto Mono" w:hAnsi="Roboto Mono"/>
-          <w:lang w:val="en-US"/>
+        </w:rPr>
+      </w:pPr>
+      <w:r>
+        <w:rPr>
+          <w:rFonts w:ascii="Roboto Mono" w:hAnsi="Roboto Mono"/>
         </w:rPr>
         <w:t xml:space="preserve">This helps uncover </w:t>
       </w:r>
@@ -6195,14 +6632,12 @@
           <w:rFonts w:ascii="Roboto Mono" w:hAnsi="Roboto Mono"/>
           <w:b/>
           <w:bCs/>
-          <w:lang w:val="en-US"/>
         </w:rPr>
         <w:t>hidden requirements</w:t>
       </w:r>
       <w:r>
         <w:rPr>
           <w:rFonts w:ascii="Roboto Mono" w:hAnsi="Roboto Mono"/>
-          <w:lang w:val="en-US"/>
         </w:rPr>
         <w:t xml:space="preserve"> or missing scenarios.</w:t>
       </w:r>
@@ -6211,15 +6646,13 @@
       <w:pPr>
         <w:rPr>
           <w:rFonts w:ascii="Roboto Mono" w:hAnsi="Roboto Mono"/>
-          <w:lang w:val="en-US"/>
-        </w:rPr>
-      </w:pPr>
-      <w:r>
-        <w:rPr>
-          <w:rFonts w:ascii="Roboto Mono" w:hAnsi="Roboto Mono"/>
-          <w:lang w:val="en-US"/>
-        </w:rPr>
-        <w:pict w14:anchorId="39A692C3">
+        </w:rPr>
+      </w:pPr>
+      <w:r>
+        <w:rPr>
+          <w:rFonts w:ascii="Roboto Mono" w:hAnsi="Roboto Mono"/>
+        </w:rPr>
+        <w:pict w14:anchorId="51202F16">
           <v:rect id="_x0000_i1052" style="width:0;height:1.5pt" o:hralign="center" o:hrstd="t" o:hr="t" fillcolor="#a0a0a0" stroked="f"/>
         </w:pict>
       </w:r>
@@ -6230,7 +6663,6 @@
           <w:rFonts w:ascii="Roboto Mono" w:hAnsi="Roboto Mono"/>
           <w:b/>
           <w:bCs/>
-          <w:lang w:val="en-US"/>
         </w:rPr>
       </w:pPr>
       <w:r>
@@ -6238,7 +6670,6 @@
           <w:rFonts w:ascii="Roboto Mono" w:hAnsi="Roboto Mono"/>
           <w:b/>
           <w:bCs/>
-          <w:lang w:val="en-US"/>
         </w:rPr>
         <w:t>3. Highlight risks</w:t>
       </w:r>
@@ -6247,13 +6678,11 @@
       <w:pPr>
         <w:rPr>
           <w:rFonts w:ascii="Roboto Mono" w:hAnsi="Roboto Mono"/>
-          <w:lang w:val="en-US"/>
-        </w:rPr>
-      </w:pPr>
-      <w:r>
-        <w:rPr>
-          <w:rFonts w:ascii="Roboto Mono" w:hAnsi="Roboto Mono"/>
-          <w:lang w:val="en-US"/>
+        </w:rPr>
+      </w:pPr>
+      <w:r>
+        <w:rPr>
+          <w:rFonts w:ascii="Roboto Mono" w:hAnsi="Roboto Mono"/>
         </w:rPr>
         <w:t>QA can flag high-risk areas early:</w:t>
       </w:r>
@@ -6264,15 +6693,14 @@
           <w:ilvl w:val="0"/>
           <w:numId w:val="23"/>
         </w:numPr>
-        <w:rPr>
-          <w:rFonts w:ascii="Roboto Mono" w:hAnsi="Roboto Mono"/>
-          <w:lang w:val="en-US"/>
-        </w:rPr>
-      </w:pPr>
-      <w:r>
-        <w:rPr>
-          <w:rFonts w:ascii="Roboto Mono" w:hAnsi="Roboto Mono"/>
-          <w:lang w:val="en-US"/>
+        <w:spacing w:after="0" w:line="276" w:lineRule="auto"/>
+        <w:rPr>
+          <w:rFonts w:ascii="Roboto Mono" w:hAnsi="Roboto Mono"/>
+        </w:rPr>
+      </w:pPr>
+      <w:r>
+        <w:rPr>
+          <w:rFonts w:ascii="Roboto Mono" w:hAnsi="Roboto Mono"/>
         </w:rPr>
         <w:t>Complex logic</w:t>
       </w:r>
@@ -6283,15 +6711,14 @@
           <w:ilvl w:val="0"/>
           <w:numId w:val="23"/>
         </w:numPr>
-        <w:rPr>
-          <w:rFonts w:ascii="Roboto Mono" w:hAnsi="Roboto Mono"/>
-          <w:lang w:val="en-US"/>
-        </w:rPr>
-      </w:pPr>
-      <w:r>
-        <w:rPr>
-          <w:rFonts w:ascii="Roboto Mono" w:hAnsi="Roboto Mono"/>
-          <w:lang w:val="en-US"/>
+        <w:spacing w:after="0" w:line="276" w:lineRule="auto"/>
+        <w:rPr>
+          <w:rFonts w:ascii="Roboto Mono" w:hAnsi="Roboto Mono"/>
+        </w:rPr>
+      </w:pPr>
+      <w:r>
+        <w:rPr>
+          <w:rFonts w:ascii="Roboto Mono" w:hAnsi="Roboto Mono"/>
         </w:rPr>
         <w:t>Dependencies on third-party systems</w:t>
       </w:r>
@@ -6302,15 +6729,14 @@
           <w:ilvl w:val="0"/>
           <w:numId w:val="23"/>
         </w:numPr>
-        <w:rPr>
-          <w:rFonts w:ascii="Roboto Mono" w:hAnsi="Roboto Mono"/>
-          <w:lang w:val="en-US"/>
-        </w:rPr>
-      </w:pPr>
-      <w:r>
-        <w:rPr>
-          <w:rFonts w:ascii="Roboto Mono" w:hAnsi="Roboto Mono"/>
-          <w:lang w:val="en-US"/>
+        <w:spacing w:after="0" w:line="276" w:lineRule="auto"/>
+        <w:rPr>
+          <w:rFonts w:ascii="Roboto Mono" w:hAnsi="Roboto Mono"/>
+        </w:rPr>
+      </w:pPr>
+      <w:r>
+        <w:rPr>
+          <w:rFonts w:ascii="Roboto Mono" w:hAnsi="Roboto Mono"/>
         </w:rPr>
         <w:t>Features with high user impact</w:t>
       </w:r>
@@ -6319,13 +6745,11 @@
       <w:pPr>
         <w:rPr>
           <w:rFonts w:ascii="Roboto Mono" w:hAnsi="Roboto Mono"/>
-          <w:lang w:val="en-US"/>
-        </w:rPr>
-      </w:pPr>
-      <w:r>
-        <w:rPr>
-          <w:rFonts w:ascii="Roboto Mono" w:hAnsi="Roboto Mono"/>
-          <w:lang w:val="en-US"/>
+        </w:rPr>
+      </w:pPr>
+      <w:r>
+        <w:rPr>
+          <w:rFonts w:ascii="Roboto Mono" w:hAnsi="Roboto Mono"/>
         </w:rPr>
         <w:t>This allows the team to prioritize testing and sometimes change design before coding starts.</w:t>
       </w:r>
@@ -6334,16 +6758,13 @@
       <w:pPr>
         <w:rPr>
           <w:rFonts w:ascii="Roboto Mono" w:hAnsi="Roboto Mono"/>
-          <w:lang w:val="en-US"/>
-        </w:rPr>
-      </w:pPr>
-      <w:r>
-        <w:rPr>
-          <w:rFonts w:ascii="Roboto Mono" w:hAnsi="Roboto Mono"/>
-          <w:lang w:val="en-US"/>
-        </w:rPr>
-        <w:lastRenderedPageBreak/>
-        <w:pict w14:anchorId="46591D47">
+        </w:rPr>
+      </w:pPr>
+      <w:r>
+        <w:rPr>
+          <w:rFonts w:ascii="Roboto Mono" w:hAnsi="Roboto Mono"/>
+        </w:rPr>
+        <w:pict w14:anchorId="5ABB4AF7">
           <v:rect id="_x0000_i1053" style="width:0;height:1.5pt" o:hralign="center" o:hrstd="t" o:hr="t" fillcolor="#a0a0a0" stroked="f"/>
         </w:pict>
       </w:r>
@@ -6354,7 +6775,6 @@
           <w:rFonts w:ascii="Roboto Mono" w:hAnsi="Roboto Mono"/>
           <w:b/>
           <w:bCs/>
-          <w:lang w:val="en-US"/>
         </w:rPr>
       </w:pPr>
       <w:r>
@@ -6362,7 +6782,6 @@
           <w:rFonts w:ascii="Roboto Mono" w:hAnsi="Roboto Mono"/>
           <w:b/>
           <w:bCs/>
-          <w:lang w:val="en-US"/>
         </w:rPr>
         <w:t>4. Suggest test data and environment needs</w:t>
       </w:r>
@@ -6371,13 +6790,11 @@
       <w:pPr>
         <w:rPr>
           <w:rFonts w:ascii="Roboto Mono" w:hAnsi="Roboto Mono"/>
-          <w:lang w:val="en-US"/>
-        </w:rPr>
-      </w:pPr>
-      <w:r>
-        <w:rPr>
-          <w:rFonts w:ascii="Roboto Mono" w:hAnsi="Roboto Mono"/>
-          <w:lang w:val="en-US"/>
+        </w:rPr>
+      </w:pPr>
+      <w:r>
+        <w:rPr>
+          <w:rFonts w:ascii="Roboto Mono" w:hAnsi="Roboto Mono"/>
         </w:rPr>
         <w:t>During refinement, testers can:</w:t>
       </w:r>
@@ -6388,15 +6805,14 @@
           <w:ilvl w:val="0"/>
           <w:numId w:val="24"/>
         </w:numPr>
-        <w:rPr>
-          <w:rFonts w:ascii="Roboto Mono" w:hAnsi="Roboto Mono"/>
-          <w:lang w:val="en-US"/>
-        </w:rPr>
-      </w:pPr>
-      <w:r>
-        <w:rPr>
-          <w:rFonts w:ascii="Roboto Mono" w:hAnsi="Roboto Mono"/>
-          <w:lang w:val="en-US"/>
+        <w:spacing w:after="0" w:line="276" w:lineRule="auto"/>
+        <w:rPr>
+          <w:rFonts w:ascii="Roboto Mono" w:hAnsi="Roboto Mono"/>
+        </w:rPr>
+      </w:pPr>
+      <w:r>
+        <w:rPr>
+          <w:rFonts w:ascii="Roboto Mono" w:hAnsi="Roboto Mono"/>
         </w:rPr>
         <w:t>Identify special test data required (e.g., edge cases, boundary values).</w:t>
       </w:r>
@@ -6407,15 +6823,14 @@
           <w:ilvl w:val="0"/>
           <w:numId w:val="24"/>
         </w:numPr>
-        <w:rPr>
-          <w:rFonts w:ascii="Roboto Mono" w:hAnsi="Roboto Mono"/>
-          <w:lang w:val="en-US"/>
-        </w:rPr>
-      </w:pPr>
-      <w:r>
-        <w:rPr>
-          <w:rFonts w:ascii="Roboto Mono" w:hAnsi="Roboto Mono"/>
-          <w:lang w:val="en-US"/>
+        <w:spacing w:after="0" w:line="276" w:lineRule="auto"/>
+        <w:rPr>
+          <w:rFonts w:ascii="Roboto Mono" w:hAnsi="Roboto Mono"/>
+        </w:rPr>
+      </w:pPr>
+      <w:r>
+        <w:rPr>
+          <w:rFonts w:ascii="Roboto Mono" w:hAnsi="Roboto Mono"/>
         </w:rPr>
         <w:t>Check if new tools or environments will be needed.</w:t>
       </w:r>
@@ -6426,15 +6841,14 @@
           <w:ilvl w:val="0"/>
           <w:numId w:val="24"/>
         </w:numPr>
-        <w:rPr>
-          <w:rFonts w:ascii="Roboto Mono" w:hAnsi="Roboto Mono"/>
-          <w:lang w:val="en-US"/>
-        </w:rPr>
-      </w:pPr>
-      <w:r>
-        <w:rPr>
-          <w:rFonts w:ascii="Roboto Mono" w:hAnsi="Roboto Mono"/>
-          <w:lang w:val="en-US"/>
+        <w:spacing w:after="0" w:line="276" w:lineRule="auto"/>
+        <w:rPr>
+          <w:rFonts w:ascii="Roboto Mono" w:hAnsi="Roboto Mono"/>
+        </w:rPr>
+      </w:pPr>
+      <w:r>
+        <w:rPr>
+          <w:rFonts w:ascii="Roboto Mono" w:hAnsi="Roboto Mono"/>
         </w:rPr>
         <w:t>Plan for automation or performance testing early.</w:t>
       </w:r>
@@ -6443,15 +6857,13 @@
       <w:pPr>
         <w:rPr>
           <w:rFonts w:ascii="Roboto Mono" w:hAnsi="Roboto Mono"/>
-          <w:lang w:val="en-US"/>
-        </w:rPr>
-      </w:pPr>
-      <w:r>
-        <w:rPr>
-          <w:rFonts w:ascii="Roboto Mono" w:hAnsi="Roboto Mono"/>
-          <w:lang w:val="en-US"/>
-        </w:rPr>
-        <w:pict w14:anchorId="63C50FD9">
+        </w:rPr>
+      </w:pPr>
+      <w:r>
+        <w:rPr>
+          <w:rFonts w:ascii="Roboto Mono" w:hAnsi="Roboto Mono"/>
+        </w:rPr>
+        <w:pict w14:anchorId="5E37C137">
           <v:rect id="_x0000_i1054" style="width:0;height:1.5pt" o:hralign="center" o:hrstd="t" o:hr="t" fillcolor="#a0a0a0" stroked="f"/>
         </w:pict>
       </w:r>
@@ -6462,7 +6874,6 @@
           <w:rFonts w:ascii="Roboto Mono" w:hAnsi="Roboto Mono"/>
           <w:b/>
           <w:bCs/>
-          <w:lang w:val="en-US"/>
         </w:rPr>
       </w:pPr>
       <w:r>
@@ -6470,7 +6881,6 @@
           <w:rFonts w:ascii="Roboto Mono" w:hAnsi="Roboto Mono"/>
           <w:b/>
           <w:bCs/>
-          <w:lang w:val="en-US"/>
         </w:rPr>
         <w:t>5. Assist with estimation</w:t>
       </w:r>
@@ -6479,13 +6889,11 @@
       <w:pPr>
         <w:rPr>
           <w:rFonts w:ascii="Roboto Mono" w:hAnsi="Roboto Mono"/>
-          <w:lang w:val="en-US"/>
-        </w:rPr>
-      </w:pPr>
-      <w:r>
-        <w:rPr>
-          <w:rFonts w:ascii="Roboto Mono" w:hAnsi="Roboto Mono"/>
-          <w:lang w:val="en-US"/>
+        </w:rPr>
+      </w:pPr>
+      <w:r>
+        <w:rPr>
+          <w:rFonts w:ascii="Roboto Mono" w:hAnsi="Roboto Mono"/>
         </w:rPr>
         <w:t>QA gives input on testing effort:</w:t>
       </w:r>
@@ -6496,15 +6904,14 @@
           <w:ilvl w:val="0"/>
           <w:numId w:val="25"/>
         </w:numPr>
-        <w:rPr>
-          <w:rFonts w:ascii="Roboto Mono" w:hAnsi="Roboto Mono"/>
-          <w:lang w:val="en-US"/>
-        </w:rPr>
-      </w:pPr>
-      <w:r>
-        <w:rPr>
-          <w:rFonts w:ascii="Roboto Mono" w:hAnsi="Roboto Mono"/>
-          <w:lang w:val="en-US"/>
+        <w:spacing w:after="0" w:line="276" w:lineRule="auto"/>
+        <w:rPr>
+          <w:rFonts w:ascii="Roboto Mono" w:hAnsi="Roboto Mono"/>
+        </w:rPr>
+      </w:pPr>
+      <w:r>
+        <w:rPr>
+          <w:rFonts w:ascii="Roboto Mono" w:hAnsi="Roboto Mono"/>
         </w:rPr>
         <w:t>Manual test coverage complexity</w:t>
       </w:r>
@@ -6515,15 +6922,14 @@
           <w:ilvl w:val="0"/>
           <w:numId w:val="25"/>
         </w:numPr>
-        <w:rPr>
-          <w:rFonts w:ascii="Roboto Mono" w:hAnsi="Roboto Mono"/>
-          <w:lang w:val="en-US"/>
-        </w:rPr>
-      </w:pPr>
-      <w:r>
-        <w:rPr>
-          <w:rFonts w:ascii="Roboto Mono" w:hAnsi="Roboto Mono"/>
-          <w:lang w:val="en-US"/>
+        <w:spacing w:after="0" w:line="276" w:lineRule="auto"/>
+        <w:rPr>
+          <w:rFonts w:ascii="Roboto Mono" w:hAnsi="Roboto Mono"/>
+        </w:rPr>
+      </w:pPr>
+      <w:r>
+        <w:rPr>
+          <w:rFonts w:ascii="Roboto Mono" w:hAnsi="Roboto Mono"/>
         </w:rPr>
         <w:t>Automation feasibility</w:t>
       </w:r>
@@ -6534,15 +6940,14 @@
           <w:ilvl w:val="0"/>
           <w:numId w:val="25"/>
         </w:numPr>
-        <w:rPr>
-          <w:rFonts w:ascii="Roboto Mono" w:hAnsi="Roboto Mono"/>
-          <w:lang w:val="en-US"/>
-        </w:rPr>
-      </w:pPr>
-      <w:r>
-        <w:rPr>
-          <w:rFonts w:ascii="Roboto Mono" w:hAnsi="Roboto Mono"/>
-          <w:lang w:val="en-US"/>
+        <w:spacing w:after="0" w:line="276" w:lineRule="auto"/>
+        <w:rPr>
+          <w:rFonts w:ascii="Roboto Mono" w:hAnsi="Roboto Mono"/>
+        </w:rPr>
+      </w:pPr>
+      <w:r>
+        <w:rPr>
+          <w:rFonts w:ascii="Roboto Mono" w:hAnsi="Roboto Mono"/>
         </w:rPr>
         <w:t>Extra checks (like compliance, accessibility, or localization)</w:t>
       </w:r>
@@ -6551,13 +6956,11 @@
       <w:pPr>
         <w:rPr>
           <w:rFonts w:ascii="Roboto Mono" w:hAnsi="Roboto Mono"/>
-          <w:lang w:val="en-US"/>
-        </w:rPr>
-      </w:pPr>
-      <w:r>
-        <w:rPr>
-          <w:rFonts w:ascii="Roboto Mono" w:hAnsi="Roboto Mono"/>
-          <w:lang w:val="en-US"/>
+        </w:rPr>
+      </w:pPr>
+      <w:r>
+        <w:rPr>
+          <w:rFonts w:ascii="Roboto Mono" w:hAnsi="Roboto Mono"/>
         </w:rPr>
         <w:t xml:space="preserve">This helps the team give </w:t>
       </w:r>
@@ -6566,14 +6969,12 @@
           <w:rFonts w:ascii="Roboto Mono" w:hAnsi="Roboto Mono"/>
           <w:b/>
           <w:bCs/>
-          <w:lang w:val="en-US"/>
         </w:rPr>
         <w:t>more realistic story estimates</w:t>
       </w:r>
       <w:r>
         <w:rPr>
           <w:rFonts w:ascii="Roboto Mono" w:hAnsi="Roboto Mono"/>
-          <w:lang w:val="en-US"/>
         </w:rPr>
         <w:t>.</w:t>
       </w:r>
@@ -6582,15 +6983,13 @@
       <w:pPr>
         <w:rPr>
           <w:rFonts w:ascii="Roboto Mono" w:hAnsi="Roboto Mono"/>
-          <w:lang w:val="en-US"/>
-        </w:rPr>
-      </w:pPr>
-      <w:r>
-        <w:rPr>
-          <w:rFonts w:ascii="Roboto Mono" w:hAnsi="Roboto Mono"/>
-          <w:lang w:val="en-US"/>
-        </w:rPr>
-        <w:pict w14:anchorId="19FDD69E">
+        </w:rPr>
+      </w:pPr>
+      <w:r>
+        <w:rPr>
+          <w:rFonts w:ascii="Roboto Mono" w:hAnsi="Roboto Mono"/>
+        </w:rPr>
+        <w:pict w14:anchorId="1BFC52DE">
           <v:rect id="_x0000_i1055" style="width:0;height:1.5pt" o:hralign="center" o:hrstd="t" o:hr="t" fillcolor="#a0a0a0" stroked="f"/>
         </w:pict>
       </w:r>
@@ -6601,7 +7000,6 @@
           <w:rFonts w:ascii="Roboto Mono" w:hAnsi="Roboto Mono"/>
           <w:b/>
           <w:bCs/>
-          <w:lang w:val="en-US"/>
         </w:rPr>
       </w:pPr>
       <w:r>
@@ -6609,7 +7007,6 @@
           <w:rFonts w:ascii="Roboto Mono" w:hAnsi="Roboto Mono"/>
           <w:b/>
           <w:bCs/>
-          <w:lang w:val="en-US"/>
         </w:rPr>
         <w:t>6. Promote shared understanding</w:t>
       </w:r>
@@ -6618,13 +7015,11 @@
       <w:pPr>
         <w:rPr>
           <w:rFonts w:ascii="Roboto Mono" w:hAnsi="Roboto Mono"/>
-          <w:lang w:val="en-US"/>
-        </w:rPr>
-      </w:pPr>
-      <w:r>
-        <w:rPr>
-          <w:rFonts w:ascii="Roboto Mono" w:hAnsi="Roboto Mono"/>
-          <w:lang w:val="en-US"/>
+        </w:rPr>
+      </w:pPr>
+      <w:r>
+        <w:rPr>
+          <w:rFonts w:ascii="Roboto Mono" w:hAnsi="Roboto Mono"/>
         </w:rPr>
         <w:t>By discussing acceptance criteria and potential tests openly, testers help:</w:t>
       </w:r>
@@ -6635,15 +7030,14 @@
           <w:ilvl w:val="0"/>
           <w:numId w:val="26"/>
         </w:numPr>
-        <w:rPr>
-          <w:rFonts w:ascii="Roboto Mono" w:hAnsi="Roboto Mono"/>
-          <w:lang w:val="en-US"/>
-        </w:rPr>
-      </w:pPr>
-      <w:r>
-        <w:rPr>
-          <w:rFonts w:ascii="Roboto Mono" w:hAnsi="Roboto Mono"/>
-          <w:lang w:val="en-US"/>
+        <w:spacing w:after="0" w:line="276" w:lineRule="auto"/>
+        <w:rPr>
+          <w:rFonts w:ascii="Roboto Mono" w:hAnsi="Roboto Mono"/>
+        </w:rPr>
+      </w:pPr>
+      <w:r>
+        <w:rPr>
+          <w:rFonts w:ascii="Roboto Mono" w:hAnsi="Roboto Mono"/>
         </w:rPr>
         <w:t xml:space="preserve">Developers, product owners, and others </w:t>
       </w:r>
@@ -6652,14 +7046,12 @@
           <w:rFonts w:ascii="Roboto Mono" w:hAnsi="Roboto Mono"/>
           <w:b/>
           <w:bCs/>
-          <w:lang w:val="en-US"/>
         </w:rPr>
         <w:t>see the feature the same way</w:t>
       </w:r>
       <w:r>
         <w:rPr>
           <w:rFonts w:ascii="Roboto Mono" w:hAnsi="Roboto Mono"/>
-          <w:lang w:val="en-US"/>
         </w:rPr>
         <w:t>.</w:t>
       </w:r>
@@ -6670,15 +7062,14 @@
           <w:ilvl w:val="0"/>
           <w:numId w:val="26"/>
         </w:numPr>
-        <w:rPr>
-          <w:rFonts w:ascii="Roboto Mono" w:hAnsi="Roboto Mono"/>
-          <w:lang w:val="en-US"/>
-        </w:rPr>
-      </w:pPr>
-      <w:r>
-        <w:rPr>
-          <w:rFonts w:ascii="Roboto Mono" w:hAnsi="Roboto Mono"/>
-          <w:lang w:val="en-US"/>
+        <w:spacing w:after="0" w:line="276" w:lineRule="auto"/>
+        <w:rPr>
+          <w:rFonts w:ascii="Roboto Mono" w:hAnsi="Roboto Mono"/>
+        </w:rPr>
+      </w:pPr>
+      <w:r>
+        <w:rPr>
+          <w:rFonts w:ascii="Roboto Mono" w:hAnsi="Roboto Mono"/>
         </w:rPr>
         <w:t>Reduce misunderstandings that lead to defects later.</w:t>
       </w:r>
@@ -6687,15 +7078,13 @@
       <w:pPr>
         <w:rPr>
           <w:rFonts w:ascii="Roboto Mono" w:hAnsi="Roboto Mono"/>
-          <w:lang w:val="en-US"/>
-        </w:rPr>
-      </w:pPr>
-      <w:r>
-        <w:rPr>
-          <w:rFonts w:ascii="Roboto Mono" w:hAnsi="Roboto Mono"/>
-          <w:lang w:val="en-US"/>
-        </w:rPr>
-        <w:pict w14:anchorId="3A1F3C9F">
+        </w:rPr>
+      </w:pPr>
+      <w:r>
+        <w:rPr>
+          <w:rFonts w:ascii="Roboto Mono" w:hAnsi="Roboto Mono"/>
+        </w:rPr>
+        <w:pict w14:anchorId="3A03DA1A">
           <v:rect id="_x0000_i1056" style="width:0;height:1.5pt" o:hralign="center" o:hrstd="t" o:hr="t" fillcolor="#a0a0a0" stroked="f"/>
         </w:pict>
       </w:r>
@@ -6704,20 +7093,17 @@
       <w:pPr>
         <w:rPr>
           <w:rFonts w:ascii="Roboto Mono" w:hAnsi="Roboto Mono"/>
-          <w:lang w:val="en-US"/>
         </w:rPr>
       </w:pPr>
       <w:r>
         <w:rPr>
           <w:rFonts w:ascii="Segoe UI Emoji" w:hAnsi="Segoe UI Emoji" w:cs="Segoe UI Emoji"/>
-          <w:lang w:val="en-US"/>
         </w:rPr>
         <w:t>💡</w:t>
       </w:r>
       <w:r>
         <w:rPr>
           <w:rFonts w:ascii="Roboto Mono" w:hAnsi="Roboto Mono"/>
-          <w:lang w:val="en-US"/>
         </w:rPr>
         <w:t xml:space="preserve"> </w:t>
       </w:r>
@@ -6726,21 +7112,18 @@
           <w:rFonts w:ascii="Roboto Mono" w:hAnsi="Roboto Mono"/>
           <w:b/>
           <w:bCs/>
-          <w:lang w:val="en-US"/>
         </w:rPr>
         <w:t>Summary</w:t>
       </w:r>
       <w:r>
         <w:rPr>
           <w:rFonts w:ascii="Roboto Mono" w:hAnsi="Roboto Mono"/>
-          <w:lang w:val="en-US"/>
         </w:rPr>
         <w:t>:</w:t>
       </w:r>
       <w:r>
         <w:rPr>
           <w:rFonts w:ascii="Roboto Mono" w:hAnsi="Roboto Mono"/>
-          <w:lang w:val="en-US"/>
         </w:rPr>
         <w:br/>
         <w:t xml:space="preserve">During backlog refinement, testers act like </w:t>
@@ -6750,14 +7133,12 @@
           <w:rFonts w:ascii="Roboto Mono" w:hAnsi="Roboto Mono"/>
           <w:b/>
           <w:bCs/>
-          <w:lang w:val="en-US"/>
         </w:rPr>
         <w:t>quality advisors</w:t>
       </w:r>
       <w:r>
         <w:rPr>
           <w:rFonts w:ascii="Roboto Mono" w:hAnsi="Roboto Mono"/>
-          <w:lang w:val="en-US"/>
         </w:rPr>
         <w:t xml:space="preserve"> — ensuring backlog items are </w:t>
       </w:r>
@@ -6766,14 +7147,12 @@
           <w:rFonts w:ascii="Roboto Mono" w:hAnsi="Roboto Mono"/>
           <w:b/>
           <w:bCs/>
-          <w:lang w:val="en-US"/>
         </w:rPr>
         <w:t>clear, testable, risk-aware, and feasible</w:t>
       </w:r>
       <w:r>
         <w:rPr>
           <w:rFonts w:ascii="Roboto Mono" w:hAnsi="Roboto Mono"/>
-          <w:lang w:val="en-US"/>
         </w:rPr>
         <w:t xml:space="preserve"> before they ever reach development. This supports the whole-team approach to building quality in from the start.</w:t>
       </w:r>
@@ -6782,15 +7161,13 @@
       <w:pPr>
         <w:rPr>
           <w:rFonts w:ascii="Roboto Mono" w:hAnsi="Roboto Mono"/>
-          <w:lang w:val="en-US"/>
-        </w:rPr>
-      </w:pPr>
-      <w:r>
-        <w:rPr>
-          <w:rFonts w:ascii="Roboto Mono" w:hAnsi="Roboto Mono"/>
-          <w:lang w:val="en-US"/>
-        </w:rPr>
-        <w:pict w14:anchorId="5B6575B4">
+        </w:rPr>
+      </w:pPr>
+      <w:r>
+        <w:rPr>
+          <w:rFonts w:ascii="Roboto Mono" w:hAnsi="Roboto Mono"/>
+        </w:rPr>
+        <w:pict w14:anchorId="40D2EDEA">
           <v:rect id="_x0000_i1057" style="width:0;height:1.5pt" o:hralign="center" o:hrstd="t" o:hr="t" fillcolor="#a0a0a0" stroked="f"/>
         </w:pict>
       </w:r>
@@ -6820,58 +7197,79 @@
       </w:r>
     </w:p>
     <w:p>
-      <w:pPr>
-        <w:rPr>
-          <w:lang w:val="en-US"/>
-        </w:rPr>
-      </w:pPr>
-      <w:r>
-        <w:rPr>
-          <w:b/>
-          <w:shd w:val="clear" w:color="auto" w:fill="B7B7B7"/>
-        </w:rPr>
-        <w:t># Source</w:t>
-      </w:r>
-      <w:r>
-        <w:rPr>
-          <w:shd w:val="clear" w:color="auto" w:fill="B7B7B7"/>
-        </w:rPr>
-        <w:t xml:space="preserve">: </w:t>
-      </w:r>
-      <w:r>
-        <w:rPr>
-          <w:b/>
-          <w:shd w:val="clear" w:color="auto" w:fill="B7B7B7"/>
-        </w:rPr>
-        <w:t xml:space="preserve">Chatgpt </w:t>
-      </w:r>
-      <w:r>
-        <w:rPr>
-          <w:b/>
-          <w:sz w:val="14"/>
-          <w:szCs w:val="14"/>
-          <w:shd w:val="clear" w:color="auto" w:fill="B7B7B7"/>
-        </w:rPr>
-        <w:t>(GPT</w:t>
-      </w:r>
-      <w:r>
-        <w:rPr>
-          <w:rFonts w:ascii="Cambria Math" w:hAnsi="Cambria Math" w:cs="Cambria Math"/>
-          <w:b/>
-          <w:sz w:val="14"/>
-          <w:szCs w:val="14"/>
-          <w:shd w:val="clear" w:color="auto" w:fill="B7B7B7"/>
+      <w:r>
+        <w:rPr>
+          <w:rFonts w:ascii="Arial" w:eastAsia="Arial" w:hAnsi="Arial" w:cs="Arial"/>
+          <w:b/>
+          <w:color w:val="000000"/>
+          <w:sz w:val="18"/>
+          <w:highlight w:val="lightGray"/>
+        </w:rPr>
+        <w:t># Source: AI Source: Provided by: [Data Path</w:t>
+      </w:r>
+      <w:r>
+        <w:rPr>
+          <w:rFonts w:ascii="Arial" w:eastAsia="Arial" w:hAnsi="Arial" w:cs="Arial"/>
+          <w:color w:val="000000"/>
+          <w:sz w:val="18"/>
+          <w:highlight w:val="lightGray"/>
+        </w:rPr>
+        <w:t xml:space="preserve">: Persons Table -&gt; ID Column: 1, Name_En Column: Motasem Essam] -&gt; </w:t>
+      </w:r>
+      <w:r>
+        <w:rPr>
+          <w:rFonts w:ascii="Arial" w:eastAsia="Arial" w:hAnsi="Arial" w:cs="Arial"/>
+          <w:b/>
+          <w:color w:val="000000"/>
+          <w:sz w:val="18"/>
+          <w:highlight w:val="lightGray"/>
+        </w:rPr>
+        <w:t>From:</w:t>
+      </w:r>
+      <w:r>
+        <w:rPr>
+          <w:rFonts w:ascii="Arial" w:eastAsia="Arial" w:hAnsi="Arial" w:cs="Arial"/>
+          <w:color w:val="000000"/>
+          <w:sz w:val="18"/>
+          <w:highlight w:val="lightGray"/>
+        </w:rPr>
+        <w:t xml:space="preserve"> [Chatgpt (GPT</w:t>
+      </w:r>
+      <w:r>
+        <w:rPr>
+          <w:rFonts w:ascii="Arial" w:eastAsia="Arial" w:hAnsi="Arial" w:cs="Cambria Math"/>
+          <w:color w:val="000000"/>
+          <w:sz w:val="18"/>
+          <w:highlight w:val="lightGray"/>
         </w:rPr>
         <w:t>‑</w:t>
       </w:r>
       <w:r>
         <w:rPr>
-          <w:b/>
-          <w:sz w:val="14"/>
-          <w:szCs w:val="14"/>
-          <w:shd w:val="clear" w:color="auto" w:fill="B7B7B7"/>
-        </w:rPr>
-        <w:t>5 Mini) at [9/10/2025]</w:t>
+          <w:rFonts w:ascii="Arial" w:eastAsia="Arial" w:hAnsi="Arial" w:cs="Arial"/>
+          <w:color w:val="000000"/>
+          <w:sz w:val="18"/>
+          <w:highlight w:val="lightGray"/>
+        </w:rPr>
+        <w:t xml:space="preserve">5 Mini)] </w:t>
+      </w:r>
+      <w:r>
+        <w:rPr>
+          <w:rFonts w:ascii="Arial" w:eastAsia="Arial" w:hAnsi="Arial" w:cs="Arial"/>
+          <w:b/>
+          <w:color w:val="000000"/>
+          <w:sz w:val="18"/>
+          <w:highlight w:val="lightGray"/>
+        </w:rPr>
+        <w:t>on</w:t>
+      </w:r>
+      <w:r>
+        <w:rPr>
+          <w:rFonts w:ascii="Arial" w:eastAsia="Arial" w:hAnsi="Arial"/>
+          <w:sz w:val="18"/>
+          <w:highlight w:val="lightGray"/>
+        </w:rPr>
+        <w:t xml:space="preserve"> [9/10/2025]</w:t>
       </w:r>
     </w:p>
     <w:p>
@@ -6880,7 +7278,6 @@
           <w:rFonts w:ascii="Roboto Mono" w:hAnsi="Roboto Mono"/>
           <w:b/>
           <w:bCs/>
-          <w:lang w:val="en-US"/>
         </w:rPr>
       </w:pPr>
       <w:r>
@@ -6888,7 +7285,6 @@
           <w:rFonts w:ascii="Segoe UI Emoji" w:hAnsi="Segoe UI Emoji" w:cs="Segoe UI Emoji"/>
           <w:b/>
           <w:bCs/>
-          <w:lang w:val="en-US"/>
         </w:rPr>
         <w:t>📝</w:t>
       </w:r>
@@ -6897,7 +7293,6 @@
           <w:rFonts w:ascii="Roboto Mono" w:hAnsi="Roboto Mono"/>
           <w:b/>
           <w:bCs/>
-          <w:lang w:val="en-US"/>
         </w:rPr>
         <w:t xml:space="preserve"> Initial User Story (before refinement)</w:t>
       </w:r>
@@ -6906,13 +7301,11 @@
       <w:pPr>
         <w:rPr>
           <w:rFonts w:ascii="Roboto Mono" w:hAnsi="Roboto Mono"/>
-          <w:lang w:val="en-US"/>
-        </w:rPr>
-      </w:pPr>
-      <w:r>
-        <w:rPr>
-          <w:rFonts w:ascii="Roboto Mono" w:hAnsi="Roboto Mono"/>
-          <w:lang w:val="en-US"/>
+        </w:rPr>
+      </w:pPr>
+      <w:r>
+        <w:rPr>
+          <w:rFonts w:ascii="Roboto Mono" w:hAnsi="Roboto Mono"/>
         </w:rPr>
         <w:t>“As a banking app user, I want to reset my password.”</w:t>
       </w:r>
@@ -6921,13 +7314,11 @@
       <w:pPr>
         <w:rPr>
           <w:rFonts w:ascii="Roboto Mono" w:hAnsi="Roboto Mono"/>
-          <w:lang w:val="en-US"/>
-        </w:rPr>
-      </w:pPr>
-      <w:r>
-        <w:rPr>
-          <w:rFonts w:ascii="Roboto Mono" w:hAnsi="Roboto Mono"/>
-          <w:lang w:val="en-US"/>
+        </w:rPr>
+      </w:pPr>
+      <w:r>
+        <w:rPr>
+          <w:rFonts w:ascii="Roboto Mono" w:hAnsi="Roboto Mono"/>
         </w:rPr>
         <w:t>That’s it — very high level, vague, not yet ready for development or testing.</w:t>
       </w:r>
@@ -6936,15 +7327,13 @@
       <w:pPr>
         <w:rPr>
           <w:rFonts w:ascii="Roboto Mono" w:hAnsi="Roboto Mono"/>
-          <w:lang w:val="en-US"/>
-        </w:rPr>
-      </w:pPr>
-      <w:r>
-        <w:rPr>
-          <w:rFonts w:ascii="Roboto Mono" w:hAnsi="Roboto Mono"/>
-          <w:lang w:val="en-US"/>
-        </w:rPr>
-        <w:pict w14:anchorId="5E616157">
+        </w:rPr>
+      </w:pPr>
+      <w:r>
+        <w:rPr>
+          <w:rFonts w:ascii="Roboto Mono" w:hAnsi="Roboto Mono"/>
+        </w:rPr>
+        <w:pict w14:anchorId="76FDF502">
           <v:rect id="_x0000_i1058" style="width:0;height:1.5pt" o:hralign="center" o:hrstd="t" o:hr="t" fillcolor="#a0a0a0" stroked="f"/>
         </w:pict>
       </w:r>
@@ -6955,7 +7344,6 @@
           <w:rFonts w:ascii="Roboto Mono" w:hAnsi="Roboto Mono"/>
           <w:b/>
           <w:bCs/>
-          <w:lang w:val="en-US"/>
         </w:rPr>
       </w:pPr>
       <w:r>
@@ -6963,7 +7351,6 @@
           <w:rFonts w:ascii="Segoe UI Emoji" w:hAnsi="Segoe UI Emoji" w:cs="Segoe UI Emoji"/>
           <w:b/>
           <w:bCs/>
-          <w:lang w:val="en-US"/>
         </w:rPr>
         <w:t>🧑</w:t>
       </w:r>
@@ -6971,7 +7358,6 @@
         <w:rPr>
           <w:b/>
           <w:bCs/>
-          <w:lang w:val="en-US"/>
         </w:rPr>
         <w:t>‍</w:t>
       </w:r>
@@ -6980,7 +7366,6 @@
           <w:rFonts w:ascii="Segoe UI Emoji" w:hAnsi="Segoe UI Emoji" w:cs="Segoe UI Emoji"/>
           <w:b/>
           <w:bCs/>
-          <w:lang w:val="en-US"/>
         </w:rPr>
         <w:t>💻</w:t>
       </w:r>
@@ -6989,7 +7374,6 @@
           <w:rFonts w:ascii="Roboto Mono" w:hAnsi="Roboto Mono"/>
           <w:b/>
           <w:bCs/>
-          <w:lang w:val="en-US"/>
         </w:rPr>
         <w:t xml:space="preserve"> Refinement Session</w:t>
       </w:r>
@@ -7000,7 +7384,6 @@
           <w:rFonts w:ascii="Roboto Mono" w:hAnsi="Roboto Mono"/>
           <w:b/>
           <w:bCs/>
-          <w:lang w:val="en-US"/>
         </w:rPr>
       </w:pPr>
       <w:r>
@@ -7008,7 +7391,6 @@
           <w:rFonts w:ascii="Roboto Mono" w:hAnsi="Roboto Mono"/>
           <w:b/>
           <w:bCs/>
-          <w:lang w:val="en-US"/>
         </w:rPr>
         <w:t>Discussion</w:t>
       </w:r>
@@ -7019,9 +7401,9 @@
           <w:ilvl w:val="0"/>
           <w:numId w:val="27"/>
         </w:numPr>
-        <w:rPr>
-          <w:rFonts w:ascii="Roboto Mono" w:hAnsi="Roboto Mono"/>
-          <w:lang w:val="en-US"/>
+        <w:spacing w:after="0" w:line="276" w:lineRule="auto"/>
+        <w:rPr>
+          <w:rFonts w:ascii="Roboto Mono" w:hAnsi="Roboto Mono"/>
         </w:rPr>
       </w:pPr>
       <w:r>
@@ -7029,14 +7411,12 @@
           <w:rFonts w:ascii="Roboto Mono" w:hAnsi="Roboto Mono"/>
           <w:b/>
           <w:bCs/>
-          <w:lang w:val="en-US"/>
         </w:rPr>
         <w:t>Product Owner:</w:t>
       </w:r>
       <w:r>
         <w:rPr>
           <w:rFonts w:ascii="Roboto Mono" w:hAnsi="Roboto Mono"/>
-          <w:lang w:val="en-US"/>
         </w:rPr>
         <w:t xml:space="preserve"> It’s for users who forgot their password.</w:t>
       </w:r>
@@ -7047,9 +7427,9 @@
           <w:ilvl w:val="0"/>
           <w:numId w:val="27"/>
         </w:numPr>
-        <w:rPr>
-          <w:rFonts w:ascii="Roboto Mono" w:hAnsi="Roboto Mono"/>
-          <w:lang w:val="en-US"/>
+        <w:spacing w:after="0" w:line="276" w:lineRule="auto"/>
+        <w:rPr>
+          <w:rFonts w:ascii="Roboto Mono" w:hAnsi="Roboto Mono"/>
         </w:rPr>
       </w:pPr>
       <w:r>
@@ -7057,15 +7437,12 @@
           <w:rFonts w:ascii="Roboto Mono" w:hAnsi="Roboto Mono"/>
           <w:b/>
           <w:bCs/>
-          <w:lang w:val="en-US"/>
-        </w:rPr>
-        <w:lastRenderedPageBreak/>
+        </w:rPr>
         <w:t>Developer:</w:t>
       </w:r>
       <w:r>
         <w:rPr>
           <w:rFonts w:ascii="Roboto Mono" w:hAnsi="Roboto Mono"/>
-          <w:lang w:val="en-US"/>
         </w:rPr>
         <w:t xml:space="preserve"> Will we use email or SMS?</w:t>
       </w:r>
@@ -7076,9 +7453,9 @@
           <w:ilvl w:val="0"/>
           <w:numId w:val="27"/>
         </w:numPr>
-        <w:rPr>
-          <w:rFonts w:ascii="Roboto Mono" w:hAnsi="Roboto Mono"/>
-          <w:lang w:val="en-US"/>
+        <w:spacing w:after="0" w:line="276" w:lineRule="auto"/>
+        <w:rPr>
+          <w:rFonts w:ascii="Roboto Mono" w:hAnsi="Roboto Mono"/>
         </w:rPr>
       </w:pPr>
       <w:r>
@@ -7086,14 +7463,12 @@
           <w:rFonts w:ascii="Roboto Mono" w:hAnsi="Roboto Mono"/>
           <w:b/>
           <w:bCs/>
-          <w:lang w:val="en-US"/>
         </w:rPr>
         <w:t>Tester:</w:t>
       </w:r>
       <w:r>
         <w:rPr>
           <w:rFonts w:ascii="Roboto Mono" w:hAnsi="Roboto Mono"/>
-          <w:lang w:val="en-US"/>
         </w:rPr>
         <w:t xml:space="preserve"> What happens if the token expires? What if the user enters the wrong token multiple times?</w:t>
       </w:r>
@@ -7104,9 +7479,9 @@
           <w:ilvl w:val="0"/>
           <w:numId w:val="27"/>
         </w:numPr>
-        <w:rPr>
-          <w:rFonts w:ascii="Roboto Mono" w:hAnsi="Roboto Mono"/>
-          <w:lang w:val="en-US"/>
+        <w:spacing w:after="0" w:line="276" w:lineRule="auto"/>
+        <w:rPr>
+          <w:rFonts w:ascii="Roboto Mono" w:hAnsi="Roboto Mono"/>
         </w:rPr>
       </w:pPr>
       <w:r>
@@ -7114,14 +7489,12 @@
           <w:rFonts w:ascii="Roboto Mono" w:hAnsi="Roboto Mono"/>
           <w:b/>
           <w:bCs/>
-          <w:lang w:val="en-US"/>
         </w:rPr>
         <w:t>Tester:</w:t>
       </w:r>
       <w:r>
         <w:rPr>
           <w:rFonts w:ascii="Roboto Mono" w:hAnsi="Roboto Mono"/>
-          <w:lang w:val="en-US"/>
         </w:rPr>
         <w:t xml:space="preserve"> We need to define how secure the reset flow is (e.g., lock account after too many attempts).</w:t>
       </w:r>
@@ -7132,9 +7505,9 @@
           <w:ilvl w:val="0"/>
           <w:numId w:val="27"/>
         </w:numPr>
-        <w:rPr>
-          <w:rFonts w:ascii="Roboto Mono" w:hAnsi="Roboto Mono"/>
-          <w:lang w:val="en-US"/>
+        <w:spacing w:after="0" w:line="276" w:lineRule="auto"/>
+        <w:rPr>
+          <w:rFonts w:ascii="Roboto Mono" w:hAnsi="Roboto Mono"/>
         </w:rPr>
       </w:pPr>
       <w:r>
@@ -7142,14 +7515,12 @@
           <w:rFonts w:ascii="Roboto Mono" w:hAnsi="Roboto Mono"/>
           <w:b/>
           <w:bCs/>
-          <w:lang w:val="en-US"/>
         </w:rPr>
         <w:t>Tester:</w:t>
       </w:r>
       <w:r>
         <w:rPr>
           <w:rFonts w:ascii="Roboto Mono" w:hAnsi="Roboto Mono"/>
-          <w:lang w:val="en-US"/>
         </w:rPr>
         <w:t xml:space="preserve"> Are there legal/compliance rules (like GDPR) about sending reset links?</w:t>
       </w:r>
@@ -7160,9 +7531,9 @@
           <w:ilvl w:val="0"/>
           <w:numId w:val="27"/>
         </w:numPr>
-        <w:rPr>
-          <w:rFonts w:ascii="Roboto Mono" w:hAnsi="Roboto Mono"/>
-          <w:lang w:val="en-US"/>
+        <w:spacing w:after="0" w:line="276" w:lineRule="auto"/>
+        <w:rPr>
+          <w:rFonts w:ascii="Roboto Mono" w:hAnsi="Roboto Mono"/>
         </w:rPr>
       </w:pPr>
       <w:r>
@@ -7170,14 +7541,12 @@
           <w:rFonts w:ascii="Roboto Mono" w:hAnsi="Roboto Mono"/>
           <w:b/>
           <w:bCs/>
-          <w:lang w:val="en-US"/>
         </w:rPr>
         <w:t>Developer:</w:t>
       </w:r>
       <w:r>
         <w:rPr>
           <w:rFonts w:ascii="Roboto Mono" w:hAnsi="Roboto Mono"/>
-          <w:lang w:val="en-US"/>
         </w:rPr>
         <w:t xml:space="preserve"> Should we prevent reuse of old passwords?</w:t>
       </w:r>
@@ -7186,15 +7555,13 @@
       <w:pPr>
         <w:rPr>
           <w:rFonts w:ascii="Roboto Mono" w:hAnsi="Roboto Mono"/>
-          <w:lang w:val="en-US"/>
-        </w:rPr>
-      </w:pPr>
-      <w:r>
-        <w:rPr>
-          <w:rFonts w:ascii="Roboto Mono" w:hAnsi="Roboto Mono"/>
-          <w:lang w:val="en-US"/>
-        </w:rPr>
-        <w:pict w14:anchorId="58E03679">
+        </w:rPr>
+      </w:pPr>
+      <w:r>
+        <w:rPr>
+          <w:rFonts w:ascii="Roboto Mono" w:hAnsi="Roboto Mono"/>
+        </w:rPr>
+        <w:pict w14:anchorId="07AD471D">
           <v:rect id="_x0000_i1059" style="width:0;height:1.5pt" o:hralign="center" o:hrstd="t" o:hr="t" fillcolor="#a0a0a0" stroked="f"/>
         </w:pict>
       </w:r>
@@ -7205,7 +7572,6 @@
           <w:rFonts w:ascii="Roboto Mono" w:hAnsi="Roboto Mono"/>
           <w:b/>
           <w:bCs/>
-          <w:lang w:val="en-US"/>
         </w:rPr>
       </w:pPr>
       <w:r>
@@ -7213,7 +7579,6 @@
           <w:rFonts w:ascii="Segoe UI Emoji" w:hAnsi="Segoe UI Emoji" w:cs="Segoe UI Emoji"/>
           <w:b/>
           <w:bCs/>
-          <w:lang w:val="en-US"/>
         </w:rPr>
         <w:t>🧪</w:t>
       </w:r>
@@ -7222,7 +7587,6 @@
           <w:rFonts w:ascii="Roboto Mono" w:hAnsi="Roboto Mono"/>
           <w:b/>
           <w:bCs/>
-          <w:lang w:val="en-US"/>
         </w:rPr>
         <w:t xml:space="preserve"> Tester’s Contributions</w:t>
       </w:r>
@@ -7233,15 +7597,14 @@
           <w:ilvl w:val="0"/>
           <w:numId w:val="28"/>
         </w:numPr>
-        <w:rPr>
-          <w:rFonts w:ascii="Roboto Mono" w:hAnsi="Roboto Mono"/>
-          <w:lang w:val="en-US"/>
-        </w:rPr>
-      </w:pPr>
-      <w:r>
-        <w:rPr>
-          <w:rFonts w:ascii="Roboto Mono" w:hAnsi="Roboto Mono"/>
-          <w:lang w:val="en-US"/>
+        <w:spacing w:after="0" w:line="276" w:lineRule="auto"/>
+        <w:rPr>
+          <w:rFonts w:ascii="Roboto Mono" w:hAnsi="Roboto Mono"/>
+        </w:rPr>
+      </w:pPr>
+      <w:r>
+        <w:rPr>
+          <w:rFonts w:ascii="Roboto Mono" w:hAnsi="Roboto Mono"/>
         </w:rPr>
         <w:t xml:space="preserve">Ensured </w:t>
       </w:r>
@@ -7250,14 +7613,12 @@
           <w:rFonts w:ascii="Roboto Mono" w:hAnsi="Roboto Mono"/>
           <w:b/>
           <w:bCs/>
-          <w:lang w:val="en-US"/>
         </w:rPr>
         <w:t>testable acceptance criteria</w:t>
       </w:r>
       <w:r>
         <w:rPr>
           <w:rFonts w:ascii="Roboto Mono" w:hAnsi="Roboto Mono"/>
-          <w:lang w:val="en-US"/>
         </w:rPr>
         <w:t>: the team writes clear conditions to verify.</w:t>
       </w:r>
@@ -7268,15 +7629,14 @@
           <w:ilvl w:val="0"/>
           <w:numId w:val="28"/>
         </w:numPr>
-        <w:rPr>
-          <w:rFonts w:ascii="Roboto Mono" w:hAnsi="Roboto Mono"/>
-          <w:lang w:val="en-US"/>
-        </w:rPr>
-      </w:pPr>
-      <w:r>
-        <w:rPr>
-          <w:rFonts w:ascii="Roboto Mono" w:hAnsi="Roboto Mono"/>
-          <w:lang w:val="en-US"/>
+        <w:spacing w:after="0" w:line="276" w:lineRule="auto"/>
+        <w:rPr>
+          <w:rFonts w:ascii="Roboto Mono" w:hAnsi="Roboto Mono"/>
+        </w:rPr>
+      </w:pPr>
+      <w:r>
+        <w:rPr>
+          <w:rFonts w:ascii="Roboto Mono" w:hAnsi="Roboto Mono"/>
         </w:rPr>
         <w:t xml:space="preserve">Identified </w:t>
       </w:r>
@@ -7285,14 +7645,12 @@
           <w:rFonts w:ascii="Roboto Mono" w:hAnsi="Roboto Mono"/>
           <w:b/>
           <w:bCs/>
-          <w:lang w:val="en-US"/>
         </w:rPr>
         <w:t>edge cases</w:t>
       </w:r>
       <w:r>
         <w:rPr>
           <w:rFonts w:ascii="Roboto Mono" w:hAnsi="Roboto Mono"/>
-          <w:lang w:val="en-US"/>
         </w:rPr>
         <w:t>: wrong token, expired token, multiple failed attempts.</w:t>
       </w:r>
@@ -7303,15 +7661,14 @@
           <w:ilvl w:val="0"/>
           <w:numId w:val="28"/>
         </w:numPr>
-        <w:rPr>
-          <w:rFonts w:ascii="Roboto Mono" w:hAnsi="Roboto Mono"/>
-          <w:lang w:val="en-US"/>
-        </w:rPr>
-      </w:pPr>
-      <w:r>
-        <w:rPr>
-          <w:rFonts w:ascii="Roboto Mono" w:hAnsi="Roboto Mono"/>
-          <w:lang w:val="en-US"/>
+        <w:spacing w:after="0" w:line="276" w:lineRule="auto"/>
+        <w:rPr>
+          <w:rFonts w:ascii="Roboto Mono" w:hAnsi="Roboto Mono"/>
+        </w:rPr>
+      </w:pPr>
+      <w:r>
+        <w:rPr>
+          <w:rFonts w:ascii="Roboto Mono" w:hAnsi="Roboto Mono"/>
         </w:rPr>
         <w:t xml:space="preserve">Highlighted </w:t>
       </w:r>
@@ -7320,14 +7677,12 @@
           <w:rFonts w:ascii="Roboto Mono" w:hAnsi="Roboto Mono"/>
           <w:b/>
           <w:bCs/>
-          <w:lang w:val="en-US"/>
         </w:rPr>
         <w:t>security risks</w:t>
       </w:r>
       <w:r>
         <w:rPr>
           <w:rFonts w:ascii="Roboto Mono" w:hAnsi="Roboto Mono"/>
-          <w:lang w:val="en-US"/>
         </w:rPr>
         <w:t xml:space="preserve"> early.</w:t>
       </w:r>
@@ -7338,15 +7693,14 @@
           <w:ilvl w:val="0"/>
           <w:numId w:val="28"/>
         </w:numPr>
-        <w:rPr>
-          <w:rFonts w:ascii="Roboto Mono" w:hAnsi="Roboto Mono"/>
-          <w:lang w:val="en-US"/>
-        </w:rPr>
-      </w:pPr>
-      <w:r>
-        <w:rPr>
-          <w:rFonts w:ascii="Roboto Mono" w:hAnsi="Roboto Mono"/>
-          <w:lang w:val="en-US"/>
+        <w:spacing w:after="0" w:line="276" w:lineRule="auto"/>
+        <w:rPr>
+          <w:rFonts w:ascii="Roboto Mono" w:hAnsi="Roboto Mono"/>
+        </w:rPr>
+      </w:pPr>
+      <w:r>
+        <w:rPr>
+          <w:rFonts w:ascii="Roboto Mono" w:hAnsi="Roboto Mono"/>
         </w:rPr>
         <w:t xml:space="preserve">Planned </w:t>
       </w:r>
@@ -7355,14 +7709,12 @@
           <w:rFonts w:ascii="Roboto Mono" w:hAnsi="Roboto Mono"/>
           <w:b/>
           <w:bCs/>
-          <w:lang w:val="en-US"/>
         </w:rPr>
         <w:t>test data</w:t>
       </w:r>
       <w:r>
         <w:rPr>
           <w:rFonts w:ascii="Roboto Mono" w:hAnsi="Roboto Mono"/>
-          <w:lang w:val="en-US"/>
         </w:rPr>
         <w:t>: valid/invalid emails, existing/non-existing users.</w:t>
       </w:r>
@@ -7373,15 +7725,14 @@
           <w:ilvl w:val="0"/>
           <w:numId w:val="28"/>
         </w:numPr>
-        <w:rPr>
-          <w:rFonts w:ascii="Roboto Mono" w:hAnsi="Roboto Mono"/>
-          <w:lang w:val="en-US"/>
-        </w:rPr>
-      </w:pPr>
-      <w:r>
-        <w:rPr>
-          <w:rFonts w:ascii="Roboto Mono" w:hAnsi="Roboto Mono"/>
-          <w:lang w:val="en-US"/>
+        <w:spacing w:after="0" w:line="276" w:lineRule="auto"/>
+        <w:rPr>
+          <w:rFonts w:ascii="Roboto Mono" w:hAnsi="Roboto Mono"/>
+        </w:rPr>
+      </w:pPr>
+      <w:r>
+        <w:rPr>
+          <w:rFonts w:ascii="Roboto Mono" w:hAnsi="Roboto Mono"/>
         </w:rPr>
         <w:t xml:space="preserve">Gave </w:t>
       </w:r>
@@ -7390,14 +7741,12 @@
           <w:rFonts w:ascii="Roboto Mono" w:hAnsi="Roboto Mono"/>
           <w:b/>
           <w:bCs/>
-          <w:lang w:val="en-US"/>
         </w:rPr>
         <w:t>estimation input</w:t>
       </w:r>
       <w:r>
         <w:rPr>
           <w:rFonts w:ascii="Roboto Mono" w:hAnsi="Roboto Mono"/>
-          <w:lang w:val="en-US"/>
         </w:rPr>
         <w:t xml:space="preserve"> for manual + automated tests.</w:t>
       </w:r>
@@ -7406,15 +7755,13 @@
       <w:pPr>
         <w:rPr>
           <w:rFonts w:ascii="Roboto Mono" w:hAnsi="Roboto Mono"/>
-          <w:lang w:val="en-US"/>
-        </w:rPr>
-      </w:pPr>
-      <w:r>
-        <w:rPr>
-          <w:rFonts w:ascii="Roboto Mono" w:hAnsi="Roboto Mono"/>
-          <w:lang w:val="en-US"/>
-        </w:rPr>
-        <w:pict w14:anchorId="2C96A111">
+        </w:rPr>
+      </w:pPr>
+      <w:r>
+        <w:rPr>
+          <w:rFonts w:ascii="Roboto Mono" w:hAnsi="Roboto Mono"/>
+        </w:rPr>
+        <w:pict w14:anchorId="1D8DE0E7">
           <v:rect id="_x0000_i1060" style="width:0;height:1.5pt" o:hralign="center" o:hrstd="t" o:hr="t" fillcolor="#a0a0a0" stroked="f"/>
         </w:pict>
       </w:r>
@@ -7425,7 +7772,6 @@
           <w:rFonts w:ascii="Roboto Mono" w:hAnsi="Roboto Mono"/>
           <w:b/>
           <w:bCs/>
-          <w:lang w:val="en-US"/>
         </w:rPr>
       </w:pPr>
       <w:r>
@@ -7433,7 +7779,6 @@
           <w:rFonts w:ascii="Segoe UI Emoji" w:hAnsi="Segoe UI Emoji" w:cs="Segoe UI Emoji"/>
           <w:b/>
           <w:bCs/>
-          <w:lang w:val="en-US"/>
         </w:rPr>
         <w:t>📋</w:t>
       </w:r>
@@ -7442,7 +7787,6 @@
           <w:rFonts w:ascii="Roboto Mono" w:hAnsi="Roboto Mono"/>
           <w:b/>
           <w:bCs/>
-          <w:lang w:val="en-US"/>
         </w:rPr>
         <w:t xml:space="preserve"> User Story After Refinement (ready for sprint)</w:t>
       </w:r>
@@ -7451,7 +7795,6 @@
       <w:pPr>
         <w:rPr>
           <w:rFonts w:ascii="Roboto Mono" w:hAnsi="Roboto Mono"/>
-          <w:lang w:val="en-US"/>
         </w:rPr>
       </w:pPr>
       <w:r>
@@ -7459,14 +7802,12 @@
           <w:rFonts w:ascii="Roboto Mono" w:hAnsi="Roboto Mono"/>
           <w:b/>
           <w:bCs/>
-          <w:lang w:val="en-US"/>
         </w:rPr>
         <w:t>User Story:</w:t>
       </w:r>
       <w:r>
         <w:rPr>
           <w:rFonts w:ascii="Roboto Mono" w:hAnsi="Roboto Mono"/>
-          <w:lang w:val="en-US"/>
         </w:rPr>
         <w:br/>
         <w:t>As a banking app user, I want to reset my password by receiving a secure token via email so that I can regain access to my account safely.</w:t>
@@ -7476,7 +7817,6 @@
       <w:pPr>
         <w:rPr>
           <w:rFonts w:ascii="Roboto Mono" w:hAnsi="Roboto Mono"/>
-          <w:lang w:val="en-US"/>
         </w:rPr>
       </w:pPr>
       <w:r>
@@ -7484,7 +7824,6 @@
           <w:rFonts w:ascii="Roboto Mono" w:hAnsi="Roboto Mono"/>
           <w:b/>
           <w:bCs/>
-          <w:lang w:val="en-US"/>
         </w:rPr>
         <w:t>Acceptance Criteria:</w:t>
       </w:r>
@@ -7495,15 +7834,14 @@
           <w:ilvl w:val="0"/>
           <w:numId w:val="29"/>
         </w:numPr>
-        <w:rPr>
-          <w:rFonts w:ascii="Roboto Mono" w:hAnsi="Roboto Mono"/>
-          <w:lang w:val="en-US"/>
-        </w:rPr>
-      </w:pPr>
-      <w:r>
-        <w:rPr>
-          <w:rFonts w:ascii="Roboto Mono" w:hAnsi="Roboto Mono"/>
-          <w:lang w:val="en-US"/>
+        <w:spacing w:after="0" w:line="276" w:lineRule="auto"/>
+        <w:rPr>
+          <w:rFonts w:ascii="Roboto Mono" w:hAnsi="Roboto Mono"/>
+        </w:rPr>
+      </w:pPr>
+      <w:r>
+        <w:rPr>
+          <w:rFonts w:ascii="Roboto Mono" w:hAnsi="Roboto Mono"/>
         </w:rPr>
         <w:t>User enters their registered email address.</w:t>
       </w:r>
@@ -7514,15 +7852,14 @@
           <w:ilvl w:val="0"/>
           <w:numId w:val="29"/>
         </w:numPr>
-        <w:rPr>
-          <w:rFonts w:ascii="Roboto Mono" w:hAnsi="Roboto Mono"/>
-          <w:lang w:val="en-US"/>
-        </w:rPr>
-      </w:pPr>
-      <w:r>
-        <w:rPr>
-          <w:rFonts w:ascii="Roboto Mono" w:hAnsi="Roboto Mono"/>
-          <w:lang w:val="en-US"/>
+        <w:spacing w:after="0" w:line="276" w:lineRule="auto"/>
+        <w:rPr>
+          <w:rFonts w:ascii="Roboto Mono" w:hAnsi="Roboto Mono"/>
+        </w:rPr>
+      </w:pPr>
+      <w:r>
+        <w:rPr>
+          <w:rFonts w:ascii="Roboto Mono" w:hAnsi="Roboto Mono"/>
         </w:rPr>
         <w:t>A one-time token link is sent to that email, valid for 10 minutes.</w:t>
       </w:r>
@@ -7533,15 +7870,14 @@
           <w:ilvl w:val="0"/>
           <w:numId w:val="29"/>
         </w:numPr>
-        <w:rPr>
-          <w:rFonts w:ascii="Roboto Mono" w:hAnsi="Roboto Mono"/>
-          <w:lang w:val="en-US"/>
-        </w:rPr>
-      </w:pPr>
-      <w:r>
-        <w:rPr>
-          <w:rFonts w:ascii="Roboto Mono" w:hAnsi="Roboto Mono"/>
-          <w:lang w:val="en-US"/>
+        <w:spacing w:after="0" w:line="276" w:lineRule="auto"/>
+        <w:rPr>
+          <w:rFonts w:ascii="Roboto Mono" w:hAnsi="Roboto Mono"/>
+        </w:rPr>
+      </w:pPr>
+      <w:r>
+        <w:rPr>
+          <w:rFonts w:ascii="Roboto Mono" w:hAnsi="Roboto Mono"/>
         </w:rPr>
         <w:t>Clicking the link opens a secure reset page.</w:t>
       </w:r>
@@ -7552,15 +7888,14 @@
           <w:ilvl w:val="0"/>
           <w:numId w:val="29"/>
         </w:numPr>
-        <w:rPr>
-          <w:rFonts w:ascii="Roboto Mono" w:hAnsi="Roboto Mono"/>
-          <w:lang w:val="en-US"/>
-        </w:rPr>
-      </w:pPr>
-      <w:r>
-        <w:rPr>
-          <w:rFonts w:ascii="Roboto Mono" w:hAnsi="Roboto Mono"/>
-          <w:lang w:val="en-US"/>
+        <w:spacing w:after="0" w:line="276" w:lineRule="auto"/>
+        <w:rPr>
+          <w:rFonts w:ascii="Roboto Mono" w:hAnsi="Roboto Mono"/>
+        </w:rPr>
+      </w:pPr>
+      <w:r>
+        <w:rPr>
+          <w:rFonts w:ascii="Roboto Mono" w:hAnsi="Roboto Mono"/>
         </w:rPr>
         <w:t>User must enter a new password meeting complexity rules.</w:t>
       </w:r>
@@ -7571,49 +7906,41 @@
           <w:ilvl w:val="0"/>
           <w:numId w:val="29"/>
         </w:numPr>
-        <w:rPr>
-          <w:rFonts w:ascii="Roboto Mono" w:hAnsi="Roboto Mono"/>
-          <w:lang w:val="en-US"/>
-        </w:rPr>
-      </w:pPr>
-      <w:r>
-        <w:rPr>
-          <w:rFonts w:ascii="Roboto Mono" w:hAnsi="Roboto Mono"/>
-          <w:lang w:val="en-US"/>
+        <w:spacing w:after="0" w:line="276" w:lineRule="auto"/>
+        <w:rPr>
+          <w:rFonts w:ascii="Roboto Mono" w:hAnsi="Roboto Mono"/>
+        </w:rPr>
+      </w:pPr>
+      <w:r>
+        <w:rPr>
+          <w:rFonts w:ascii="Roboto Mono" w:hAnsi="Roboto Mono"/>
         </w:rPr>
         <w:t xml:space="preserve">If the token is invalid, expired, or already used </w:t>
       </w:r>
       <w:r>
-        <w:rPr>
-          <w:lang w:val="en-US"/>
-        </w:rPr>
         <w:t>→</w:t>
       </w:r>
       <w:r>
         <w:rPr>
           <w:rFonts w:ascii="Roboto Mono" w:hAnsi="Roboto Mono"/>
-          <w:lang w:val="en-US"/>
         </w:rPr>
         <w:t xml:space="preserve"> display </w:t>
       </w:r>
       <w:r>
         <w:rPr>
           <w:rFonts w:ascii="Roboto Mono" w:hAnsi="Roboto Mono" w:cs="Roboto Mono"/>
-          <w:lang w:val="en-US"/>
         </w:rPr>
         <w:t>“</w:t>
       </w:r>
       <w:r>
         <w:rPr>
           <w:rFonts w:ascii="Roboto Mono" w:hAnsi="Roboto Mono"/>
-          <w:lang w:val="en-US"/>
         </w:rPr>
         <w:t>Invalid or expired link.</w:t>
       </w:r>
       <w:r>
         <w:rPr>
           <w:rFonts w:ascii="Roboto Mono" w:hAnsi="Roboto Mono" w:cs="Roboto Mono"/>
-          <w:lang w:val="en-US"/>
         </w:rPr>
         <w:t>”</w:t>
       </w:r>
@@ -7624,15 +7951,14 @@
           <w:ilvl w:val="0"/>
           <w:numId w:val="29"/>
         </w:numPr>
-        <w:rPr>
-          <w:rFonts w:ascii="Roboto Mono" w:hAnsi="Roboto Mono"/>
-          <w:lang w:val="en-US"/>
-        </w:rPr>
-      </w:pPr>
-      <w:r>
-        <w:rPr>
-          <w:rFonts w:ascii="Roboto Mono" w:hAnsi="Roboto Mono"/>
-          <w:lang w:val="en-US"/>
+        <w:spacing w:after="0" w:line="276" w:lineRule="auto"/>
+        <w:rPr>
+          <w:rFonts w:ascii="Roboto Mono" w:hAnsi="Roboto Mono"/>
+        </w:rPr>
+      </w:pPr>
+      <w:r>
+        <w:rPr>
+          <w:rFonts w:ascii="Roboto Mono" w:hAnsi="Roboto Mono"/>
         </w:rPr>
         <w:t>After 3 failed attempts, the account is locked for 30 minutes.</w:t>
       </w:r>
@@ -7643,15 +7969,14 @@
           <w:ilvl w:val="0"/>
           <w:numId w:val="29"/>
         </w:numPr>
-        <w:rPr>
-          <w:rFonts w:ascii="Roboto Mono" w:hAnsi="Roboto Mono"/>
-          <w:lang w:val="en-US"/>
-        </w:rPr>
-      </w:pPr>
-      <w:r>
-        <w:rPr>
-          <w:rFonts w:ascii="Roboto Mono" w:hAnsi="Roboto Mono"/>
-          <w:lang w:val="en-US"/>
+        <w:spacing w:after="0" w:line="276" w:lineRule="auto"/>
+        <w:rPr>
+          <w:rFonts w:ascii="Roboto Mono" w:hAnsi="Roboto Mono"/>
+        </w:rPr>
+      </w:pPr>
+      <w:r>
+        <w:rPr>
+          <w:rFonts w:ascii="Roboto Mono" w:hAnsi="Roboto Mono"/>
         </w:rPr>
         <w:t>User cannot reuse the last 3 passwords.</w:t>
       </w:r>
@@ -7660,7 +7985,6 @@
       <w:pPr>
         <w:rPr>
           <w:rFonts w:ascii="Roboto Mono" w:hAnsi="Roboto Mono"/>
-          <w:lang w:val="en-US"/>
         </w:rPr>
       </w:pPr>
       <w:r>
@@ -7668,7 +7992,6 @@
           <w:rFonts w:ascii="Roboto Mono" w:hAnsi="Roboto Mono"/>
           <w:b/>
           <w:bCs/>
-          <w:lang w:val="en-US"/>
         </w:rPr>
         <w:t>Notes from testers:</w:t>
       </w:r>
@@ -7679,15 +8002,14 @@
           <w:ilvl w:val="0"/>
           <w:numId w:val="30"/>
         </w:numPr>
-        <w:rPr>
-          <w:rFonts w:ascii="Roboto Mono" w:hAnsi="Roboto Mono"/>
-          <w:lang w:val="en-US"/>
-        </w:rPr>
-      </w:pPr>
-      <w:r>
-        <w:rPr>
-          <w:rFonts w:ascii="Roboto Mono" w:hAnsi="Roboto Mono"/>
-          <w:lang w:val="en-US"/>
+        <w:spacing w:after="0" w:line="276" w:lineRule="auto"/>
+        <w:rPr>
+          <w:rFonts w:ascii="Roboto Mono" w:hAnsi="Roboto Mono"/>
+        </w:rPr>
+      </w:pPr>
+      <w:r>
+        <w:rPr>
+          <w:rFonts w:ascii="Roboto Mono" w:hAnsi="Roboto Mono"/>
         </w:rPr>
         <w:t>Edge cases: wrong email, unregistered email, expired token.</w:t>
       </w:r>
@@ -7698,15 +8020,14 @@
           <w:ilvl w:val="0"/>
           <w:numId w:val="30"/>
         </w:numPr>
-        <w:rPr>
-          <w:rFonts w:ascii="Roboto Mono" w:hAnsi="Roboto Mono"/>
-          <w:lang w:val="en-US"/>
-        </w:rPr>
-      </w:pPr>
-      <w:r>
-        <w:rPr>
-          <w:rFonts w:ascii="Roboto Mono" w:hAnsi="Roboto Mono"/>
-          <w:lang w:val="en-US"/>
+        <w:spacing w:after="0" w:line="276" w:lineRule="auto"/>
+        <w:rPr>
+          <w:rFonts w:ascii="Roboto Mono" w:hAnsi="Roboto Mono"/>
+        </w:rPr>
+      </w:pPr>
+      <w:r>
+        <w:rPr>
+          <w:rFonts w:ascii="Roboto Mono" w:hAnsi="Roboto Mono"/>
         </w:rPr>
         <w:t>Negative testing: multiple failed attempts, SQL injection in reset form, cross-site scripting checks.</w:t>
       </w:r>
@@ -7717,17 +8038,15 @@
           <w:ilvl w:val="0"/>
           <w:numId w:val="30"/>
         </w:numPr>
-        <w:rPr>
-          <w:rFonts w:ascii="Roboto Mono" w:hAnsi="Roboto Mono"/>
-          <w:lang w:val="en-US"/>
-        </w:rPr>
-      </w:pPr>
-      <w:r>
-        <w:rPr>
-          <w:rFonts w:ascii="Roboto Mono" w:hAnsi="Roboto Mono"/>
-          <w:lang w:val="en-US"/>
-        </w:rPr>
-        <w:lastRenderedPageBreak/>
+        <w:spacing w:after="0" w:line="276" w:lineRule="auto"/>
+        <w:rPr>
+          <w:rFonts w:ascii="Roboto Mono" w:hAnsi="Roboto Mono"/>
+        </w:rPr>
+      </w:pPr>
+      <w:r>
+        <w:rPr>
+          <w:rFonts w:ascii="Roboto Mono" w:hAnsi="Roboto Mono"/>
+        </w:rPr>
         <w:t>Test data: accounts with locked status, test accounts without emails.</w:t>
       </w:r>
     </w:p>
@@ -7735,15 +8054,13 @@
       <w:pPr>
         <w:rPr>
           <w:rFonts w:ascii="Roboto Mono" w:hAnsi="Roboto Mono"/>
-          <w:lang w:val="en-US"/>
-        </w:rPr>
-      </w:pPr>
-      <w:r>
-        <w:rPr>
-          <w:rFonts w:ascii="Roboto Mono" w:hAnsi="Roboto Mono"/>
-          <w:lang w:val="en-US"/>
-        </w:rPr>
-        <w:pict w14:anchorId="29ADCC3D">
+        </w:rPr>
+      </w:pPr>
+      <w:r>
+        <w:rPr>
+          <w:rFonts w:ascii="Roboto Mono" w:hAnsi="Roboto Mono"/>
+        </w:rPr>
+        <w:pict w14:anchorId="66F9CEB0">
           <v:rect id="_x0000_i1061" style="width:0;height:1.5pt" o:hralign="center" o:hrstd="t" o:hr="t" fillcolor="#a0a0a0" stroked="f"/>
         </w:pict>
       </w:r>
@@ -7752,20 +8069,17 @@
       <w:pPr>
         <w:rPr>
           <w:rFonts w:ascii="Roboto Mono" w:hAnsi="Roboto Mono"/>
-          <w:lang w:val="en-US"/>
         </w:rPr>
       </w:pPr>
       <w:r>
         <w:rPr>
           <w:rFonts w:ascii="Segoe UI Emoji" w:hAnsi="Segoe UI Emoji" w:cs="Segoe UI Emoji"/>
-          <w:lang w:val="en-US"/>
         </w:rPr>
         <w:t>💡</w:t>
       </w:r>
       <w:r>
         <w:rPr>
           <w:rFonts w:ascii="Roboto Mono" w:hAnsi="Roboto Mono"/>
-          <w:lang w:val="en-US"/>
         </w:rPr>
         <w:t xml:space="preserve"> </w:t>
       </w:r>
@@ -7774,14 +8088,12 @@
           <w:rFonts w:ascii="Roboto Mono" w:hAnsi="Roboto Mono"/>
           <w:b/>
           <w:bCs/>
-          <w:lang w:val="en-US"/>
         </w:rPr>
         <w:t>Result:</w:t>
       </w:r>
       <w:r>
         <w:rPr>
           <w:rFonts w:ascii="Roboto Mono" w:hAnsi="Roboto Mono"/>
-          <w:lang w:val="en-US"/>
         </w:rPr>
         <w:br/>
         <w:t xml:space="preserve">The story is now </w:t>
@@ -7791,14 +8103,12 @@
           <w:rFonts w:ascii="Roboto Mono" w:hAnsi="Roboto Mono"/>
           <w:b/>
           <w:bCs/>
-          <w:lang w:val="en-US"/>
         </w:rPr>
         <w:t>clear, testable, risk-aware, and feasible</w:t>
       </w:r>
       <w:r>
         <w:rPr>
           <w:rFonts w:ascii="Roboto Mono" w:hAnsi="Roboto Mono"/>
-          <w:lang w:val="en-US"/>
         </w:rPr>
         <w:t>. Developers know what to build, and testers know exactly what to test — thanks to everyone, including QA, collaborating in refinement.</w:t>
       </w:r>
@@ -7807,15 +8117,13 @@
       <w:pPr>
         <w:rPr>
           <w:rFonts w:ascii="Roboto Mono" w:hAnsi="Roboto Mono"/>
-          <w:lang w:val="en-US"/>
-        </w:rPr>
-      </w:pPr>
-      <w:r>
-        <w:rPr>
-          <w:rFonts w:ascii="Roboto Mono" w:hAnsi="Roboto Mono"/>
-          <w:lang w:val="en-US"/>
-        </w:rPr>
-        <w:pict w14:anchorId="0B810972">
+        </w:rPr>
+      </w:pPr>
+      <w:r>
+        <w:rPr>
+          <w:rFonts w:ascii="Roboto Mono" w:hAnsi="Roboto Mono"/>
+        </w:rPr>
+        <w:pict w14:anchorId="187B2ECD">
           <v:rect id="_x0000_i1062" style="width:0;height:1.5pt" o:hralign="center" o:hrstd="t" o:hr="t" fillcolor="#a0a0a0" stroked="f"/>
         </w:pict>
       </w:r>
@@ -7824,16 +8132,16 @@
       <w:pPr>
         <w:rPr>
           <w:rFonts w:ascii="Roboto Mono" w:hAnsi="Roboto Mono"/>
-          <w:lang w:val="en-US"/>
-        </w:rPr>
-      </w:pPr>
-    </w:p>
+        </w:rPr>
+      </w:pPr>
+    </w:p>
+    <w:p/>
     <w:p/>
     <w:sectPr>
       <w:pgSz w:w="12240" w:h="15840"/>
       <w:pgMar w:top="1440" w:right="1440" w:bottom="1440" w:left="1440" w:header="720" w:footer="720" w:gutter="0"/>
-      <w:pgNumType w:start="1"/>
       <w:cols w:space="720"/>
+      <w:docGrid w:linePitch="360"/>
     </w:sectPr>
   </w:body>
 </w:document>
@@ -12320,18 +12628,6 @@
   <w:style w:type="paragraph" w:default="1" w:styleId="Normal">
     <w:name w:val="Normal"/>
     <w:qFormat/>
-    <w:rsid w:val="00482B73"/>
-    <w:pPr>
-      <w:spacing w:after="0" w:line="276" w:lineRule="auto"/>
-    </w:pPr>
-    <w:rPr>
-      <w:rFonts w:ascii="Arial" w:eastAsia="Arial" w:hAnsi="Arial" w:cs="Arial"/>
-      <w:kern w:val="0"/>
-      <w:sz w:val="22"/>
-      <w:szCs w:val="22"/>
-      <w:lang w:val="en"/>
-      <w14:ligatures w14:val="none"/>
-    </w:rPr>
   </w:style>
   <w:style w:type="paragraph" w:styleId="Heading1">
     <w:name w:val="heading 1"/>
@@ -12340,7 +12636,7 @@
     <w:link w:val="Heading1Char"/>
     <w:uiPriority w:val="9"/>
     <w:qFormat/>
-    <w:rsid w:val="00B15569"/>
+    <w:rsid w:val="00317856"/>
     <w:pPr>
       <w:keepNext/>
       <w:keepLines/>
@@ -12362,7 +12658,7 @@
     <w:uiPriority w:val="9"/>
     <w:unhideWhenUsed/>
     <w:qFormat/>
-    <w:rsid w:val="00B15569"/>
+    <w:rsid w:val="00317856"/>
     <w:pPr>
       <w:keepNext/>
       <w:keepLines/>
@@ -12384,7 +12680,7 @@
     <w:uiPriority w:val="9"/>
     <w:unhideWhenUsed/>
     <w:qFormat/>
-    <w:rsid w:val="00B15569"/>
+    <w:rsid w:val="00317856"/>
     <w:pPr>
       <w:keepNext/>
       <w:keepLines/>
@@ -12406,7 +12702,7 @@
     <w:uiPriority w:val="9"/>
     <w:unhideWhenUsed/>
     <w:qFormat/>
-    <w:rsid w:val="00B15569"/>
+    <w:rsid w:val="00317856"/>
     <w:pPr>
       <w:keepNext/>
       <w:keepLines/>
@@ -12429,7 +12725,7 @@
     <w:semiHidden/>
     <w:unhideWhenUsed/>
     <w:qFormat/>
-    <w:rsid w:val="00B15569"/>
+    <w:rsid w:val="00317856"/>
     <w:pPr>
       <w:keepNext/>
       <w:keepLines/>
@@ -12450,11 +12746,11 @@
     <w:semiHidden/>
     <w:unhideWhenUsed/>
     <w:qFormat/>
-    <w:rsid w:val="00B15569"/>
+    <w:rsid w:val="00317856"/>
     <w:pPr>
       <w:keepNext/>
       <w:keepLines/>
-      <w:spacing w:before="40"/>
+      <w:spacing w:before="40" w:after="0"/>
       <w:outlineLvl w:val="5"/>
     </w:pPr>
     <w:rPr>
@@ -12473,11 +12769,11 @@
     <w:semiHidden/>
     <w:unhideWhenUsed/>
     <w:qFormat/>
-    <w:rsid w:val="00B15569"/>
+    <w:rsid w:val="00317856"/>
     <w:pPr>
       <w:keepNext/>
       <w:keepLines/>
-      <w:spacing w:before="40"/>
+      <w:spacing w:before="40" w:after="0"/>
       <w:outlineLvl w:val="6"/>
     </w:pPr>
     <w:rPr>
@@ -12494,10 +12790,11 @@
     <w:semiHidden/>
     <w:unhideWhenUsed/>
     <w:qFormat/>
-    <w:rsid w:val="00B15569"/>
+    <w:rsid w:val="00317856"/>
     <w:pPr>
       <w:keepNext/>
       <w:keepLines/>
+      <w:spacing w:after="0"/>
       <w:outlineLvl w:val="7"/>
     </w:pPr>
     <w:rPr>
@@ -12516,10 +12813,11 @@
     <w:semiHidden/>
     <w:unhideWhenUsed/>
     <w:qFormat/>
-    <w:rsid w:val="00B15569"/>
+    <w:rsid w:val="00317856"/>
     <w:pPr>
       <w:keepNext/>
       <w:keepLines/>
+      <w:spacing w:after="0"/>
       <w:outlineLvl w:val="8"/>
     </w:pPr>
     <w:rPr>
@@ -12559,7 +12857,7 @@
     <w:basedOn w:val="DefaultParagraphFont"/>
     <w:link w:val="Heading1"/>
     <w:uiPriority w:val="9"/>
-    <w:rsid w:val="00B15569"/>
+    <w:rsid w:val="00317856"/>
     <w:rPr>
       <w:rFonts w:asciiTheme="majorHAnsi" w:eastAsiaTheme="majorEastAsia" w:hAnsiTheme="majorHAnsi" w:cstheme="majorBidi"/>
       <w:color w:val="2F5496" w:themeColor="accent1" w:themeShade="BF"/>
@@ -12572,7 +12870,7 @@
     <w:basedOn w:val="DefaultParagraphFont"/>
     <w:link w:val="Heading2"/>
     <w:uiPriority w:val="9"/>
-    <w:rsid w:val="00B15569"/>
+    <w:rsid w:val="00317856"/>
     <w:rPr>
       <w:rFonts w:asciiTheme="majorHAnsi" w:eastAsiaTheme="majorEastAsia" w:hAnsiTheme="majorHAnsi" w:cstheme="majorBidi"/>
       <w:color w:val="2F5496" w:themeColor="accent1" w:themeShade="BF"/>
@@ -12585,7 +12883,7 @@
     <w:basedOn w:val="DefaultParagraphFont"/>
     <w:link w:val="Heading3"/>
     <w:uiPriority w:val="9"/>
-    <w:rsid w:val="00B15569"/>
+    <w:rsid w:val="00317856"/>
     <w:rPr>
       <w:rFonts w:eastAsiaTheme="majorEastAsia" w:cstheme="majorBidi"/>
       <w:color w:val="2F5496" w:themeColor="accent1" w:themeShade="BF"/>
@@ -12598,7 +12896,7 @@
     <w:basedOn w:val="DefaultParagraphFont"/>
     <w:link w:val="Heading4"/>
     <w:uiPriority w:val="9"/>
-    <w:rsid w:val="00B15569"/>
+    <w:rsid w:val="00317856"/>
     <w:rPr>
       <w:rFonts w:eastAsiaTheme="majorEastAsia" w:cstheme="majorBidi"/>
       <w:i/>
@@ -12612,7 +12910,7 @@
     <w:link w:val="Heading5"/>
     <w:uiPriority w:val="9"/>
     <w:semiHidden/>
-    <w:rsid w:val="00B15569"/>
+    <w:rsid w:val="00317856"/>
     <w:rPr>
       <w:rFonts w:eastAsiaTheme="majorEastAsia" w:cstheme="majorBidi"/>
       <w:color w:val="2F5496" w:themeColor="accent1" w:themeShade="BF"/>
@@ -12624,7 +12922,7 @@
     <w:link w:val="Heading6"/>
     <w:uiPriority w:val="9"/>
     <w:semiHidden/>
-    <w:rsid w:val="00B15569"/>
+    <w:rsid w:val="00317856"/>
     <w:rPr>
       <w:rFonts w:eastAsiaTheme="majorEastAsia" w:cstheme="majorBidi"/>
       <w:i/>
@@ -12638,7 +12936,7 @@
     <w:link w:val="Heading7"/>
     <w:uiPriority w:val="9"/>
     <w:semiHidden/>
-    <w:rsid w:val="00B15569"/>
+    <w:rsid w:val="00317856"/>
     <w:rPr>
       <w:rFonts w:eastAsiaTheme="majorEastAsia" w:cstheme="majorBidi"/>
       <w:color w:val="595959" w:themeColor="text1" w:themeTint="A6"/>
@@ -12650,7 +12948,7 @@
     <w:link w:val="Heading8"/>
     <w:uiPriority w:val="9"/>
     <w:semiHidden/>
-    <w:rsid w:val="00B15569"/>
+    <w:rsid w:val="00317856"/>
     <w:rPr>
       <w:rFonts w:eastAsiaTheme="majorEastAsia" w:cstheme="majorBidi"/>
       <w:i/>
@@ -12664,7 +12962,7 @@
     <w:link w:val="Heading9"/>
     <w:uiPriority w:val="9"/>
     <w:semiHidden/>
-    <w:rsid w:val="00B15569"/>
+    <w:rsid w:val="00317856"/>
     <w:rPr>
       <w:rFonts w:eastAsiaTheme="majorEastAsia" w:cstheme="majorBidi"/>
       <w:color w:val="272727" w:themeColor="text1" w:themeTint="D8"/>
@@ -12677,7 +12975,7 @@
     <w:link w:val="TitleChar"/>
     <w:uiPriority w:val="10"/>
     <w:qFormat/>
-    <w:rsid w:val="00B15569"/>
+    <w:rsid w:val="00317856"/>
     <w:pPr>
       <w:spacing w:after="80" w:line="240" w:lineRule="auto"/>
       <w:contextualSpacing/>
@@ -12695,7 +12993,7 @@
     <w:basedOn w:val="DefaultParagraphFont"/>
     <w:link w:val="Title"/>
     <w:uiPriority w:val="10"/>
-    <w:rsid w:val="00B15569"/>
+    <w:rsid w:val="00317856"/>
     <w:rPr>
       <w:rFonts w:asciiTheme="majorHAnsi" w:eastAsiaTheme="majorEastAsia" w:hAnsiTheme="majorHAnsi" w:cstheme="majorBidi"/>
       <w:spacing w:val="-10"/>
@@ -12711,7 +13009,7 @@
     <w:link w:val="SubtitleChar"/>
     <w:uiPriority w:val="11"/>
     <w:qFormat/>
-    <w:rsid w:val="00B15569"/>
+    <w:rsid w:val="00317856"/>
     <w:pPr>
       <w:numPr>
         <w:ilvl w:val="1"/>
@@ -12730,7 +13028,7 @@
     <w:basedOn w:val="DefaultParagraphFont"/>
     <w:link w:val="Subtitle"/>
     <w:uiPriority w:val="11"/>
-    <w:rsid w:val="00B15569"/>
+    <w:rsid w:val="00317856"/>
     <w:rPr>
       <w:rFonts w:eastAsiaTheme="majorEastAsia" w:cstheme="majorBidi"/>
       <w:color w:val="595959" w:themeColor="text1" w:themeTint="A6"/>
@@ -12746,7 +13044,7 @@
     <w:link w:val="QuoteChar"/>
     <w:uiPriority w:val="29"/>
     <w:qFormat/>
-    <w:rsid w:val="00B15569"/>
+    <w:rsid w:val="00317856"/>
     <w:pPr>
       <w:spacing w:before="160"/>
       <w:jc w:val="center"/>
@@ -12762,7 +13060,7 @@
     <w:basedOn w:val="DefaultParagraphFont"/>
     <w:link w:val="Quote"/>
     <w:uiPriority w:val="29"/>
-    <w:rsid w:val="00B15569"/>
+    <w:rsid w:val="00317856"/>
     <w:rPr>
       <w:i/>
       <w:iCs/>
@@ -12774,7 +13072,7 @@
     <w:basedOn w:val="Normal"/>
     <w:uiPriority w:val="34"/>
     <w:qFormat/>
-    <w:rsid w:val="00B15569"/>
+    <w:rsid w:val="00317856"/>
     <w:pPr>
       <w:ind w:left="720"/>
       <w:contextualSpacing/>
@@ -12785,7 +13083,7 @@
     <w:basedOn w:val="DefaultParagraphFont"/>
     <w:uiPriority w:val="21"/>
     <w:qFormat/>
-    <w:rsid w:val="00B15569"/>
+    <w:rsid w:val="00317856"/>
     <w:rPr>
       <w:i/>
       <w:iCs/>
@@ -12799,7 +13097,7 @@
     <w:link w:val="IntenseQuoteChar"/>
     <w:uiPriority w:val="30"/>
     <w:qFormat/>
-    <w:rsid w:val="00B15569"/>
+    <w:rsid w:val="00317856"/>
     <w:pPr>
       <w:pBdr>
         <w:top w:val="single" w:sz="4" w:space="10" w:color="2F5496" w:themeColor="accent1" w:themeShade="BF"/>
@@ -12820,7 +13118,7 @@
     <w:basedOn w:val="DefaultParagraphFont"/>
     <w:link w:val="IntenseQuote"/>
     <w:uiPriority w:val="30"/>
-    <w:rsid w:val="00B15569"/>
+    <w:rsid w:val="00317856"/>
     <w:rPr>
       <w:i/>
       <w:iCs/>
@@ -12832,7 +13130,7 @@
     <w:basedOn w:val="DefaultParagraphFont"/>
     <w:uiPriority w:val="32"/>
     <w:qFormat/>
-    <w:rsid w:val="00B15569"/>
+    <w:rsid w:val="00317856"/>
     <w:rPr>
       <w:b/>
       <w:bCs/>
